--- a/laprak/BAB9_Muhammad Ghazy Humaidi_245150200111071.docx
+++ b/laprak/BAB9_Muhammad Ghazy Humaidi_245150200111071.docx
@@ -181,7 +181,25 @@
                 <w:sz w:val="24"/>
                 <w:szCs w:val="24"/>
               </w:rPr>
-              <w:t>Muhammad Ghazy Humaidi</w:t>
+              <w:t xml:space="preserve">Muhammad </w:t>
+            </w:r>
+            <w:proofErr w:type="spellStart"/>
+            <w:r>
+              <w:rPr>
+                <w:rFonts w:ascii="Times New Roman" w:eastAsia="Times New Roman" w:hAnsi="Times New Roman" w:cs="Times New Roman"/>
+                <w:sz w:val="24"/>
+                <w:szCs w:val="24"/>
+              </w:rPr>
+              <w:t>Ghazy</w:t>
+            </w:r>
+            <w:proofErr w:type="spellEnd"/>
+            <w:r>
+              <w:rPr>
+                <w:rFonts w:ascii="Times New Roman" w:eastAsia="Times New Roman" w:hAnsi="Times New Roman" w:cs="Times New Roman"/>
+                <w:sz w:val="24"/>
+                <w:szCs w:val="24"/>
+              </w:rPr>
+              <w:t xml:space="preserve"> Humaidi</w:t>
             </w:r>
           </w:p>
         </w:tc>
@@ -458,8 +476,247 @@
           <w:sz w:val="24"/>
           <w:szCs w:val="24"/>
         </w:rPr>
-        <w:t>DATA ANALISIS DAN PERCOBAAN</w:t>
-      </w:r>
+        <w:t>PROSEDUR PERCOBAAN DAN HASIL</w:t>
+      </w:r>
+    </w:p>
+    <w:p>
+      <w:pPr>
+        <w:spacing w:after="0" w:line="240" w:lineRule="auto"/>
+        <w:rPr>
+          <w:rFonts w:ascii="Times New Roman" w:eastAsia="Times New Roman" w:hAnsi="Times New Roman" w:cs="Times New Roman"/>
+          <w:b/>
+          <w:sz w:val="24"/>
+          <w:szCs w:val="24"/>
+        </w:rPr>
+      </w:pPr>
+      <w:r>
+        <w:rPr>
+          <w:rFonts w:ascii="Times New Roman" w:eastAsia="Times New Roman" w:hAnsi="Times New Roman" w:cs="Times New Roman"/>
+          <w:b/>
+          <w:sz w:val="24"/>
+          <w:szCs w:val="24"/>
+        </w:rPr>
+        <w:t xml:space="preserve">1.5.1.1 </w:t>
+      </w:r>
+      <w:proofErr w:type="spellStart"/>
+      <w:r>
+        <w:rPr>
+          <w:rFonts w:ascii="Times New Roman" w:eastAsia="Times New Roman" w:hAnsi="Times New Roman" w:cs="Times New Roman"/>
+          <w:b/>
+          <w:sz w:val="24"/>
+          <w:szCs w:val="24"/>
+        </w:rPr>
+        <w:t>Menjalankan</w:t>
+      </w:r>
+      <w:proofErr w:type="spellEnd"/>
+      <w:r>
+        <w:rPr>
+          <w:rFonts w:ascii="Times New Roman" w:eastAsia="Times New Roman" w:hAnsi="Times New Roman" w:cs="Times New Roman"/>
+          <w:b/>
+          <w:sz w:val="24"/>
+          <w:szCs w:val="24"/>
+        </w:rPr>
+        <w:t xml:space="preserve"> </w:t>
+      </w:r>
+      <w:proofErr w:type="spellStart"/>
+      <w:r>
+        <w:rPr>
+          <w:rFonts w:ascii="Times New Roman" w:eastAsia="Times New Roman" w:hAnsi="Times New Roman" w:cs="Times New Roman"/>
+          <w:b/>
+          <w:sz w:val="24"/>
+          <w:szCs w:val="24"/>
+        </w:rPr>
+        <w:t>proyek</w:t>
+      </w:r>
+      <w:proofErr w:type="spellEnd"/>
+      <w:r>
+        <w:rPr>
+          <w:rFonts w:ascii="Times New Roman" w:eastAsia="Times New Roman" w:hAnsi="Times New Roman" w:cs="Times New Roman"/>
+          <w:b/>
+          <w:sz w:val="24"/>
+          <w:szCs w:val="24"/>
+        </w:rPr>
+        <w:t xml:space="preserve"> </w:t>
+      </w:r>
+      <w:proofErr w:type="spellStart"/>
+      <w:r>
+        <w:rPr>
+          <w:rFonts w:ascii="Times New Roman" w:eastAsia="Times New Roman" w:hAnsi="Times New Roman" w:cs="Times New Roman"/>
+          <w:b/>
+          <w:sz w:val="24"/>
+          <w:szCs w:val="24"/>
+        </w:rPr>
+        <w:t>Fil</w:t>
+      </w:r>
+      <w:r>
+        <w:rPr>
+          <w:rFonts w:ascii="Times New Roman" w:eastAsia="Times New Roman" w:hAnsi="Times New Roman" w:cs="Times New Roman"/>
+          <w:b/>
+          <w:sz w:val="24"/>
+          <w:szCs w:val="24"/>
+        </w:rPr>
+        <w:t>e</w:t>
+      </w:r>
+      <w:r>
+        <w:rPr>
+          <w:rFonts w:ascii="Times New Roman" w:eastAsia="Times New Roman" w:hAnsi="Times New Roman" w:cs="Times New Roman"/>
+          <w:b/>
+          <w:sz w:val="24"/>
+          <w:szCs w:val="24"/>
+        </w:rPr>
+        <w:t>ReaderExample</w:t>
+      </w:r>
+      <w:proofErr w:type="spellEnd"/>
+    </w:p>
+    <w:p>
+      <w:pPr>
+        <w:pStyle w:val="ListParagraph"/>
+        <w:spacing w:line="240" w:lineRule="auto"/>
+        <w:jc w:val="both"/>
+        <w:rPr>
+          <w:rFonts w:ascii="Times New Roman" w:eastAsia="Times New Roman" w:hAnsi="Times New Roman" w:cs="Times New Roman"/>
+          <w:b/>
+          <w:sz w:val="24"/>
+          <w:szCs w:val="24"/>
+        </w:rPr>
+      </w:pPr>
+      <w:proofErr w:type="spellStart"/>
+      <w:r>
+        <w:rPr>
+          <w:rFonts w:ascii="Times New Roman" w:eastAsia="Times New Roman" w:hAnsi="Times New Roman" w:cs="Times New Roman"/>
+          <w:b/>
+          <w:sz w:val="24"/>
+          <w:szCs w:val="24"/>
+        </w:rPr>
+        <w:t>Screenshoot</w:t>
+      </w:r>
+      <w:proofErr w:type="spellEnd"/>
+    </w:p>
+    <w:p>
+      <w:pPr>
+        <w:pStyle w:val="ListParagraph"/>
+        <w:spacing w:line="240" w:lineRule="auto"/>
+        <w:jc w:val="both"/>
+        <w:rPr>
+          <w:rFonts w:ascii="Times New Roman" w:eastAsia="Times New Roman" w:hAnsi="Times New Roman" w:cs="Times New Roman"/>
+          <w:bCs/>
+          <w:sz w:val="24"/>
+          <w:szCs w:val="24"/>
+        </w:rPr>
+      </w:pPr>
+      <w:r>
+        <w:rPr>
+          <w:rFonts w:ascii="Times New Roman" w:eastAsia="Times New Roman" w:hAnsi="Times New Roman" w:cs="Times New Roman"/>
+          <w:bCs/>
+          <w:sz w:val="24"/>
+          <w:szCs w:val="24"/>
+        </w:rPr>
+        <w:drawing>
+          <wp:inline distT="0" distB="0" distL="0" distR="0" wp14:anchorId="44C7A523" wp14:editId="7C88A392">
+            <wp:extent cx="5731510" cy="3340100"/>
+            <wp:effectExtent l="0" t="0" r="2540" b="0"/>
+            <wp:docPr id="1826428534" name="Picture 1"/>
+            <wp:cNvGraphicFramePr>
+              <a:graphicFrameLocks xmlns:a="http://schemas.openxmlformats.org/drawingml/2006/main" noChangeAspect="1"/>
+            </wp:cNvGraphicFramePr>
+            <a:graphic xmlns:a="http://schemas.openxmlformats.org/drawingml/2006/main">
+              <a:graphicData uri="http://schemas.openxmlformats.org/drawingml/2006/picture">
+                <pic:pic xmlns:pic="http://schemas.openxmlformats.org/drawingml/2006/picture">
+                  <pic:nvPicPr>
+                    <pic:cNvPr id="1826428534" name=""/>
+                    <pic:cNvPicPr/>
+                  </pic:nvPicPr>
+                  <pic:blipFill>
+                    <a:blip r:embed="rId6"/>
+                    <a:stretch>
+                      <a:fillRect/>
+                    </a:stretch>
+                  </pic:blipFill>
+                  <pic:spPr>
+                    <a:xfrm>
+                      <a:off x="0" y="0"/>
+                      <a:ext cx="5731510" cy="3340100"/>
+                    </a:xfrm>
+                    <a:prstGeom prst="rect">
+                      <a:avLst/>
+                    </a:prstGeom>
+                  </pic:spPr>
+                </pic:pic>
+              </a:graphicData>
+            </a:graphic>
+          </wp:inline>
+        </w:drawing>
+      </w:r>
+    </w:p>
+    <w:p>
+      <w:pPr>
+        <w:pStyle w:val="ListParagraph"/>
+        <w:spacing w:line="240" w:lineRule="auto"/>
+        <w:jc w:val="both"/>
+        <w:rPr>
+          <w:rFonts w:ascii="Times New Roman" w:eastAsia="Times New Roman" w:hAnsi="Times New Roman" w:cs="Times New Roman"/>
+          <w:bCs/>
+          <w:sz w:val="24"/>
+          <w:szCs w:val="24"/>
+        </w:rPr>
+      </w:pPr>
+      <w:r>
+        <w:rPr>
+          <w:rFonts w:ascii="Times New Roman" w:eastAsia="Times New Roman" w:hAnsi="Times New Roman" w:cs="Times New Roman"/>
+          <w:bCs/>
+          <w:sz w:val="24"/>
+          <w:szCs w:val="24"/>
+        </w:rPr>
+        <w:lastRenderedPageBreak/>
+        <w:drawing>
+          <wp:inline distT="0" distB="0" distL="0" distR="0" wp14:anchorId="40ACE7AE" wp14:editId="47260D36">
+            <wp:extent cx="5731510" cy="3348355"/>
+            <wp:effectExtent l="0" t="0" r="2540" b="4445"/>
+            <wp:docPr id="334168252" name="Picture 1"/>
+            <wp:cNvGraphicFramePr>
+              <a:graphicFrameLocks xmlns:a="http://schemas.openxmlformats.org/drawingml/2006/main" noChangeAspect="1"/>
+            </wp:cNvGraphicFramePr>
+            <a:graphic xmlns:a="http://schemas.openxmlformats.org/drawingml/2006/main">
+              <a:graphicData uri="http://schemas.openxmlformats.org/drawingml/2006/picture">
+                <pic:pic xmlns:pic="http://schemas.openxmlformats.org/drawingml/2006/picture">
+                  <pic:nvPicPr>
+                    <pic:cNvPr id="334168252" name=""/>
+                    <pic:cNvPicPr/>
+                  </pic:nvPicPr>
+                  <pic:blipFill>
+                    <a:blip r:embed="rId7"/>
+                    <a:stretch>
+                      <a:fillRect/>
+                    </a:stretch>
+                  </pic:blipFill>
+                  <pic:spPr>
+                    <a:xfrm>
+                      <a:off x="0" y="0"/>
+                      <a:ext cx="5731510" cy="3348355"/>
+                    </a:xfrm>
+                    <a:prstGeom prst="rect">
+                      <a:avLst/>
+                    </a:prstGeom>
+                  </pic:spPr>
+                </pic:pic>
+              </a:graphicData>
+            </a:graphic>
+          </wp:inline>
+        </w:drawing>
+      </w:r>
+    </w:p>
+    <w:p>
+      <w:pPr>
+        <w:pStyle w:val="ListParagraph"/>
+        <w:spacing w:line="240" w:lineRule="auto"/>
+        <w:jc w:val="both"/>
+        <w:rPr>
+          <w:rFonts w:ascii="Times New Roman" w:eastAsia="Times New Roman" w:hAnsi="Times New Roman" w:cs="Times New Roman"/>
+          <w:b/>
+          <w:sz w:val="24"/>
+          <w:szCs w:val="24"/>
+        </w:rPr>
+      </w:pPr>
     </w:p>
     <w:p>
       <w:pPr>
@@ -477,6 +734,7 @@
           <w:szCs w:val="24"/>
         </w:rPr>
       </w:pPr>
+      <w:proofErr w:type="spellStart"/>
       <w:r>
         <w:rPr>
           <w:rFonts w:ascii="Times New Roman" w:eastAsia="Times New Roman" w:hAnsi="Times New Roman" w:cs="Times New Roman"/>
@@ -484,8 +742,29 @@
           <w:sz w:val="24"/>
           <w:szCs w:val="24"/>
         </w:rPr>
-        <w:t>Modifikasi kode</w:t>
-      </w:r>
+        <w:t>Modifikasi</w:t>
+      </w:r>
+      <w:proofErr w:type="spellEnd"/>
+      <w:r>
+        <w:rPr>
+          <w:rFonts w:ascii="Times New Roman" w:eastAsia="Times New Roman" w:hAnsi="Times New Roman" w:cs="Times New Roman"/>
+          <w:b/>
+          <w:sz w:val="24"/>
+          <w:szCs w:val="24"/>
+        </w:rPr>
+        <w:t xml:space="preserve"> </w:t>
+      </w:r>
+      <w:proofErr w:type="spellStart"/>
+      <w:r>
+        <w:rPr>
+          <w:rFonts w:ascii="Times New Roman" w:eastAsia="Times New Roman" w:hAnsi="Times New Roman" w:cs="Times New Roman"/>
+          <w:b/>
+          <w:sz w:val="24"/>
+          <w:szCs w:val="24"/>
+        </w:rPr>
+        <w:t>kode</w:t>
+      </w:r>
+      <w:proofErr w:type="spellEnd"/>
     </w:p>
     <w:p>
       <w:pPr>
@@ -499,15 +778,177 @@
           <w:szCs w:val="24"/>
         </w:rPr>
       </w:pPr>
-      <w:r>
-        <w:rPr>
-          <w:rFonts w:ascii="Times New Roman" w:eastAsia="Times New Roman" w:hAnsi="Times New Roman" w:cs="Times New Roman"/>
-          <w:bCs/>
-          <w:sz w:val="24"/>
-          <w:szCs w:val="24"/>
-        </w:rPr>
-        <w:t>Modifikasi kode diatas agar membaca isi file kedalam suatu variabel array dengan</w:t>
-      </w:r>
+      <w:proofErr w:type="spellStart"/>
+      <w:r>
+        <w:rPr>
+          <w:rFonts w:ascii="Times New Roman" w:eastAsia="Times New Roman" w:hAnsi="Times New Roman" w:cs="Times New Roman"/>
+          <w:bCs/>
+          <w:sz w:val="24"/>
+          <w:szCs w:val="24"/>
+        </w:rPr>
+        <w:t>Modifikasi</w:t>
+      </w:r>
+      <w:proofErr w:type="spellEnd"/>
+      <w:r>
+        <w:rPr>
+          <w:rFonts w:ascii="Times New Roman" w:eastAsia="Times New Roman" w:hAnsi="Times New Roman" w:cs="Times New Roman"/>
+          <w:bCs/>
+          <w:sz w:val="24"/>
+          <w:szCs w:val="24"/>
+        </w:rPr>
+        <w:t xml:space="preserve"> </w:t>
+      </w:r>
+      <w:proofErr w:type="spellStart"/>
+      <w:r>
+        <w:rPr>
+          <w:rFonts w:ascii="Times New Roman" w:eastAsia="Times New Roman" w:hAnsi="Times New Roman" w:cs="Times New Roman"/>
+          <w:bCs/>
+          <w:sz w:val="24"/>
+          <w:szCs w:val="24"/>
+        </w:rPr>
+        <w:t>kode</w:t>
+      </w:r>
+      <w:proofErr w:type="spellEnd"/>
+      <w:r>
+        <w:rPr>
+          <w:rFonts w:ascii="Times New Roman" w:eastAsia="Times New Roman" w:hAnsi="Times New Roman" w:cs="Times New Roman"/>
+          <w:bCs/>
+          <w:sz w:val="24"/>
+          <w:szCs w:val="24"/>
+        </w:rPr>
+        <w:t xml:space="preserve"> </w:t>
+      </w:r>
+      <w:proofErr w:type="spellStart"/>
+      <w:r>
+        <w:rPr>
+          <w:rFonts w:ascii="Times New Roman" w:eastAsia="Times New Roman" w:hAnsi="Times New Roman" w:cs="Times New Roman"/>
+          <w:bCs/>
+          <w:sz w:val="24"/>
+          <w:szCs w:val="24"/>
+        </w:rPr>
+        <w:t>diatas</w:t>
+      </w:r>
+      <w:proofErr w:type="spellEnd"/>
+      <w:r>
+        <w:rPr>
+          <w:rFonts w:ascii="Times New Roman" w:eastAsia="Times New Roman" w:hAnsi="Times New Roman" w:cs="Times New Roman"/>
+          <w:bCs/>
+          <w:sz w:val="24"/>
+          <w:szCs w:val="24"/>
+        </w:rPr>
+        <w:t xml:space="preserve"> agar </w:t>
+      </w:r>
+      <w:proofErr w:type="spellStart"/>
+      <w:r>
+        <w:rPr>
+          <w:rFonts w:ascii="Times New Roman" w:eastAsia="Times New Roman" w:hAnsi="Times New Roman" w:cs="Times New Roman"/>
+          <w:bCs/>
+          <w:sz w:val="24"/>
+          <w:szCs w:val="24"/>
+        </w:rPr>
+        <w:t>membaca</w:t>
+      </w:r>
+      <w:proofErr w:type="spellEnd"/>
+      <w:r>
+        <w:rPr>
+          <w:rFonts w:ascii="Times New Roman" w:eastAsia="Times New Roman" w:hAnsi="Times New Roman" w:cs="Times New Roman"/>
+          <w:bCs/>
+          <w:sz w:val="24"/>
+          <w:szCs w:val="24"/>
+        </w:rPr>
+        <w:t xml:space="preserve"> </w:t>
+      </w:r>
+      <w:proofErr w:type="spellStart"/>
+      <w:r>
+        <w:rPr>
+          <w:rFonts w:ascii="Times New Roman" w:eastAsia="Times New Roman" w:hAnsi="Times New Roman" w:cs="Times New Roman"/>
+          <w:bCs/>
+          <w:sz w:val="24"/>
+          <w:szCs w:val="24"/>
+        </w:rPr>
+        <w:t>isi</w:t>
+      </w:r>
+      <w:proofErr w:type="spellEnd"/>
+      <w:r>
+        <w:rPr>
+          <w:rFonts w:ascii="Times New Roman" w:eastAsia="Times New Roman" w:hAnsi="Times New Roman" w:cs="Times New Roman"/>
+          <w:bCs/>
+          <w:sz w:val="24"/>
+          <w:szCs w:val="24"/>
+        </w:rPr>
+        <w:t xml:space="preserve"> file </w:t>
+      </w:r>
+      <w:proofErr w:type="spellStart"/>
+      <w:r>
+        <w:rPr>
+          <w:rFonts w:ascii="Times New Roman" w:eastAsia="Times New Roman" w:hAnsi="Times New Roman" w:cs="Times New Roman"/>
+          <w:bCs/>
+          <w:sz w:val="24"/>
+          <w:szCs w:val="24"/>
+        </w:rPr>
+        <w:t>kedalam</w:t>
+      </w:r>
+      <w:proofErr w:type="spellEnd"/>
+      <w:r>
+        <w:rPr>
+          <w:rFonts w:ascii="Times New Roman" w:eastAsia="Times New Roman" w:hAnsi="Times New Roman" w:cs="Times New Roman"/>
+          <w:bCs/>
+          <w:sz w:val="24"/>
+          <w:szCs w:val="24"/>
+        </w:rPr>
+        <w:t xml:space="preserve"> </w:t>
+      </w:r>
+      <w:proofErr w:type="spellStart"/>
+      <w:r>
+        <w:rPr>
+          <w:rFonts w:ascii="Times New Roman" w:eastAsia="Times New Roman" w:hAnsi="Times New Roman" w:cs="Times New Roman"/>
+          <w:bCs/>
+          <w:sz w:val="24"/>
+          <w:szCs w:val="24"/>
+        </w:rPr>
+        <w:t>suatu</w:t>
+      </w:r>
+      <w:proofErr w:type="spellEnd"/>
+      <w:r>
+        <w:rPr>
+          <w:rFonts w:ascii="Times New Roman" w:eastAsia="Times New Roman" w:hAnsi="Times New Roman" w:cs="Times New Roman"/>
+          <w:bCs/>
+          <w:sz w:val="24"/>
+          <w:szCs w:val="24"/>
+        </w:rPr>
+        <w:t xml:space="preserve"> </w:t>
+      </w:r>
+      <w:proofErr w:type="spellStart"/>
+      <w:r>
+        <w:rPr>
+          <w:rFonts w:ascii="Times New Roman" w:eastAsia="Times New Roman" w:hAnsi="Times New Roman" w:cs="Times New Roman"/>
+          <w:bCs/>
+          <w:sz w:val="24"/>
+          <w:szCs w:val="24"/>
+        </w:rPr>
+        <w:t>variabel</w:t>
+      </w:r>
+      <w:proofErr w:type="spellEnd"/>
+      <w:r>
+        <w:rPr>
+          <w:rFonts w:ascii="Times New Roman" w:eastAsia="Times New Roman" w:hAnsi="Times New Roman" w:cs="Times New Roman"/>
+          <w:bCs/>
+          <w:sz w:val="24"/>
+          <w:szCs w:val="24"/>
+        </w:rPr>
+        <w:t xml:space="preserve"> array </w:t>
+      </w:r>
+      <w:proofErr w:type="spellStart"/>
+      <w:r>
+        <w:rPr>
+          <w:rFonts w:ascii="Times New Roman" w:eastAsia="Times New Roman" w:hAnsi="Times New Roman" w:cs="Times New Roman"/>
+          <w:bCs/>
+          <w:sz w:val="24"/>
+          <w:szCs w:val="24"/>
+        </w:rPr>
+        <w:t>dengan</w:t>
+      </w:r>
+      <w:proofErr w:type="spellEnd"/>
     </w:p>
     <w:p>
       <w:pPr>
@@ -521,14 +962,165 @@
           <w:szCs w:val="24"/>
         </w:rPr>
       </w:pPr>
-      <w:r>
-        <w:rPr>
-          <w:rFonts w:ascii="Times New Roman" w:eastAsia="Times New Roman" w:hAnsi="Times New Roman" w:cs="Times New Roman"/>
-          <w:bCs/>
-          <w:sz w:val="24"/>
-          <w:szCs w:val="24"/>
-        </w:rPr>
-        <w:t>panjang sesuai isi filenya. Tampilkan isi variabel array tersebut.</w:t>
+      <w:proofErr w:type="spellStart"/>
+      <w:r>
+        <w:rPr>
+          <w:rFonts w:ascii="Times New Roman" w:eastAsia="Times New Roman" w:hAnsi="Times New Roman" w:cs="Times New Roman"/>
+          <w:bCs/>
+          <w:sz w:val="24"/>
+          <w:szCs w:val="24"/>
+        </w:rPr>
+        <w:t>panjang</w:t>
+      </w:r>
+      <w:proofErr w:type="spellEnd"/>
+      <w:r>
+        <w:rPr>
+          <w:rFonts w:ascii="Times New Roman" w:eastAsia="Times New Roman" w:hAnsi="Times New Roman" w:cs="Times New Roman"/>
+          <w:bCs/>
+          <w:sz w:val="24"/>
+          <w:szCs w:val="24"/>
+        </w:rPr>
+        <w:t xml:space="preserve"> </w:t>
+      </w:r>
+      <w:proofErr w:type="spellStart"/>
+      <w:r>
+        <w:rPr>
+          <w:rFonts w:ascii="Times New Roman" w:eastAsia="Times New Roman" w:hAnsi="Times New Roman" w:cs="Times New Roman"/>
+          <w:bCs/>
+          <w:sz w:val="24"/>
+          <w:szCs w:val="24"/>
+        </w:rPr>
+        <w:t>sesuai</w:t>
+      </w:r>
+      <w:proofErr w:type="spellEnd"/>
+      <w:r>
+        <w:rPr>
+          <w:rFonts w:ascii="Times New Roman" w:eastAsia="Times New Roman" w:hAnsi="Times New Roman" w:cs="Times New Roman"/>
+          <w:bCs/>
+          <w:sz w:val="24"/>
+          <w:szCs w:val="24"/>
+        </w:rPr>
+        <w:t xml:space="preserve"> </w:t>
+      </w:r>
+      <w:proofErr w:type="spellStart"/>
+      <w:r>
+        <w:rPr>
+          <w:rFonts w:ascii="Times New Roman" w:eastAsia="Times New Roman" w:hAnsi="Times New Roman" w:cs="Times New Roman"/>
+          <w:bCs/>
+          <w:sz w:val="24"/>
+          <w:szCs w:val="24"/>
+        </w:rPr>
+        <w:t>isi</w:t>
+      </w:r>
+      <w:proofErr w:type="spellEnd"/>
+      <w:r>
+        <w:rPr>
+          <w:rFonts w:ascii="Times New Roman" w:eastAsia="Times New Roman" w:hAnsi="Times New Roman" w:cs="Times New Roman"/>
+          <w:bCs/>
+          <w:sz w:val="24"/>
+          <w:szCs w:val="24"/>
+        </w:rPr>
+        <w:t xml:space="preserve"> </w:t>
+      </w:r>
+      <w:proofErr w:type="spellStart"/>
+      <w:r>
+        <w:rPr>
+          <w:rFonts w:ascii="Times New Roman" w:eastAsia="Times New Roman" w:hAnsi="Times New Roman" w:cs="Times New Roman"/>
+          <w:bCs/>
+          <w:sz w:val="24"/>
+          <w:szCs w:val="24"/>
+        </w:rPr>
+        <w:t>filenya</w:t>
+      </w:r>
+      <w:proofErr w:type="spellEnd"/>
+      <w:r>
+        <w:rPr>
+          <w:rFonts w:ascii="Times New Roman" w:eastAsia="Times New Roman" w:hAnsi="Times New Roman" w:cs="Times New Roman"/>
+          <w:bCs/>
+          <w:sz w:val="24"/>
+          <w:szCs w:val="24"/>
+        </w:rPr>
+        <w:t xml:space="preserve">. </w:t>
+      </w:r>
+      <w:proofErr w:type="spellStart"/>
+      <w:r>
+        <w:rPr>
+          <w:rFonts w:ascii="Times New Roman" w:eastAsia="Times New Roman" w:hAnsi="Times New Roman" w:cs="Times New Roman"/>
+          <w:bCs/>
+          <w:sz w:val="24"/>
+          <w:szCs w:val="24"/>
+        </w:rPr>
+        <w:t>Tampilkan</w:t>
+      </w:r>
+      <w:proofErr w:type="spellEnd"/>
+      <w:r>
+        <w:rPr>
+          <w:rFonts w:ascii="Times New Roman" w:eastAsia="Times New Roman" w:hAnsi="Times New Roman" w:cs="Times New Roman"/>
+          <w:bCs/>
+          <w:sz w:val="24"/>
+          <w:szCs w:val="24"/>
+        </w:rPr>
+        <w:t xml:space="preserve"> </w:t>
+      </w:r>
+      <w:proofErr w:type="spellStart"/>
+      <w:r>
+        <w:rPr>
+          <w:rFonts w:ascii="Times New Roman" w:eastAsia="Times New Roman" w:hAnsi="Times New Roman" w:cs="Times New Roman"/>
+          <w:bCs/>
+          <w:sz w:val="24"/>
+          <w:szCs w:val="24"/>
+        </w:rPr>
+        <w:t>isi</w:t>
+      </w:r>
+      <w:proofErr w:type="spellEnd"/>
+      <w:r>
+        <w:rPr>
+          <w:rFonts w:ascii="Times New Roman" w:eastAsia="Times New Roman" w:hAnsi="Times New Roman" w:cs="Times New Roman"/>
+          <w:bCs/>
+          <w:sz w:val="24"/>
+          <w:szCs w:val="24"/>
+        </w:rPr>
+        <w:t xml:space="preserve"> </w:t>
+      </w:r>
+      <w:proofErr w:type="spellStart"/>
+      <w:r>
+        <w:rPr>
+          <w:rFonts w:ascii="Times New Roman" w:eastAsia="Times New Roman" w:hAnsi="Times New Roman" w:cs="Times New Roman"/>
+          <w:bCs/>
+          <w:sz w:val="24"/>
+          <w:szCs w:val="24"/>
+        </w:rPr>
+        <w:t>variabel</w:t>
+      </w:r>
+      <w:proofErr w:type="spellEnd"/>
+      <w:r>
+        <w:rPr>
+          <w:rFonts w:ascii="Times New Roman" w:eastAsia="Times New Roman" w:hAnsi="Times New Roman" w:cs="Times New Roman"/>
+          <w:bCs/>
+          <w:sz w:val="24"/>
+          <w:szCs w:val="24"/>
+        </w:rPr>
+        <w:t xml:space="preserve"> array </w:t>
+      </w:r>
+      <w:proofErr w:type="spellStart"/>
+      <w:r>
+        <w:rPr>
+          <w:rFonts w:ascii="Times New Roman" w:eastAsia="Times New Roman" w:hAnsi="Times New Roman" w:cs="Times New Roman"/>
+          <w:bCs/>
+          <w:sz w:val="24"/>
+          <w:szCs w:val="24"/>
+        </w:rPr>
+        <w:t>tersebut</w:t>
+      </w:r>
+      <w:proofErr w:type="spellEnd"/>
+      <w:r>
+        <w:rPr>
+          <w:rFonts w:ascii="Times New Roman" w:eastAsia="Times New Roman" w:hAnsi="Times New Roman" w:cs="Times New Roman"/>
+          <w:bCs/>
+          <w:sz w:val="24"/>
+          <w:szCs w:val="24"/>
+        </w:rPr>
+        <w:t>.</w:t>
       </w:r>
     </w:p>
     <w:p>
@@ -556,6 +1148,7 @@
           <w:szCs w:val="24"/>
         </w:rPr>
       </w:pPr>
+      <w:proofErr w:type="spellStart"/>
       <w:r>
         <w:rPr>
           <w:rFonts w:ascii="Times New Roman" w:eastAsia="Times New Roman" w:hAnsi="Times New Roman" w:cs="Times New Roman"/>
@@ -566,6 +1159,7 @@
         </w:rPr>
         <w:t>Screenshoot</w:t>
       </w:r>
+      <w:proofErr w:type="spellEnd"/>
     </w:p>
     <w:p>
       <w:pPr>
@@ -584,6 +1178,7 @@
           <w:rFonts w:ascii="Times New Roman" w:eastAsia="Times New Roman" w:hAnsi="Times New Roman" w:cs="Times New Roman"/>
           <w:b/>
           <w:bCs/>
+          <w:noProof/>
           <w:sz w:val="24"/>
           <w:szCs w:val="24"/>
         </w:rPr>
@@ -603,7 +1198,7 @@
                     <pic:cNvPicPr/>
                   </pic:nvPicPr>
                   <pic:blipFill>
-                    <a:blip r:embed="rId6"/>
+                    <a:blip r:embed="rId8"/>
                     <a:stretch>
                       <a:fillRect/>
                     </a:stretch>
@@ -651,9 +1246,11 @@
         <w:rPr>
           <w:rFonts w:ascii="Times New Roman" w:eastAsia="Times New Roman" w:hAnsi="Times New Roman" w:cs="Times New Roman"/>
           <w:b/>
-          <w:sz w:val="24"/>
-          <w:szCs w:val="24"/>
-        </w:rPr>
+          <w:noProof/>
+          <w:sz w:val="24"/>
+          <w:szCs w:val="24"/>
+        </w:rPr>
+        <w:lastRenderedPageBreak/>
         <w:drawing>
           <wp:inline distT="0" distB="0" distL="0" distR="0" wp14:anchorId="579A2A42" wp14:editId="7CC7A187">
             <wp:extent cx="5731510" cy="2332355"/>
@@ -670,7 +1267,7 @@
                     <pic:cNvPicPr/>
                   </pic:nvPicPr>
                   <pic:blipFill>
-                    <a:blip r:embed="rId7"/>
+                    <a:blip r:embed="rId9"/>
                     <a:stretch>
                       <a:fillRect/>
                     </a:stretch>
@@ -702,6 +1299,7 @@
           <w:szCs w:val="24"/>
         </w:rPr>
       </w:pPr>
+      <w:proofErr w:type="spellStart"/>
       <w:r>
         <w:rPr>
           <w:rFonts w:ascii="Times New Roman" w:eastAsia="Times New Roman" w:hAnsi="Times New Roman" w:cs="Times New Roman"/>
@@ -711,6 +1309,7 @@
         </w:rPr>
         <w:t>Penjelasan</w:t>
       </w:r>
+      <w:proofErr w:type="spellEnd"/>
       <w:r>
         <w:rPr>
           <w:rFonts w:ascii="Times New Roman" w:eastAsia="Times New Roman" w:hAnsi="Times New Roman" w:cs="Times New Roman"/>
@@ -718,8 +1317,19 @@
           <w:sz w:val="24"/>
           <w:szCs w:val="24"/>
         </w:rPr>
-        <w:t xml:space="preserve"> dan jawaban</w:t>
-      </w:r>
+        <w:t xml:space="preserve"> dan </w:t>
+      </w:r>
+      <w:proofErr w:type="spellStart"/>
+      <w:r>
+        <w:rPr>
+          <w:rFonts w:ascii="Times New Roman" w:eastAsia="Times New Roman" w:hAnsi="Times New Roman" w:cs="Times New Roman"/>
+          <w:b/>
+          <w:sz w:val="24"/>
+          <w:szCs w:val="24"/>
+        </w:rPr>
+        <w:t>jawaban</w:t>
+      </w:r>
+      <w:proofErr w:type="spellEnd"/>
     </w:p>
     <w:p>
       <w:pPr>
@@ -739,17 +1349,587 @@
           <w:sz w:val="24"/>
           <w:szCs w:val="24"/>
         </w:rPr>
-        <w:t xml:space="preserve">Karena perlu menggunakan array, kita perlu melakukan instansiasi array dengan tipe data String terlebih dahulu. Namun, karena array itu membutuhkan isi ketika dibuat, </w:t>
-      </w:r>
-      <w:r>
-        <w:rPr>
-          <w:rFonts w:ascii="Times New Roman" w:eastAsia="Times New Roman" w:hAnsi="Times New Roman" w:cs="Times New Roman"/>
-          <w:bCs/>
-          <w:sz w:val="24"/>
-          <w:szCs w:val="24"/>
-        </w:rPr>
-        <w:lastRenderedPageBreak/>
-        <w:t xml:space="preserve">maka kita misalkan saja isinya 100 (andaikan bisa menggunakan ArrayLst, maka ini enak ka </w:t>
+        <w:t xml:space="preserve">Karena </w:t>
+      </w:r>
+      <w:proofErr w:type="spellStart"/>
+      <w:r>
+        <w:rPr>
+          <w:rFonts w:ascii="Times New Roman" w:eastAsia="Times New Roman" w:hAnsi="Times New Roman" w:cs="Times New Roman"/>
+          <w:bCs/>
+          <w:sz w:val="24"/>
+          <w:szCs w:val="24"/>
+        </w:rPr>
+        <w:t>perlu</w:t>
+      </w:r>
+      <w:proofErr w:type="spellEnd"/>
+      <w:r>
+        <w:rPr>
+          <w:rFonts w:ascii="Times New Roman" w:eastAsia="Times New Roman" w:hAnsi="Times New Roman" w:cs="Times New Roman"/>
+          <w:bCs/>
+          <w:sz w:val="24"/>
+          <w:szCs w:val="24"/>
+        </w:rPr>
+        <w:t xml:space="preserve"> </w:t>
+      </w:r>
+      <w:proofErr w:type="spellStart"/>
+      <w:r>
+        <w:rPr>
+          <w:rFonts w:ascii="Times New Roman" w:eastAsia="Times New Roman" w:hAnsi="Times New Roman" w:cs="Times New Roman"/>
+          <w:bCs/>
+          <w:sz w:val="24"/>
+          <w:szCs w:val="24"/>
+        </w:rPr>
+        <w:t>menggunakan</w:t>
+      </w:r>
+      <w:proofErr w:type="spellEnd"/>
+      <w:r>
+        <w:rPr>
+          <w:rFonts w:ascii="Times New Roman" w:eastAsia="Times New Roman" w:hAnsi="Times New Roman" w:cs="Times New Roman"/>
+          <w:bCs/>
+          <w:sz w:val="24"/>
+          <w:szCs w:val="24"/>
+        </w:rPr>
+        <w:t xml:space="preserve"> array, </w:t>
+      </w:r>
+      <w:proofErr w:type="spellStart"/>
+      <w:r>
+        <w:rPr>
+          <w:rFonts w:ascii="Times New Roman" w:eastAsia="Times New Roman" w:hAnsi="Times New Roman" w:cs="Times New Roman"/>
+          <w:bCs/>
+          <w:sz w:val="24"/>
+          <w:szCs w:val="24"/>
+        </w:rPr>
+        <w:t>kita</w:t>
+      </w:r>
+      <w:proofErr w:type="spellEnd"/>
+      <w:r>
+        <w:rPr>
+          <w:rFonts w:ascii="Times New Roman" w:eastAsia="Times New Roman" w:hAnsi="Times New Roman" w:cs="Times New Roman"/>
+          <w:bCs/>
+          <w:sz w:val="24"/>
+          <w:szCs w:val="24"/>
+        </w:rPr>
+        <w:t xml:space="preserve"> </w:t>
+      </w:r>
+      <w:proofErr w:type="spellStart"/>
+      <w:r>
+        <w:rPr>
+          <w:rFonts w:ascii="Times New Roman" w:eastAsia="Times New Roman" w:hAnsi="Times New Roman" w:cs="Times New Roman"/>
+          <w:bCs/>
+          <w:sz w:val="24"/>
+          <w:szCs w:val="24"/>
+        </w:rPr>
+        <w:t>perlu</w:t>
+      </w:r>
+      <w:proofErr w:type="spellEnd"/>
+      <w:r>
+        <w:rPr>
+          <w:rFonts w:ascii="Times New Roman" w:eastAsia="Times New Roman" w:hAnsi="Times New Roman" w:cs="Times New Roman"/>
+          <w:bCs/>
+          <w:sz w:val="24"/>
+          <w:szCs w:val="24"/>
+        </w:rPr>
+        <w:t xml:space="preserve"> </w:t>
+      </w:r>
+      <w:proofErr w:type="spellStart"/>
+      <w:r>
+        <w:rPr>
+          <w:rFonts w:ascii="Times New Roman" w:eastAsia="Times New Roman" w:hAnsi="Times New Roman" w:cs="Times New Roman"/>
+          <w:bCs/>
+          <w:sz w:val="24"/>
+          <w:szCs w:val="24"/>
+        </w:rPr>
+        <w:t>melakukan</w:t>
+      </w:r>
+      <w:proofErr w:type="spellEnd"/>
+      <w:r>
+        <w:rPr>
+          <w:rFonts w:ascii="Times New Roman" w:eastAsia="Times New Roman" w:hAnsi="Times New Roman" w:cs="Times New Roman"/>
+          <w:bCs/>
+          <w:sz w:val="24"/>
+          <w:szCs w:val="24"/>
+        </w:rPr>
+        <w:t xml:space="preserve"> </w:t>
+      </w:r>
+      <w:proofErr w:type="spellStart"/>
+      <w:r>
+        <w:rPr>
+          <w:rFonts w:ascii="Times New Roman" w:eastAsia="Times New Roman" w:hAnsi="Times New Roman" w:cs="Times New Roman"/>
+          <w:bCs/>
+          <w:sz w:val="24"/>
+          <w:szCs w:val="24"/>
+        </w:rPr>
+        <w:t>instansiasi</w:t>
+      </w:r>
+      <w:proofErr w:type="spellEnd"/>
+      <w:r>
+        <w:rPr>
+          <w:rFonts w:ascii="Times New Roman" w:eastAsia="Times New Roman" w:hAnsi="Times New Roman" w:cs="Times New Roman"/>
+          <w:bCs/>
+          <w:sz w:val="24"/>
+          <w:szCs w:val="24"/>
+        </w:rPr>
+        <w:t xml:space="preserve"> array </w:t>
+      </w:r>
+      <w:proofErr w:type="spellStart"/>
+      <w:r>
+        <w:rPr>
+          <w:rFonts w:ascii="Times New Roman" w:eastAsia="Times New Roman" w:hAnsi="Times New Roman" w:cs="Times New Roman"/>
+          <w:bCs/>
+          <w:sz w:val="24"/>
+          <w:szCs w:val="24"/>
+        </w:rPr>
+        <w:t>dengan</w:t>
+      </w:r>
+      <w:proofErr w:type="spellEnd"/>
+      <w:r>
+        <w:rPr>
+          <w:rFonts w:ascii="Times New Roman" w:eastAsia="Times New Roman" w:hAnsi="Times New Roman" w:cs="Times New Roman"/>
+          <w:bCs/>
+          <w:sz w:val="24"/>
+          <w:szCs w:val="24"/>
+        </w:rPr>
+        <w:t xml:space="preserve"> </w:t>
+      </w:r>
+      <w:proofErr w:type="spellStart"/>
+      <w:r>
+        <w:rPr>
+          <w:rFonts w:ascii="Times New Roman" w:eastAsia="Times New Roman" w:hAnsi="Times New Roman" w:cs="Times New Roman"/>
+          <w:bCs/>
+          <w:sz w:val="24"/>
+          <w:szCs w:val="24"/>
+        </w:rPr>
+        <w:t>tipe</w:t>
+      </w:r>
+      <w:proofErr w:type="spellEnd"/>
+      <w:r>
+        <w:rPr>
+          <w:rFonts w:ascii="Times New Roman" w:eastAsia="Times New Roman" w:hAnsi="Times New Roman" w:cs="Times New Roman"/>
+          <w:bCs/>
+          <w:sz w:val="24"/>
+          <w:szCs w:val="24"/>
+        </w:rPr>
+        <w:t xml:space="preserve"> data String </w:t>
+      </w:r>
+      <w:proofErr w:type="spellStart"/>
+      <w:r>
+        <w:rPr>
+          <w:rFonts w:ascii="Times New Roman" w:eastAsia="Times New Roman" w:hAnsi="Times New Roman" w:cs="Times New Roman"/>
+          <w:bCs/>
+          <w:sz w:val="24"/>
+          <w:szCs w:val="24"/>
+        </w:rPr>
+        <w:t>terlebih</w:t>
+      </w:r>
+      <w:proofErr w:type="spellEnd"/>
+      <w:r>
+        <w:rPr>
+          <w:rFonts w:ascii="Times New Roman" w:eastAsia="Times New Roman" w:hAnsi="Times New Roman" w:cs="Times New Roman"/>
+          <w:bCs/>
+          <w:sz w:val="24"/>
+          <w:szCs w:val="24"/>
+        </w:rPr>
+        <w:t xml:space="preserve"> </w:t>
+      </w:r>
+      <w:proofErr w:type="spellStart"/>
+      <w:r>
+        <w:rPr>
+          <w:rFonts w:ascii="Times New Roman" w:eastAsia="Times New Roman" w:hAnsi="Times New Roman" w:cs="Times New Roman"/>
+          <w:bCs/>
+          <w:sz w:val="24"/>
+          <w:szCs w:val="24"/>
+        </w:rPr>
+        <w:t>dahulu</w:t>
+      </w:r>
+      <w:proofErr w:type="spellEnd"/>
+      <w:r>
+        <w:rPr>
+          <w:rFonts w:ascii="Times New Roman" w:eastAsia="Times New Roman" w:hAnsi="Times New Roman" w:cs="Times New Roman"/>
+          <w:bCs/>
+          <w:sz w:val="24"/>
+          <w:szCs w:val="24"/>
+        </w:rPr>
+        <w:t xml:space="preserve">. </w:t>
+      </w:r>
+      <w:proofErr w:type="spellStart"/>
+      <w:r>
+        <w:rPr>
+          <w:rFonts w:ascii="Times New Roman" w:eastAsia="Times New Roman" w:hAnsi="Times New Roman" w:cs="Times New Roman"/>
+          <w:bCs/>
+          <w:sz w:val="24"/>
+          <w:szCs w:val="24"/>
+        </w:rPr>
+        <w:t>Namun</w:t>
+      </w:r>
+      <w:proofErr w:type="spellEnd"/>
+      <w:r>
+        <w:rPr>
+          <w:rFonts w:ascii="Times New Roman" w:eastAsia="Times New Roman" w:hAnsi="Times New Roman" w:cs="Times New Roman"/>
+          <w:bCs/>
+          <w:sz w:val="24"/>
+          <w:szCs w:val="24"/>
+        </w:rPr>
+        <w:t xml:space="preserve">, </w:t>
+      </w:r>
+      <w:proofErr w:type="spellStart"/>
+      <w:r>
+        <w:rPr>
+          <w:rFonts w:ascii="Times New Roman" w:eastAsia="Times New Roman" w:hAnsi="Times New Roman" w:cs="Times New Roman"/>
+          <w:bCs/>
+          <w:sz w:val="24"/>
+          <w:szCs w:val="24"/>
+        </w:rPr>
+        <w:t>karena</w:t>
+      </w:r>
+      <w:proofErr w:type="spellEnd"/>
+      <w:r>
+        <w:rPr>
+          <w:rFonts w:ascii="Times New Roman" w:eastAsia="Times New Roman" w:hAnsi="Times New Roman" w:cs="Times New Roman"/>
+          <w:bCs/>
+          <w:sz w:val="24"/>
+          <w:szCs w:val="24"/>
+        </w:rPr>
+        <w:t xml:space="preserve"> array </w:t>
+      </w:r>
+      <w:proofErr w:type="spellStart"/>
+      <w:r>
+        <w:rPr>
+          <w:rFonts w:ascii="Times New Roman" w:eastAsia="Times New Roman" w:hAnsi="Times New Roman" w:cs="Times New Roman"/>
+          <w:bCs/>
+          <w:sz w:val="24"/>
+          <w:szCs w:val="24"/>
+        </w:rPr>
+        <w:t>itu</w:t>
+      </w:r>
+      <w:proofErr w:type="spellEnd"/>
+      <w:r>
+        <w:rPr>
+          <w:rFonts w:ascii="Times New Roman" w:eastAsia="Times New Roman" w:hAnsi="Times New Roman" w:cs="Times New Roman"/>
+          <w:bCs/>
+          <w:sz w:val="24"/>
+          <w:szCs w:val="24"/>
+        </w:rPr>
+        <w:t xml:space="preserve"> </w:t>
+      </w:r>
+      <w:proofErr w:type="spellStart"/>
+      <w:r>
+        <w:rPr>
+          <w:rFonts w:ascii="Times New Roman" w:eastAsia="Times New Roman" w:hAnsi="Times New Roman" w:cs="Times New Roman"/>
+          <w:bCs/>
+          <w:sz w:val="24"/>
+          <w:szCs w:val="24"/>
+        </w:rPr>
+        <w:t>membutuhkan</w:t>
+      </w:r>
+      <w:proofErr w:type="spellEnd"/>
+      <w:r>
+        <w:rPr>
+          <w:rFonts w:ascii="Times New Roman" w:eastAsia="Times New Roman" w:hAnsi="Times New Roman" w:cs="Times New Roman"/>
+          <w:bCs/>
+          <w:sz w:val="24"/>
+          <w:szCs w:val="24"/>
+        </w:rPr>
+        <w:t xml:space="preserve"> </w:t>
+      </w:r>
+      <w:proofErr w:type="spellStart"/>
+      <w:r>
+        <w:rPr>
+          <w:rFonts w:ascii="Times New Roman" w:eastAsia="Times New Roman" w:hAnsi="Times New Roman" w:cs="Times New Roman"/>
+          <w:bCs/>
+          <w:sz w:val="24"/>
+          <w:szCs w:val="24"/>
+        </w:rPr>
+        <w:t>isi</w:t>
+      </w:r>
+      <w:proofErr w:type="spellEnd"/>
+      <w:r>
+        <w:rPr>
+          <w:rFonts w:ascii="Times New Roman" w:eastAsia="Times New Roman" w:hAnsi="Times New Roman" w:cs="Times New Roman"/>
+          <w:bCs/>
+          <w:sz w:val="24"/>
+          <w:szCs w:val="24"/>
+        </w:rPr>
+        <w:t xml:space="preserve"> </w:t>
+      </w:r>
+      <w:proofErr w:type="spellStart"/>
+      <w:r>
+        <w:rPr>
+          <w:rFonts w:ascii="Times New Roman" w:eastAsia="Times New Roman" w:hAnsi="Times New Roman" w:cs="Times New Roman"/>
+          <w:bCs/>
+          <w:sz w:val="24"/>
+          <w:szCs w:val="24"/>
+        </w:rPr>
+        <w:t>ketika</w:t>
+      </w:r>
+      <w:proofErr w:type="spellEnd"/>
+      <w:r>
+        <w:rPr>
+          <w:rFonts w:ascii="Times New Roman" w:eastAsia="Times New Roman" w:hAnsi="Times New Roman" w:cs="Times New Roman"/>
+          <w:bCs/>
+          <w:sz w:val="24"/>
+          <w:szCs w:val="24"/>
+        </w:rPr>
+        <w:t xml:space="preserve"> </w:t>
+      </w:r>
+      <w:proofErr w:type="spellStart"/>
+      <w:r>
+        <w:rPr>
+          <w:rFonts w:ascii="Times New Roman" w:eastAsia="Times New Roman" w:hAnsi="Times New Roman" w:cs="Times New Roman"/>
+          <w:bCs/>
+          <w:sz w:val="24"/>
+          <w:szCs w:val="24"/>
+        </w:rPr>
+        <w:t>dibuat</w:t>
+      </w:r>
+      <w:proofErr w:type="spellEnd"/>
+      <w:r>
+        <w:rPr>
+          <w:rFonts w:ascii="Times New Roman" w:eastAsia="Times New Roman" w:hAnsi="Times New Roman" w:cs="Times New Roman"/>
+          <w:bCs/>
+          <w:sz w:val="24"/>
+          <w:szCs w:val="24"/>
+        </w:rPr>
+        <w:t xml:space="preserve">, </w:t>
+      </w:r>
+      <w:proofErr w:type="spellStart"/>
+      <w:r>
+        <w:rPr>
+          <w:rFonts w:ascii="Times New Roman" w:eastAsia="Times New Roman" w:hAnsi="Times New Roman" w:cs="Times New Roman"/>
+          <w:bCs/>
+          <w:sz w:val="24"/>
+          <w:szCs w:val="24"/>
+        </w:rPr>
+        <w:t>maka</w:t>
+      </w:r>
+      <w:proofErr w:type="spellEnd"/>
+      <w:r>
+        <w:rPr>
+          <w:rFonts w:ascii="Times New Roman" w:eastAsia="Times New Roman" w:hAnsi="Times New Roman" w:cs="Times New Roman"/>
+          <w:bCs/>
+          <w:sz w:val="24"/>
+          <w:szCs w:val="24"/>
+        </w:rPr>
+        <w:t xml:space="preserve"> </w:t>
+      </w:r>
+      <w:proofErr w:type="spellStart"/>
+      <w:r>
+        <w:rPr>
+          <w:rFonts w:ascii="Times New Roman" w:eastAsia="Times New Roman" w:hAnsi="Times New Roman" w:cs="Times New Roman"/>
+          <w:bCs/>
+          <w:sz w:val="24"/>
+          <w:szCs w:val="24"/>
+        </w:rPr>
+        <w:t>kita</w:t>
+      </w:r>
+      <w:proofErr w:type="spellEnd"/>
+      <w:r>
+        <w:rPr>
+          <w:rFonts w:ascii="Times New Roman" w:eastAsia="Times New Roman" w:hAnsi="Times New Roman" w:cs="Times New Roman"/>
+          <w:bCs/>
+          <w:sz w:val="24"/>
+          <w:szCs w:val="24"/>
+        </w:rPr>
+        <w:t xml:space="preserve"> </w:t>
+      </w:r>
+      <w:proofErr w:type="spellStart"/>
+      <w:r>
+        <w:rPr>
+          <w:rFonts w:ascii="Times New Roman" w:eastAsia="Times New Roman" w:hAnsi="Times New Roman" w:cs="Times New Roman"/>
+          <w:bCs/>
+          <w:sz w:val="24"/>
+          <w:szCs w:val="24"/>
+        </w:rPr>
+        <w:t>misalkan</w:t>
+      </w:r>
+      <w:proofErr w:type="spellEnd"/>
+      <w:r>
+        <w:rPr>
+          <w:rFonts w:ascii="Times New Roman" w:eastAsia="Times New Roman" w:hAnsi="Times New Roman" w:cs="Times New Roman"/>
+          <w:bCs/>
+          <w:sz w:val="24"/>
+          <w:szCs w:val="24"/>
+        </w:rPr>
+        <w:t xml:space="preserve"> </w:t>
+      </w:r>
+      <w:proofErr w:type="spellStart"/>
+      <w:r>
+        <w:rPr>
+          <w:rFonts w:ascii="Times New Roman" w:eastAsia="Times New Roman" w:hAnsi="Times New Roman" w:cs="Times New Roman"/>
+          <w:bCs/>
+          <w:sz w:val="24"/>
+          <w:szCs w:val="24"/>
+        </w:rPr>
+        <w:t>saja</w:t>
+      </w:r>
+      <w:proofErr w:type="spellEnd"/>
+      <w:r>
+        <w:rPr>
+          <w:rFonts w:ascii="Times New Roman" w:eastAsia="Times New Roman" w:hAnsi="Times New Roman" w:cs="Times New Roman"/>
+          <w:bCs/>
+          <w:sz w:val="24"/>
+          <w:szCs w:val="24"/>
+        </w:rPr>
+        <w:t xml:space="preserve"> </w:t>
+      </w:r>
+      <w:proofErr w:type="spellStart"/>
+      <w:r>
+        <w:rPr>
+          <w:rFonts w:ascii="Times New Roman" w:eastAsia="Times New Roman" w:hAnsi="Times New Roman" w:cs="Times New Roman"/>
+          <w:bCs/>
+          <w:sz w:val="24"/>
+          <w:szCs w:val="24"/>
+        </w:rPr>
+        <w:t>isinya</w:t>
+      </w:r>
+      <w:proofErr w:type="spellEnd"/>
+      <w:r>
+        <w:rPr>
+          <w:rFonts w:ascii="Times New Roman" w:eastAsia="Times New Roman" w:hAnsi="Times New Roman" w:cs="Times New Roman"/>
+          <w:bCs/>
+          <w:sz w:val="24"/>
+          <w:szCs w:val="24"/>
+        </w:rPr>
+        <w:t xml:space="preserve"> 100 (</w:t>
+      </w:r>
+      <w:proofErr w:type="spellStart"/>
+      <w:r>
+        <w:rPr>
+          <w:rFonts w:ascii="Times New Roman" w:eastAsia="Times New Roman" w:hAnsi="Times New Roman" w:cs="Times New Roman"/>
+          <w:bCs/>
+          <w:sz w:val="24"/>
+          <w:szCs w:val="24"/>
+        </w:rPr>
+        <w:t>andaikan</w:t>
+      </w:r>
+      <w:proofErr w:type="spellEnd"/>
+      <w:r>
+        <w:rPr>
+          <w:rFonts w:ascii="Times New Roman" w:eastAsia="Times New Roman" w:hAnsi="Times New Roman" w:cs="Times New Roman"/>
+          <w:bCs/>
+          <w:sz w:val="24"/>
+          <w:szCs w:val="24"/>
+        </w:rPr>
+        <w:t xml:space="preserve"> </w:t>
+      </w:r>
+      <w:proofErr w:type="spellStart"/>
+      <w:r>
+        <w:rPr>
+          <w:rFonts w:ascii="Times New Roman" w:eastAsia="Times New Roman" w:hAnsi="Times New Roman" w:cs="Times New Roman"/>
+          <w:bCs/>
+          <w:sz w:val="24"/>
+          <w:szCs w:val="24"/>
+        </w:rPr>
+        <w:t>bisa</w:t>
+      </w:r>
+      <w:proofErr w:type="spellEnd"/>
+      <w:r>
+        <w:rPr>
+          <w:rFonts w:ascii="Times New Roman" w:eastAsia="Times New Roman" w:hAnsi="Times New Roman" w:cs="Times New Roman"/>
+          <w:bCs/>
+          <w:sz w:val="24"/>
+          <w:szCs w:val="24"/>
+        </w:rPr>
+        <w:t xml:space="preserve"> </w:t>
+      </w:r>
+      <w:proofErr w:type="spellStart"/>
+      <w:r>
+        <w:rPr>
+          <w:rFonts w:ascii="Times New Roman" w:eastAsia="Times New Roman" w:hAnsi="Times New Roman" w:cs="Times New Roman"/>
+          <w:bCs/>
+          <w:sz w:val="24"/>
+          <w:szCs w:val="24"/>
+        </w:rPr>
+        <w:t>menggunakan</w:t>
+      </w:r>
+      <w:proofErr w:type="spellEnd"/>
+      <w:r>
+        <w:rPr>
+          <w:rFonts w:ascii="Times New Roman" w:eastAsia="Times New Roman" w:hAnsi="Times New Roman" w:cs="Times New Roman"/>
+          <w:bCs/>
+          <w:sz w:val="24"/>
+          <w:szCs w:val="24"/>
+        </w:rPr>
+        <w:t xml:space="preserve"> </w:t>
+      </w:r>
+      <w:proofErr w:type="spellStart"/>
+      <w:r>
+        <w:rPr>
+          <w:rFonts w:ascii="Times New Roman" w:eastAsia="Times New Roman" w:hAnsi="Times New Roman" w:cs="Times New Roman"/>
+          <w:bCs/>
+          <w:sz w:val="24"/>
+          <w:szCs w:val="24"/>
+        </w:rPr>
+        <w:t>ArrayLst</w:t>
+      </w:r>
+      <w:proofErr w:type="spellEnd"/>
+      <w:r>
+        <w:rPr>
+          <w:rFonts w:ascii="Times New Roman" w:eastAsia="Times New Roman" w:hAnsi="Times New Roman" w:cs="Times New Roman"/>
+          <w:bCs/>
+          <w:sz w:val="24"/>
+          <w:szCs w:val="24"/>
+        </w:rPr>
+        <w:t xml:space="preserve">, </w:t>
+      </w:r>
+      <w:proofErr w:type="spellStart"/>
+      <w:r>
+        <w:rPr>
+          <w:rFonts w:ascii="Times New Roman" w:eastAsia="Times New Roman" w:hAnsi="Times New Roman" w:cs="Times New Roman"/>
+          <w:bCs/>
+          <w:sz w:val="24"/>
+          <w:szCs w:val="24"/>
+        </w:rPr>
+        <w:t>maka</w:t>
+      </w:r>
+      <w:proofErr w:type="spellEnd"/>
+      <w:r>
+        <w:rPr>
+          <w:rFonts w:ascii="Times New Roman" w:eastAsia="Times New Roman" w:hAnsi="Times New Roman" w:cs="Times New Roman"/>
+          <w:bCs/>
+          <w:sz w:val="24"/>
+          <w:szCs w:val="24"/>
+        </w:rPr>
+        <w:t xml:space="preserve"> </w:t>
+      </w:r>
+      <w:proofErr w:type="spellStart"/>
+      <w:r>
+        <w:rPr>
+          <w:rFonts w:ascii="Times New Roman" w:eastAsia="Times New Roman" w:hAnsi="Times New Roman" w:cs="Times New Roman"/>
+          <w:bCs/>
+          <w:sz w:val="24"/>
+          <w:szCs w:val="24"/>
+        </w:rPr>
+        <w:t>ini</w:t>
+      </w:r>
+      <w:proofErr w:type="spellEnd"/>
+      <w:r>
+        <w:rPr>
+          <w:rFonts w:ascii="Times New Roman" w:eastAsia="Times New Roman" w:hAnsi="Times New Roman" w:cs="Times New Roman"/>
+          <w:bCs/>
+          <w:sz w:val="24"/>
+          <w:szCs w:val="24"/>
+        </w:rPr>
+        <w:t xml:space="preserve"> </w:t>
+      </w:r>
+      <w:proofErr w:type="spellStart"/>
+      <w:r>
+        <w:rPr>
+          <w:rFonts w:ascii="Times New Roman" w:eastAsia="Times New Roman" w:hAnsi="Times New Roman" w:cs="Times New Roman"/>
+          <w:bCs/>
+          <w:sz w:val="24"/>
+          <w:szCs w:val="24"/>
+        </w:rPr>
+        <w:t>enak</w:t>
+      </w:r>
+      <w:proofErr w:type="spellEnd"/>
+      <w:r>
+        <w:rPr>
+          <w:rFonts w:ascii="Times New Roman" w:eastAsia="Times New Roman" w:hAnsi="Times New Roman" w:cs="Times New Roman"/>
+          <w:bCs/>
+          <w:sz w:val="24"/>
+          <w:szCs w:val="24"/>
+        </w:rPr>
+        <w:t xml:space="preserve"> ka </w:t>
       </w:r>
       <w:r>
         <w:rPr>
@@ -781,16 +1961,627 @@
           <w:sz w:val="24"/>
           <w:szCs w:val="24"/>
         </w:rPr>
-        <w:t>). Selanjutnya kita buat code untuk memasukkan setiap baris dalam file ke dalam array, focus aja ke bagian</w:t>
-      </w:r>
-      <w:r>
-        <w:rPr>
-          <w:rFonts w:ascii="Times New Roman" w:eastAsia="Times New Roman" w:hAnsi="Times New Roman" w:cs="Times New Roman"/>
-          <w:bCs/>
-          <w:sz w:val="24"/>
-          <w:szCs w:val="24"/>
-        </w:rPr>
-        <w:t xml:space="preserve"> while, disana terdapat index yang kita gunakan sebagai acuan yang nantinya kita dapat gunakan dalam looping sebagai batas akhir untuk menampilkan seluruh isi dari array tersebut.</w:t>
+        <w:t xml:space="preserve">). </w:t>
+      </w:r>
+      <w:proofErr w:type="spellStart"/>
+      <w:r>
+        <w:rPr>
+          <w:rFonts w:ascii="Times New Roman" w:eastAsia="Times New Roman" w:hAnsi="Times New Roman" w:cs="Times New Roman"/>
+          <w:bCs/>
+          <w:sz w:val="24"/>
+          <w:szCs w:val="24"/>
+        </w:rPr>
+        <w:t>Selanjutnya</w:t>
+      </w:r>
+      <w:proofErr w:type="spellEnd"/>
+      <w:r>
+        <w:rPr>
+          <w:rFonts w:ascii="Times New Roman" w:eastAsia="Times New Roman" w:hAnsi="Times New Roman" w:cs="Times New Roman"/>
+          <w:bCs/>
+          <w:sz w:val="24"/>
+          <w:szCs w:val="24"/>
+        </w:rPr>
+        <w:t xml:space="preserve"> </w:t>
+      </w:r>
+      <w:proofErr w:type="spellStart"/>
+      <w:r>
+        <w:rPr>
+          <w:rFonts w:ascii="Times New Roman" w:eastAsia="Times New Roman" w:hAnsi="Times New Roman" w:cs="Times New Roman"/>
+          <w:bCs/>
+          <w:sz w:val="24"/>
+          <w:szCs w:val="24"/>
+        </w:rPr>
+        <w:t>kita</w:t>
+      </w:r>
+      <w:proofErr w:type="spellEnd"/>
+      <w:r>
+        <w:rPr>
+          <w:rFonts w:ascii="Times New Roman" w:eastAsia="Times New Roman" w:hAnsi="Times New Roman" w:cs="Times New Roman"/>
+          <w:bCs/>
+          <w:sz w:val="24"/>
+          <w:szCs w:val="24"/>
+        </w:rPr>
+        <w:t xml:space="preserve"> </w:t>
+      </w:r>
+      <w:proofErr w:type="spellStart"/>
+      <w:r>
+        <w:rPr>
+          <w:rFonts w:ascii="Times New Roman" w:eastAsia="Times New Roman" w:hAnsi="Times New Roman" w:cs="Times New Roman"/>
+          <w:bCs/>
+          <w:sz w:val="24"/>
+          <w:szCs w:val="24"/>
+        </w:rPr>
+        <w:t>buat</w:t>
+      </w:r>
+      <w:proofErr w:type="spellEnd"/>
+      <w:r>
+        <w:rPr>
+          <w:rFonts w:ascii="Times New Roman" w:eastAsia="Times New Roman" w:hAnsi="Times New Roman" w:cs="Times New Roman"/>
+          <w:bCs/>
+          <w:sz w:val="24"/>
+          <w:szCs w:val="24"/>
+        </w:rPr>
+        <w:t xml:space="preserve"> code </w:t>
+      </w:r>
+      <w:proofErr w:type="spellStart"/>
+      <w:r>
+        <w:rPr>
+          <w:rFonts w:ascii="Times New Roman" w:eastAsia="Times New Roman" w:hAnsi="Times New Roman" w:cs="Times New Roman"/>
+          <w:bCs/>
+          <w:sz w:val="24"/>
+          <w:szCs w:val="24"/>
+        </w:rPr>
+        <w:t>untuk</w:t>
+      </w:r>
+      <w:proofErr w:type="spellEnd"/>
+      <w:r>
+        <w:rPr>
+          <w:rFonts w:ascii="Times New Roman" w:eastAsia="Times New Roman" w:hAnsi="Times New Roman" w:cs="Times New Roman"/>
+          <w:bCs/>
+          <w:sz w:val="24"/>
+          <w:szCs w:val="24"/>
+        </w:rPr>
+        <w:t xml:space="preserve"> </w:t>
+      </w:r>
+      <w:proofErr w:type="spellStart"/>
+      <w:r>
+        <w:rPr>
+          <w:rFonts w:ascii="Times New Roman" w:eastAsia="Times New Roman" w:hAnsi="Times New Roman" w:cs="Times New Roman"/>
+          <w:bCs/>
+          <w:sz w:val="24"/>
+          <w:szCs w:val="24"/>
+        </w:rPr>
+        <w:t>memasukkan</w:t>
+      </w:r>
+      <w:proofErr w:type="spellEnd"/>
+      <w:r>
+        <w:rPr>
+          <w:rFonts w:ascii="Times New Roman" w:eastAsia="Times New Roman" w:hAnsi="Times New Roman" w:cs="Times New Roman"/>
+          <w:bCs/>
+          <w:sz w:val="24"/>
+          <w:szCs w:val="24"/>
+        </w:rPr>
+        <w:t xml:space="preserve"> </w:t>
+      </w:r>
+      <w:proofErr w:type="spellStart"/>
+      <w:r>
+        <w:rPr>
+          <w:rFonts w:ascii="Times New Roman" w:eastAsia="Times New Roman" w:hAnsi="Times New Roman" w:cs="Times New Roman"/>
+          <w:bCs/>
+          <w:sz w:val="24"/>
+          <w:szCs w:val="24"/>
+        </w:rPr>
+        <w:t>setiap</w:t>
+      </w:r>
+      <w:proofErr w:type="spellEnd"/>
+      <w:r>
+        <w:rPr>
+          <w:rFonts w:ascii="Times New Roman" w:eastAsia="Times New Roman" w:hAnsi="Times New Roman" w:cs="Times New Roman"/>
+          <w:bCs/>
+          <w:sz w:val="24"/>
+          <w:szCs w:val="24"/>
+        </w:rPr>
+        <w:t xml:space="preserve"> baris </w:t>
+      </w:r>
+      <w:proofErr w:type="spellStart"/>
+      <w:r>
+        <w:rPr>
+          <w:rFonts w:ascii="Times New Roman" w:eastAsia="Times New Roman" w:hAnsi="Times New Roman" w:cs="Times New Roman"/>
+          <w:bCs/>
+          <w:sz w:val="24"/>
+          <w:szCs w:val="24"/>
+        </w:rPr>
+        <w:t>dalam</w:t>
+      </w:r>
+      <w:proofErr w:type="spellEnd"/>
+      <w:r>
+        <w:rPr>
+          <w:rFonts w:ascii="Times New Roman" w:eastAsia="Times New Roman" w:hAnsi="Times New Roman" w:cs="Times New Roman"/>
+          <w:bCs/>
+          <w:sz w:val="24"/>
+          <w:szCs w:val="24"/>
+        </w:rPr>
+        <w:t xml:space="preserve"> file </w:t>
+      </w:r>
+      <w:proofErr w:type="spellStart"/>
+      <w:r>
+        <w:rPr>
+          <w:rFonts w:ascii="Times New Roman" w:eastAsia="Times New Roman" w:hAnsi="Times New Roman" w:cs="Times New Roman"/>
+          <w:bCs/>
+          <w:sz w:val="24"/>
+          <w:szCs w:val="24"/>
+        </w:rPr>
+        <w:t>ke</w:t>
+      </w:r>
+      <w:proofErr w:type="spellEnd"/>
+      <w:r>
+        <w:rPr>
+          <w:rFonts w:ascii="Times New Roman" w:eastAsia="Times New Roman" w:hAnsi="Times New Roman" w:cs="Times New Roman"/>
+          <w:bCs/>
+          <w:sz w:val="24"/>
+          <w:szCs w:val="24"/>
+        </w:rPr>
+        <w:t xml:space="preserve"> </w:t>
+      </w:r>
+      <w:proofErr w:type="spellStart"/>
+      <w:r>
+        <w:rPr>
+          <w:rFonts w:ascii="Times New Roman" w:eastAsia="Times New Roman" w:hAnsi="Times New Roman" w:cs="Times New Roman"/>
+          <w:bCs/>
+          <w:sz w:val="24"/>
+          <w:szCs w:val="24"/>
+        </w:rPr>
+        <w:t>dalam</w:t>
+      </w:r>
+      <w:proofErr w:type="spellEnd"/>
+      <w:r>
+        <w:rPr>
+          <w:rFonts w:ascii="Times New Roman" w:eastAsia="Times New Roman" w:hAnsi="Times New Roman" w:cs="Times New Roman"/>
+          <w:bCs/>
+          <w:sz w:val="24"/>
+          <w:szCs w:val="24"/>
+        </w:rPr>
+        <w:t xml:space="preserve"> array, focus </w:t>
+      </w:r>
+      <w:proofErr w:type="spellStart"/>
+      <w:r>
+        <w:rPr>
+          <w:rFonts w:ascii="Times New Roman" w:eastAsia="Times New Roman" w:hAnsi="Times New Roman" w:cs="Times New Roman"/>
+          <w:bCs/>
+          <w:sz w:val="24"/>
+          <w:szCs w:val="24"/>
+        </w:rPr>
+        <w:t>aja</w:t>
+      </w:r>
+      <w:proofErr w:type="spellEnd"/>
+      <w:r>
+        <w:rPr>
+          <w:rFonts w:ascii="Times New Roman" w:eastAsia="Times New Roman" w:hAnsi="Times New Roman" w:cs="Times New Roman"/>
+          <w:bCs/>
+          <w:sz w:val="24"/>
+          <w:szCs w:val="24"/>
+        </w:rPr>
+        <w:t xml:space="preserve"> </w:t>
+      </w:r>
+      <w:proofErr w:type="spellStart"/>
+      <w:r>
+        <w:rPr>
+          <w:rFonts w:ascii="Times New Roman" w:eastAsia="Times New Roman" w:hAnsi="Times New Roman" w:cs="Times New Roman"/>
+          <w:bCs/>
+          <w:sz w:val="24"/>
+          <w:szCs w:val="24"/>
+        </w:rPr>
+        <w:t>ke</w:t>
+      </w:r>
+      <w:proofErr w:type="spellEnd"/>
+      <w:r>
+        <w:rPr>
+          <w:rFonts w:ascii="Times New Roman" w:eastAsia="Times New Roman" w:hAnsi="Times New Roman" w:cs="Times New Roman"/>
+          <w:bCs/>
+          <w:sz w:val="24"/>
+          <w:szCs w:val="24"/>
+        </w:rPr>
+        <w:t xml:space="preserve"> </w:t>
+      </w:r>
+      <w:proofErr w:type="spellStart"/>
+      <w:r>
+        <w:rPr>
+          <w:rFonts w:ascii="Times New Roman" w:eastAsia="Times New Roman" w:hAnsi="Times New Roman" w:cs="Times New Roman"/>
+          <w:bCs/>
+          <w:sz w:val="24"/>
+          <w:szCs w:val="24"/>
+        </w:rPr>
+        <w:t>bagian</w:t>
+      </w:r>
+      <w:proofErr w:type="spellEnd"/>
+      <w:r>
+        <w:rPr>
+          <w:rFonts w:ascii="Times New Roman" w:eastAsia="Times New Roman" w:hAnsi="Times New Roman" w:cs="Times New Roman"/>
+          <w:bCs/>
+          <w:sz w:val="24"/>
+          <w:szCs w:val="24"/>
+        </w:rPr>
+        <w:t xml:space="preserve"> while, </w:t>
+      </w:r>
+      <w:proofErr w:type="spellStart"/>
+      <w:r>
+        <w:rPr>
+          <w:rFonts w:ascii="Times New Roman" w:eastAsia="Times New Roman" w:hAnsi="Times New Roman" w:cs="Times New Roman"/>
+          <w:bCs/>
+          <w:sz w:val="24"/>
+          <w:szCs w:val="24"/>
+        </w:rPr>
+        <w:t>disana</w:t>
+      </w:r>
+      <w:proofErr w:type="spellEnd"/>
+      <w:r>
+        <w:rPr>
+          <w:rFonts w:ascii="Times New Roman" w:eastAsia="Times New Roman" w:hAnsi="Times New Roman" w:cs="Times New Roman"/>
+          <w:bCs/>
+          <w:sz w:val="24"/>
+          <w:szCs w:val="24"/>
+        </w:rPr>
+        <w:t xml:space="preserve"> </w:t>
+      </w:r>
+      <w:proofErr w:type="spellStart"/>
+      <w:r>
+        <w:rPr>
+          <w:rFonts w:ascii="Times New Roman" w:eastAsia="Times New Roman" w:hAnsi="Times New Roman" w:cs="Times New Roman"/>
+          <w:bCs/>
+          <w:sz w:val="24"/>
+          <w:szCs w:val="24"/>
+        </w:rPr>
+        <w:t>terdapat</w:t>
+      </w:r>
+      <w:proofErr w:type="spellEnd"/>
+      <w:r>
+        <w:rPr>
+          <w:rFonts w:ascii="Times New Roman" w:eastAsia="Times New Roman" w:hAnsi="Times New Roman" w:cs="Times New Roman"/>
+          <w:bCs/>
+          <w:sz w:val="24"/>
+          <w:szCs w:val="24"/>
+        </w:rPr>
+        <w:t xml:space="preserve"> index yang </w:t>
+      </w:r>
+      <w:proofErr w:type="spellStart"/>
+      <w:r>
+        <w:rPr>
+          <w:rFonts w:ascii="Times New Roman" w:eastAsia="Times New Roman" w:hAnsi="Times New Roman" w:cs="Times New Roman"/>
+          <w:bCs/>
+          <w:sz w:val="24"/>
+          <w:szCs w:val="24"/>
+        </w:rPr>
+        <w:t>kita</w:t>
+      </w:r>
+      <w:proofErr w:type="spellEnd"/>
+      <w:r>
+        <w:rPr>
+          <w:rFonts w:ascii="Times New Roman" w:eastAsia="Times New Roman" w:hAnsi="Times New Roman" w:cs="Times New Roman"/>
+          <w:bCs/>
+          <w:sz w:val="24"/>
+          <w:szCs w:val="24"/>
+        </w:rPr>
+        <w:t xml:space="preserve"> </w:t>
+      </w:r>
+      <w:proofErr w:type="spellStart"/>
+      <w:r>
+        <w:rPr>
+          <w:rFonts w:ascii="Times New Roman" w:eastAsia="Times New Roman" w:hAnsi="Times New Roman" w:cs="Times New Roman"/>
+          <w:bCs/>
+          <w:sz w:val="24"/>
+          <w:szCs w:val="24"/>
+        </w:rPr>
+        <w:t>gunakan</w:t>
+      </w:r>
+      <w:proofErr w:type="spellEnd"/>
+      <w:r>
+        <w:rPr>
+          <w:rFonts w:ascii="Times New Roman" w:eastAsia="Times New Roman" w:hAnsi="Times New Roman" w:cs="Times New Roman"/>
+          <w:bCs/>
+          <w:sz w:val="24"/>
+          <w:szCs w:val="24"/>
+        </w:rPr>
+        <w:t xml:space="preserve"> </w:t>
+      </w:r>
+      <w:proofErr w:type="spellStart"/>
+      <w:r>
+        <w:rPr>
+          <w:rFonts w:ascii="Times New Roman" w:eastAsia="Times New Roman" w:hAnsi="Times New Roman" w:cs="Times New Roman"/>
+          <w:bCs/>
+          <w:sz w:val="24"/>
+          <w:szCs w:val="24"/>
+        </w:rPr>
+        <w:t>sebagai</w:t>
+      </w:r>
+      <w:proofErr w:type="spellEnd"/>
+      <w:r>
+        <w:rPr>
+          <w:rFonts w:ascii="Times New Roman" w:eastAsia="Times New Roman" w:hAnsi="Times New Roman" w:cs="Times New Roman"/>
+          <w:bCs/>
+          <w:sz w:val="24"/>
+          <w:szCs w:val="24"/>
+        </w:rPr>
+        <w:t xml:space="preserve"> </w:t>
+      </w:r>
+      <w:proofErr w:type="spellStart"/>
+      <w:r>
+        <w:rPr>
+          <w:rFonts w:ascii="Times New Roman" w:eastAsia="Times New Roman" w:hAnsi="Times New Roman" w:cs="Times New Roman"/>
+          <w:bCs/>
+          <w:sz w:val="24"/>
+          <w:szCs w:val="24"/>
+        </w:rPr>
+        <w:t>acuan</w:t>
+      </w:r>
+      <w:proofErr w:type="spellEnd"/>
+      <w:r>
+        <w:rPr>
+          <w:rFonts w:ascii="Times New Roman" w:eastAsia="Times New Roman" w:hAnsi="Times New Roman" w:cs="Times New Roman"/>
+          <w:bCs/>
+          <w:sz w:val="24"/>
+          <w:szCs w:val="24"/>
+        </w:rPr>
+        <w:t xml:space="preserve"> yang </w:t>
+      </w:r>
+      <w:proofErr w:type="spellStart"/>
+      <w:r>
+        <w:rPr>
+          <w:rFonts w:ascii="Times New Roman" w:eastAsia="Times New Roman" w:hAnsi="Times New Roman" w:cs="Times New Roman"/>
+          <w:bCs/>
+          <w:sz w:val="24"/>
+          <w:szCs w:val="24"/>
+        </w:rPr>
+        <w:t>nantinya</w:t>
+      </w:r>
+      <w:proofErr w:type="spellEnd"/>
+      <w:r>
+        <w:rPr>
+          <w:rFonts w:ascii="Times New Roman" w:eastAsia="Times New Roman" w:hAnsi="Times New Roman" w:cs="Times New Roman"/>
+          <w:bCs/>
+          <w:sz w:val="24"/>
+          <w:szCs w:val="24"/>
+        </w:rPr>
+        <w:t xml:space="preserve"> </w:t>
+      </w:r>
+      <w:proofErr w:type="spellStart"/>
+      <w:r>
+        <w:rPr>
+          <w:rFonts w:ascii="Times New Roman" w:eastAsia="Times New Roman" w:hAnsi="Times New Roman" w:cs="Times New Roman"/>
+          <w:bCs/>
+          <w:sz w:val="24"/>
+          <w:szCs w:val="24"/>
+        </w:rPr>
+        <w:t>kita</w:t>
+      </w:r>
+      <w:proofErr w:type="spellEnd"/>
+      <w:r>
+        <w:rPr>
+          <w:rFonts w:ascii="Times New Roman" w:eastAsia="Times New Roman" w:hAnsi="Times New Roman" w:cs="Times New Roman"/>
+          <w:bCs/>
+          <w:sz w:val="24"/>
+          <w:szCs w:val="24"/>
+        </w:rPr>
+        <w:t xml:space="preserve"> </w:t>
+      </w:r>
+      <w:proofErr w:type="spellStart"/>
+      <w:r>
+        <w:rPr>
+          <w:rFonts w:ascii="Times New Roman" w:eastAsia="Times New Roman" w:hAnsi="Times New Roman" w:cs="Times New Roman"/>
+          <w:bCs/>
+          <w:sz w:val="24"/>
+          <w:szCs w:val="24"/>
+        </w:rPr>
+        <w:t>dapat</w:t>
+      </w:r>
+      <w:proofErr w:type="spellEnd"/>
+      <w:r>
+        <w:rPr>
+          <w:rFonts w:ascii="Times New Roman" w:eastAsia="Times New Roman" w:hAnsi="Times New Roman" w:cs="Times New Roman"/>
+          <w:bCs/>
+          <w:sz w:val="24"/>
+          <w:szCs w:val="24"/>
+        </w:rPr>
+        <w:t xml:space="preserve"> </w:t>
+      </w:r>
+      <w:proofErr w:type="spellStart"/>
+      <w:r>
+        <w:rPr>
+          <w:rFonts w:ascii="Times New Roman" w:eastAsia="Times New Roman" w:hAnsi="Times New Roman" w:cs="Times New Roman"/>
+          <w:bCs/>
+          <w:sz w:val="24"/>
+          <w:szCs w:val="24"/>
+        </w:rPr>
+        <w:t>gunakan</w:t>
+      </w:r>
+      <w:proofErr w:type="spellEnd"/>
+      <w:r>
+        <w:rPr>
+          <w:rFonts w:ascii="Times New Roman" w:eastAsia="Times New Roman" w:hAnsi="Times New Roman" w:cs="Times New Roman"/>
+          <w:bCs/>
+          <w:sz w:val="24"/>
+          <w:szCs w:val="24"/>
+        </w:rPr>
+        <w:t xml:space="preserve"> </w:t>
+      </w:r>
+      <w:proofErr w:type="spellStart"/>
+      <w:r>
+        <w:rPr>
+          <w:rFonts w:ascii="Times New Roman" w:eastAsia="Times New Roman" w:hAnsi="Times New Roman" w:cs="Times New Roman"/>
+          <w:bCs/>
+          <w:sz w:val="24"/>
+          <w:szCs w:val="24"/>
+        </w:rPr>
+        <w:t>dalam</w:t>
+      </w:r>
+      <w:proofErr w:type="spellEnd"/>
+      <w:r>
+        <w:rPr>
+          <w:rFonts w:ascii="Times New Roman" w:eastAsia="Times New Roman" w:hAnsi="Times New Roman" w:cs="Times New Roman"/>
+          <w:bCs/>
+          <w:sz w:val="24"/>
+          <w:szCs w:val="24"/>
+        </w:rPr>
+        <w:t xml:space="preserve"> looping </w:t>
+      </w:r>
+      <w:proofErr w:type="spellStart"/>
+      <w:r>
+        <w:rPr>
+          <w:rFonts w:ascii="Times New Roman" w:eastAsia="Times New Roman" w:hAnsi="Times New Roman" w:cs="Times New Roman"/>
+          <w:bCs/>
+          <w:sz w:val="24"/>
+          <w:szCs w:val="24"/>
+        </w:rPr>
+        <w:t>sebagai</w:t>
+      </w:r>
+      <w:proofErr w:type="spellEnd"/>
+      <w:r>
+        <w:rPr>
+          <w:rFonts w:ascii="Times New Roman" w:eastAsia="Times New Roman" w:hAnsi="Times New Roman" w:cs="Times New Roman"/>
+          <w:bCs/>
+          <w:sz w:val="24"/>
+          <w:szCs w:val="24"/>
+        </w:rPr>
+        <w:t xml:space="preserve"> batas </w:t>
+      </w:r>
+      <w:proofErr w:type="spellStart"/>
+      <w:r>
+        <w:rPr>
+          <w:rFonts w:ascii="Times New Roman" w:eastAsia="Times New Roman" w:hAnsi="Times New Roman" w:cs="Times New Roman"/>
+          <w:bCs/>
+          <w:sz w:val="24"/>
+          <w:szCs w:val="24"/>
+        </w:rPr>
+        <w:t>akhir</w:t>
+      </w:r>
+      <w:proofErr w:type="spellEnd"/>
+      <w:r>
+        <w:rPr>
+          <w:rFonts w:ascii="Times New Roman" w:eastAsia="Times New Roman" w:hAnsi="Times New Roman" w:cs="Times New Roman"/>
+          <w:bCs/>
+          <w:sz w:val="24"/>
+          <w:szCs w:val="24"/>
+        </w:rPr>
+        <w:t xml:space="preserve"> </w:t>
+      </w:r>
+      <w:proofErr w:type="spellStart"/>
+      <w:r>
+        <w:rPr>
+          <w:rFonts w:ascii="Times New Roman" w:eastAsia="Times New Roman" w:hAnsi="Times New Roman" w:cs="Times New Roman"/>
+          <w:bCs/>
+          <w:sz w:val="24"/>
+          <w:szCs w:val="24"/>
+        </w:rPr>
+        <w:t>untuk</w:t>
+      </w:r>
+      <w:proofErr w:type="spellEnd"/>
+      <w:r>
+        <w:rPr>
+          <w:rFonts w:ascii="Times New Roman" w:eastAsia="Times New Roman" w:hAnsi="Times New Roman" w:cs="Times New Roman"/>
+          <w:bCs/>
+          <w:sz w:val="24"/>
+          <w:szCs w:val="24"/>
+        </w:rPr>
+        <w:t xml:space="preserve"> </w:t>
+      </w:r>
+      <w:proofErr w:type="spellStart"/>
+      <w:r>
+        <w:rPr>
+          <w:rFonts w:ascii="Times New Roman" w:eastAsia="Times New Roman" w:hAnsi="Times New Roman" w:cs="Times New Roman"/>
+          <w:bCs/>
+          <w:sz w:val="24"/>
+          <w:szCs w:val="24"/>
+        </w:rPr>
+        <w:t>menampilkan</w:t>
+      </w:r>
+      <w:proofErr w:type="spellEnd"/>
+      <w:r>
+        <w:rPr>
+          <w:rFonts w:ascii="Times New Roman" w:eastAsia="Times New Roman" w:hAnsi="Times New Roman" w:cs="Times New Roman"/>
+          <w:bCs/>
+          <w:sz w:val="24"/>
+          <w:szCs w:val="24"/>
+        </w:rPr>
+        <w:t xml:space="preserve"> </w:t>
+      </w:r>
+      <w:proofErr w:type="spellStart"/>
+      <w:r>
+        <w:rPr>
+          <w:rFonts w:ascii="Times New Roman" w:eastAsia="Times New Roman" w:hAnsi="Times New Roman" w:cs="Times New Roman"/>
+          <w:bCs/>
+          <w:sz w:val="24"/>
+          <w:szCs w:val="24"/>
+        </w:rPr>
+        <w:t>seluruh</w:t>
+      </w:r>
+      <w:proofErr w:type="spellEnd"/>
+      <w:r>
+        <w:rPr>
+          <w:rFonts w:ascii="Times New Roman" w:eastAsia="Times New Roman" w:hAnsi="Times New Roman" w:cs="Times New Roman"/>
+          <w:bCs/>
+          <w:sz w:val="24"/>
+          <w:szCs w:val="24"/>
+        </w:rPr>
+        <w:t xml:space="preserve"> </w:t>
+      </w:r>
+      <w:proofErr w:type="spellStart"/>
+      <w:r>
+        <w:rPr>
+          <w:rFonts w:ascii="Times New Roman" w:eastAsia="Times New Roman" w:hAnsi="Times New Roman" w:cs="Times New Roman"/>
+          <w:bCs/>
+          <w:sz w:val="24"/>
+          <w:szCs w:val="24"/>
+        </w:rPr>
+        <w:t>isi</w:t>
+      </w:r>
+      <w:proofErr w:type="spellEnd"/>
+      <w:r>
+        <w:rPr>
+          <w:rFonts w:ascii="Times New Roman" w:eastAsia="Times New Roman" w:hAnsi="Times New Roman" w:cs="Times New Roman"/>
+          <w:bCs/>
+          <w:sz w:val="24"/>
+          <w:szCs w:val="24"/>
+        </w:rPr>
+        <w:t xml:space="preserve"> </w:t>
+      </w:r>
+      <w:proofErr w:type="spellStart"/>
+      <w:r>
+        <w:rPr>
+          <w:rFonts w:ascii="Times New Roman" w:eastAsia="Times New Roman" w:hAnsi="Times New Roman" w:cs="Times New Roman"/>
+          <w:bCs/>
+          <w:sz w:val="24"/>
+          <w:szCs w:val="24"/>
+        </w:rPr>
+        <w:t>dari</w:t>
+      </w:r>
+      <w:proofErr w:type="spellEnd"/>
+      <w:r>
+        <w:rPr>
+          <w:rFonts w:ascii="Times New Roman" w:eastAsia="Times New Roman" w:hAnsi="Times New Roman" w:cs="Times New Roman"/>
+          <w:bCs/>
+          <w:sz w:val="24"/>
+          <w:szCs w:val="24"/>
+        </w:rPr>
+        <w:t xml:space="preserve"> array </w:t>
+      </w:r>
+      <w:proofErr w:type="spellStart"/>
+      <w:r>
+        <w:rPr>
+          <w:rFonts w:ascii="Times New Roman" w:eastAsia="Times New Roman" w:hAnsi="Times New Roman" w:cs="Times New Roman"/>
+          <w:bCs/>
+          <w:sz w:val="24"/>
+          <w:szCs w:val="24"/>
+        </w:rPr>
+        <w:t>tersebut</w:t>
+      </w:r>
+      <w:proofErr w:type="spellEnd"/>
+      <w:r>
+        <w:rPr>
+          <w:rFonts w:ascii="Times New Roman" w:eastAsia="Times New Roman" w:hAnsi="Times New Roman" w:cs="Times New Roman"/>
+          <w:bCs/>
+          <w:sz w:val="24"/>
+          <w:szCs w:val="24"/>
+        </w:rPr>
+        <w:t>.</w:t>
       </w:r>
     </w:p>
     <w:p>
@@ -817,6 +2608,7 @@
           <w:szCs w:val="24"/>
         </w:rPr>
       </w:pPr>
+      <w:proofErr w:type="spellStart"/>
       <w:r>
         <w:rPr>
           <w:rFonts w:ascii="Times New Roman" w:eastAsia="Times New Roman" w:hAnsi="Times New Roman" w:cs="Times New Roman"/>
@@ -826,6 +2618,7 @@
         </w:rPr>
         <w:t>Penjelasan</w:t>
       </w:r>
+      <w:proofErr w:type="spellEnd"/>
       <w:r>
         <w:rPr>
           <w:rFonts w:ascii="Times New Roman" w:eastAsia="Times New Roman" w:hAnsi="Times New Roman" w:cs="Times New Roman"/>
@@ -833,7 +2626,27 @@
           <w:sz w:val="24"/>
           <w:szCs w:val="24"/>
         </w:rPr>
-        <w:t xml:space="preserve"> dan jawaban </w:t>
+        <w:t xml:space="preserve"> dan </w:t>
+      </w:r>
+      <w:proofErr w:type="spellStart"/>
+      <w:r>
+        <w:rPr>
+          <w:rFonts w:ascii="Times New Roman" w:eastAsia="Times New Roman" w:hAnsi="Times New Roman" w:cs="Times New Roman"/>
+          <w:b/>
+          <w:sz w:val="24"/>
+          <w:szCs w:val="24"/>
+        </w:rPr>
+        <w:t>jawaban</w:t>
+      </w:r>
+      <w:proofErr w:type="spellEnd"/>
+      <w:r>
+        <w:rPr>
+          <w:rFonts w:ascii="Times New Roman" w:eastAsia="Times New Roman" w:hAnsi="Times New Roman" w:cs="Times New Roman"/>
+          <w:b/>
+          <w:sz w:val="24"/>
+          <w:szCs w:val="24"/>
+        </w:rPr>
+        <w:t xml:space="preserve"> </w:t>
       </w:r>
     </w:p>
     <w:p>
@@ -848,14 +2661,865 @@
           <w:szCs w:val="24"/>
         </w:rPr>
       </w:pPr>
-      <w:r>
-        <w:rPr>
-          <w:rFonts w:ascii="Times New Roman" w:eastAsia="Times New Roman" w:hAnsi="Times New Roman" w:cs="Times New Roman"/>
-          <w:bCs/>
-          <w:sz w:val="24"/>
-          <w:szCs w:val="24"/>
-        </w:rPr>
-        <w:t xml:space="preserve">Jawaban sederhananya adalah Java tidak menyediakakn fitur untuk melakukan instansiasi pada interface dan fungsi dari interface sendiri bukanlah untuk diinstansiasi karena jika dilihat secara mendalam, dia tidak bisa memiliki constructor method dan hanya bisa menyimpan body method (method kosong tanpa isi) yang sifatnya itu sebagai kontrak dimana orang yang membuat kontrak dengan interface, harus mengimplementasikan method yang terdapat dalam interface tersebut. </w:t>
+      <w:proofErr w:type="spellStart"/>
+      <w:r>
+        <w:rPr>
+          <w:rFonts w:ascii="Times New Roman" w:eastAsia="Times New Roman" w:hAnsi="Times New Roman" w:cs="Times New Roman"/>
+          <w:bCs/>
+          <w:sz w:val="24"/>
+          <w:szCs w:val="24"/>
+        </w:rPr>
+        <w:t>Jawaban</w:t>
+      </w:r>
+      <w:proofErr w:type="spellEnd"/>
+      <w:r>
+        <w:rPr>
+          <w:rFonts w:ascii="Times New Roman" w:eastAsia="Times New Roman" w:hAnsi="Times New Roman" w:cs="Times New Roman"/>
+          <w:bCs/>
+          <w:sz w:val="24"/>
+          <w:szCs w:val="24"/>
+        </w:rPr>
+        <w:t xml:space="preserve"> </w:t>
+      </w:r>
+      <w:proofErr w:type="spellStart"/>
+      <w:r>
+        <w:rPr>
+          <w:rFonts w:ascii="Times New Roman" w:eastAsia="Times New Roman" w:hAnsi="Times New Roman" w:cs="Times New Roman"/>
+          <w:bCs/>
+          <w:sz w:val="24"/>
+          <w:szCs w:val="24"/>
+        </w:rPr>
+        <w:t>sederhananya</w:t>
+      </w:r>
+      <w:proofErr w:type="spellEnd"/>
+      <w:r>
+        <w:rPr>
+          <w:rFonts w:ascii="Times New Roman" w:eastAsia="Times New Roman" w:hAnsi="Times New Roman" w:cs="Times New Roman"/>
+          <w:bCs/>
+          <w:sz w:val="24"/>
+          <w:szCs w:val="24"/>
+        </w:rPr>
+        <w:t xml:space="preserve"> </w:t>
+      </w:r>
+      <w:proofErr w:type="spellStart"/>
+      <w:r>
+        <w:rPr>
+          <w:rFonts w:ascii="Times New Roman" w:eastAsia="Times New Roman" w:hAnsi="Times New Roman" w:cs="Times New Roman"/>
+          <w:bCs/>
+          <w:sz w:val="24"/>
+          <w:szCs w:val="24"/>
+        </w:rPr>
+        <w:t>adalah</w:t>
+      </w:r>
+      <w:proofErr w:type="spellEnd"/>
+      <w:r>
+        <w:rPr>
+          <w:rFonts w:ascii="Times New Roman" w:eastAsia="Times New Roman" w:hAnsi="Times New Roman" w:cs="Times New Roman"/>
+          <w:bCs/>
+          <w:sz w:val="24"/>
+          <w:szCs w:val="24"/>
+        </w:rPr>
+        <w:t xml:space="preserve"> Java </w:t>
+      </w:r>
+      <w:proofErr w:type="spellStart"/>
+      <w:r>
+        <w:rPr>
+          <w:rFonts w:ascii="Times New Roman" w:eastAsia="Times New Roman" w:hAnsi="Times New Roman" w:cs="Times New Roman"/>
+          <w:bCs/>
+          <w:sz w:val="24"/>
+          <w:szCs w:val="24"/>
+        </w:rPr>
+        <w:t>tidak</w:t>
+      </w:r>
+      <w:proofErr w:type="spellEnd"/>
+      <w:r>
+        <w:rPr>
+          <w:rFonts w:ascii="Times New Roman" w:eastAsia="Times New Roman" w:hAnsi="Times New Roman" w:cs="Times New Roman"/>
+          <w:bCs/>
+          <w:sz w:val="24"/>
+          <w:szCs w:val="24"/>
+        </w:rPr>
+        <w:t xml:space="preserve"> </w:t>
+      </w:r>
+      <w:proofErr w:type="spellStart"/>
+      <w:r>
+        <w:rPr>
+          <w:rFonts w:ascii="Times New Roman" w:eastAsia="Times New Roman" w:hAnsi="Times New Roman" w:cs="Times New Roman"/>
+          <w:bCs/>
+          <w:sz w:val="24"/>
+          <w:szCs w:val="24"/>
+        </w:rPr>
+        <w:t>menyediakakn</w:t>
+      </w:r>
+      <w:proofErr w:type="spellEnd"/>
+      <w:r>
+        <w:rPr>
+          <w:rFonts w:ascii="Times New Roman" w:eastAsia="Times New Roman" w:hAnsi="Times New Roman" w:cs="Times New Roman"/>
+          <w:bCs/>
+          <w:sz w:val="24"/>
+          <w:szCs w:val="24"/>
+        </w:rPr>
+        <w:t xml:space="preserve"> </w:t>
+      </w:r>
+      <w:proofErr w:type="spellStart"/>
+      <w:r>
+        <w:rPr>
+          <w:rFonts w:ascii="Times New Roman" w:eastAsia="Times New Roman" w:hAnsi="Times New Roman" w:cs="Times New Roman"/>
+          <w:bCs/>
+          <w:sz w:val="24"/>
+          <w:szCs w:val="24"/>
+        </w:rPr>
+        <w:t>fitur</w:t>
+      </w:r>
+      <w:proofErr w:type="spellEnd"/>
+      <w:r>
+        <w:rPr>
+          <w:rFonts w:ascii="Times New Roman" w:eastAsia="Times New Roman" w:hAnsi="Times New Roman" w:cs="Times New Roman"/>
+          <w:bCs/>
+          <w:sz w:val="24"/>
+          <w:szCs w:val="24"/>
+        </w:rPr>
+        <w:t xml:space="preserve"> </w:t>
+      </w:r>
+      <w:proofErr w:type="spellStart"/>
+      <w:r>
+        <w:rPr>
+          <w:rFonts w:ascii="Times New Roman" w:eastAsia="Times New Roman" w:hAnsi="Times New Roman" w:cs="Times New Roman"/>
+          <w:bCs/>
+          <w:sz w:val="24"/>
+          <w:szCs w:val="24"/>
+        </w:rPr>
+        <w:t>untuk</w:t>
+      </w:r>
+      <w:proofErr w:type="spellEnd"/>
+      <w:r>
+        <w:rPr>
+          <w:rFonts w:ascii="Times New Roman" w:eastAsia="Times New Roman" w:hAnsi="Times New Roman" w:cs="Times New Roman"/>
+          <w:bCs/>
+          <w:sz w:val="24"/>
+          <w:szCs w:val="24"/>
+        </w:rPr>
+        <w:t xml:space="preserve"> </w:t>
+      </w:r>
+      <w:proofErr w:type="spellStart"/>
+      <w:r>
+        <w:rPr>
+          <w:rFonts w:ascii="Times New Roman" w:eastAsia="Times New Roman" w:hAnsi="Times New Roman" w:cs="Times New Roman"/>
+          <w:bCs/>
+          <w:sz w:val="24"/>
+          <w:szCs w:val="24"/>
+        </w:rPr>
+        <w:t>melakukan</w:t>
+      </w:r>
+      <w:proofErr w:type="spellEnd"/>
+      <w:r>
+        <w:rPr>
+          <w:rFonts w:ascii="Times New Roman" w:eastAsia="Times New Roman" w:hAnsi="Times New Roman" w:cs="Times New Roman"/>
+          <w:bCs/>
+          <w:sz w:val="24"/>
+          <w:szCs w:val="24"/>
+        </w:rPr>
+        <w:t xml:space="preserve"> </w:t>
+      </w:r>
+      <w:proofErr w:type="spellStart"/>
+      <w:r>
+        <w:rPr>
+          <w:rFonts w:ascii="Times New Roman" w:eastAsia="Times New Roman" w:hAnsi="Times New Roman" w:cs="Times New Roman"/>
+          <w:bCs/>
+          <w:sz w:val="24"/>
+          <w:szCs w:val="24"/>
+        </w:rPr>
+        <w:t>instansiasi</w:t>
+      </w:r>
+      <w:proofErr w:type="spellEnd"/>
+      <w:r>
+        <w:rPr>
+          <w:rFonts w:ascii="Times New Roman" w:eastAsia="Times New Roman" w:hAnsi="Times New Roman" w:cs="Times New Roman"/>
+          <w:bCs/>
+          <w:sz w:val="24"/>
+          <w:szCs w:val="24"/>
+        </w:rPr>
+        <w:t xml:space="preserve"> pada interface dan </w:t>
+      </w:r>
+      <w:proofErr w:type="spellStart"/>
+      <w:r>
+        <w:rPr>
+          <w:rFonts w:ascii="Times New Roman" w:eastAsia="Times New Roman" w:hAnsi="Times New Roman" w:cs="Times New Roman"/>
+          <w:bCs/>
+          <w:sz w:val="24"/>
+          <w:szCs w:val="24"/>
+        </w:rPr>
+        <w:t>fungsi</w:t>
+      </w:r>
+      <w:proofErr w:type="spellEnd"/>
+      <w:r>
+        <w:rPr>
+          <w:rFonts w:ascii="Times New Roman" w:eastAsia="Times New Roman" w:hAnsi="Times New Roman" w:cs="Times New Roman"/>
+          <w:bCs/>
+          <w:sz w:val="24"/>
+          <w:szCs w:val="24"/>
+        </w:rPr>
+        <w:t xml:space="preserve"> </w:t>
+      </w:r>
+      <w:proofErr w:type="spellStart"/>
+      <w:r>
+        <w:rPr>
+          <w:rFonts w:ascii="Times New Roman" w:eastAsia="Times New Roman" w:hAnsi="Times New Roman" w:cs="Times New Roman"/>
+          <w:bCs/>
+          <w:sz w:val="24"/>
+          <w:szCs w:val="24"/>
+        </w:rPr>
+        <w:t>dari</w:t>
+      </w:r>
+      <w:proofErr w:type="spellEnd"/>
+      <w:r>
+        <w:rPr>
+          <w:rFonts w:ascii="Times New Roman" w:eastAsia="Times New Roman" w:hAnsi="Times New Roman" w:cs="Times New Roman"/>
+          <w:bCs/>
+          <w:sz w:val="24"/>
+          <w:szCs w:val="24"/>
+        </w:rPr>
+        <w:t xml:space="preserve"> interface </w:t>
+      </w:r>
+      <w:proofErr w:type="spellStart"/>
+      <w:r>
+        <w:rPr>
+          <w:rFonts w:ascii="Times New Roman" w:eastAsia="Times New Roman" w:hAnsi="Times New Roman" w:cs="Times New Roman"/>
+          <w:bCs/>
+          <w:sz w:val="24"/>
+          <w:szCs w:val="24"/>
+        </w:rPr>
+        <w:t>sendiri</w:t>
+      </w:r>
+      <w:proofErr w:type="spellEnd"/>
+      <w:r>
+        <w:rPr>
+          <w:rFonts w:ascii="Times New Roman" w:eastAsia="Times New Roman" w:hAnsi="Times New Roman" w:cs="Times New Roman"/>
+          <w:bCs/>
+          <w:sz w:val="24"/>
+          <w:szCs w:val="24"/>
+        </w:rPr>
+        <w:t xml:space="preserve"> </w:t>
+      </w:r>
+      <w:proofErr w:type="spellStart"/>
+      <w:r>
+        <w:rPr>
+          <w:rFonts w:ascii="Times New Roman" w:eastAsia="Times New Roman" w:hAnsi="Times New Roman" w:cs="Times New Roman"/>
+          <w:bCs/>
+          <w:sz w:val="24"/>
+          <w:szCs w:val="24"/>
+        </w:rPr>
+        <w:t>bukanlah</w:t>
+      </w:r>
+      <w:proofErr w:type="spellEnd"/>
+      <w:r>
+        <w:rPr>
+          <w:rFonts w:ascii="Times New Roman" w:eastAsia="Times New Roman" w:hAnsi="Times New Roman" w:cs="Times New Roman"/>
+          <w:bCs/>
+          <w:sz w:val="24"/>
+          <w:szCs w:val="24"/>
+        </w:rPr>
+        <w:t xml:space="preserve"> </w:t>
+      </w:r>
+      <w:proofErr w:type="spellStart"/>
+      <w:r>
+        <w:rPr>
+          <w:rFonts w:ascii="Times New Roman" w:eastAsia="Times New Roman" w:hAnsi="Times New Roman" w:cs="Times New Roman"/>
+          <w:bCs/>
+          <w:sz w:val="24"/>
+          <w:szCs w:val="24"/>
+        </w:rPr>
+        <w:t>untuk</w:t>
+      </w:r>
+      <w:proofErr w:type="spellEnd"/>
+      <w:r>
+        <w:rPr>
+          <w:rFonts w:ascii="Times New Roman" w:eastAsia="Times New Roman" w:hAnsi="Times New Roman" w:cs="Times New Roman"/>
+          <w:bCs/>
+          <w:sz w:val="24"/>
+          <w:szCs w:val="24"/>
+        </w:rPr>
+        <w:t xml:space="preserve"> </w:t>
+      </w:r>
+      <w:proofErr w:type="spellStart"/>
+      <w:r>
+        <w:rPr>
+          <w:rFonts w:ascii="Times New Roman" w:eastAsia="Times New Roman" w:hAnsi="Times New Roman" w:cs="Times New Roman"/>
+          <w:bCs/>
+          <w:sz w:val="24"/>
+          <w:szCs w:val="24"/>
+        </w:rPr>
+        <w:t>diinstansiasi</w:t>
+      </w:r>
+      <w:proofErr w:type="spellEnd"/>
+      <w:r>
+        <w:rPr>
+          <w:rFonts w:ascii="Times New Roman" w:eastAsia="Times New Roman" w:hAnsi="Times New Roman" w:cs="Times New Roman"/>
+          <w:bCs/>
+          <w:sz w:val="24"/>
+          <w:szCs w:val="24"/>
+        </w:rPr>
+        <w:t xml:space="preserve"> </w:t>
+      </w:r>
+      <w:proofErr w:type="spellStart"/>
+      <w:r>
+        <w:rPr>
+          <w:rFonts w:ascii="Times New Roman" w:eastAsia="Times New Roman" w:hAnsi="Times New Roman" w:cs="Times New Roman"/>
+          <w:bCs/>
+          <w:sz w:val="24"/>
+          <w:szCs w:val="24"/>
+        </w:rPr>
+        <w:t>karena</w:t>
+      </w:r>
+      <w:proofErr w:type="spellEnd"/>
+      <w:r>
+        <w:rPr>
+          <w:rFonts w:ascii="Times New Roman" w:eastAsia="Times New Roman" w:hAnsi="Times New Roman" w:cs="Times New Roman"/>
+          <w:bCs/>
+          <w:sz w:val="24"/>
+          <w:szCs w:val="24"/>
+        </w:rPr>
+        <w:t xml:space="preserve"> </w:t>
+      </w:r>
+      <w:proofErr w:type="spellStart"/>
+      <w:r>
+        <w:rPr>
+          <w:rFonts w:ascii="Times New Roman" w:eastAsia="Times New Roman" w:hAnsi="Times New Roman" w:cs="Times New Roman"/>
+          <w:bCs/>
+          <w:sz w:val="24"/>
+          <w:szCs w:val="24"/>
+        </w:rPr>
+        <w:t>jika</w:t>
+      </w:r>
+      <w:proofErr w:type="spellEnd"/>
+      <w:r>
+        <w:rPr>
+          <w:rFonts w:ascii="Times New Roman" w:eastAsia="Times New Roman" w:hAnsi="Times New Roman" w:cs="Times New Roman"/>
+          <w:bCs/>
+          <w:sz w:val="24"/>
+          <w:szCs w:val="24"/>
+        </w:rPr>
+        <w:t xml:space="preserve"> </w:t>
+      </w:r>
+      <w:proofErr w:type="spellStart"/>
+      <w:r>
+        <w:rPr>
+          <w:rFonts w:ascii="Times New Roman" w:eastAsia="Times New Roman" w:hAnsi="Times New Roman" w:cs="Times New Roman"/>
+          <w:bCs/>
+          <w:sz w:val="24"/>
+          <w:szCs w:val="24"/>
+        </w:rPr>
+        <w:t>dilihat</w:t>
+      </w:r>
+      <w:proofErr w:type="spellEnd"/>
+      <w:r>
+        <w:rPr>
+          <w:rFonts w:ascii="Times New Roman" w:eastAsia="Times New Roman" w:hAnsi="Times New Roman" w:cs="Times New Roman"/>
+          <w:bCs/>
+          <w:sz w:val="24"/>
+          <w:szCs w:val="24"/>
+        </w:rPr>
+        <w:t xml:space="preserve"> </w:t>
+      </w:r>
+      <w:proofErr w:type="spellStart"/>
+      <w:r>
+        <w:rPr>
+          <w:rFonts w:ascii="Times New Roman" w:eastAsia="Times New Roman" w:hAnsi="Times New Roman" w:cs="Times New Roman"/>
+          <w:bCs/>
+          <w:sz w:val="24"/>
+          <w:szCs w:val="24"/>
+        </w:rPr>
+        <w:t>secara</w:t>
+      </w:r>
+      <w:proofErr w:type="spellEnd"/>
+      <w:r>
+        <w:rPr>
+          <w:rFonts w:ascii="Times New Roman" w:eastAsia="Times New Roman" w:hAnsi="Times New Roman" w:cs="Times New Roman"/>
+          <w:bCs/>
+          <w:sz w:val="24"/>
+          <w:szCs w:val="24"/>
+        </w:rPr>
+        <w:t xml:space="preserve"> </w:t>
+      </w:r>
+      <w:proofErr w:type="spellStart"/>
+      <w:r>
+        <w:rPr>
+          <w:rFonts w:ascii="Times New Roman" w:eastAsia="Times New Roman" w:hAnsi="Times New Roman" w:cs="Times New Roman"/>
+          <w:bCs/>
+          <w:sz w:val="24"/>
+          <w:szCs w:val="24"/>
+        </w:rPr>
+        <w:t>mendalam</w:t>
+      </w:r>
+      <w:proofErr w:type="spellEnd"/>
+      <w:r>
+        <w:rPr>
+          <w:rFonts w:ascii="Times New Roman" w:eastAsia="Times New Roman" w:hAnsi="Times New Roman" w:cs="Times New Roman"/>
+          <w:bCs/>
+          <w:sz w:val="24"/>
+          <w:szCs w:val="24"/>
+        </w:rPr>
+        <w:t xml:space="preserve">, </w:t>
+      </w:r>
+      <w:proofErr w:type="spellStart"/>
+      <w:r>
+        <w:rPr>
+          <w:rFonts w:ascii="Times New Roman" w:eastAsia="Times New Roman" w:hAnsi="Times New Roman" w:cs="Times New Roman"/>
+          <w:bCs/>
+          <w:sz w:val="24"/>
+          <w:szCs w:val="24"/>
+        </w:rPr>
+        <w:t>dia</w:t>
+      </w:r>
+      <w:proofErr w:type="spellEnd"/>
+      <w:r>
+        <w:rPr>
+          <w:rFonts w:ascii="Times New Roman" w:eastAsia="Times New Roman" w:hAnsi="Times New Roman" w:cs="Times New Roman"/>
+          <w:bCs/>
+          <w:sz w:val="24"/>
+          <w:szCs w:val="24"/>
+        </w:rPr>
+        <w:t xml:space="preserve"> </w:t>
+      </w:r>
+      <w:proofErr w:type="spellStart"/>
+      <w:r>
+        <w:rPr>
+          <w:rFonts w:ascii="Times New Roman" w:eastAsia="Times New Roman" w:hAnsi="Times New Roman" w:cs="Times New Roman"/>
+          <w:bCs/>
+          <w:sz w:val="24"/>
+          <w:szCs w:val="24"/>
+        </w:rPr>
+        <w:t>tidak</w:t>
+      </w:r>
+      <w:proofErr w:type="spellEnd"/>
+      <w:r>
+        <w:rPr>
+          <w:rFonts w:ascii="Times New Roman" w:eastAsia="Times New Roman" w:hAnsi="Times New Roman" w:cs="Times New Roman"/>
+          <w:bCs/>
+          <w:sz w:val="24"/>
+          <w:szCs w:val="24"/>
+        </w:rPr>
+        <w:t xml:space="preserve"> </w:t>
+      </w:r>
+      <w:proofErr w:type="spellStart"/>
+      <w:r>
+        <w:rPr>
+          <w:rFonts w:ascii="Times New Roman" w:eastAsia="Times New Roman" w:hAnsi="Times New Roman" w:cs="Times New Roman"/>
+          <w:bCs/>
+          <w:sz w:val="24"/>
+          <w:szCs w:val="24"/>
+        </w:rPr>
+        <w:t>bisa</w:t>
+      </w:r>
+      <w:proofErr w:type="spellEnd"/>
+      <w:r>
+        <w:rPr>
+          <w:rFonts w:ascii="Times New Roman" w:eastAsia="Times New Roman" w:hAnsi="Times New Roman" w:cs="Times New Roman"/>
+          <w:bCs/>
+          <w:sz w:val="24"/>
+          <w:szCs w:val="24"/>
+        </w:rPr>
+        <w:t xml:space="preserve"> </w:t>
+      </w:r>
+      <w:proofErr w:type="spellStart"/>
+      <w:r>
+        <w:rPr>
+          <w:rFonts w:ascii="Times New Roman" w:eastAsia="Times New Roman" w:hAnsi="Times New Roman" w:cs="Times New Roman"/>
+          <w:bCs/>
+          <w:sz w:val="24"/>
+          <w:szCs w:val="24"/>
+        </w:rPr>
+        <w:t>memiliki</w:t>
+      </w:r>
+      <w:proofErr w:type="spellEnd"/>
+      <w:r>
+        <w:rPr>
+          <w:rFonts w:ascii="Times New Roman" w:eastAsia="Times New Roman" w:hAnsi="Times New Roman" w:cs="Times New Roman"/>
+          <w:bCs/>
+          <w:sz w:val="24"/>
+          <w:szCs w:val="24"/>
+        </w:rPr>
+        <w:t xml:space="preserve"> constructor method dan </w:t>
+      </w:r>
+      <w:proofErr w:type="spellStart"/>
+      <w:r>
+        <w:rPr>
+          <w:rFonts w:ascii="Times New Roman" w:eastAsia="Times New Roman" w:hAnsi="Times New Roman" w:cs="Times New Roman"/>
+          <w:bCs/>
+          <w:sz w:val="24"/>
+          <w:szCs w:val="24"/>
+        </w:rPr>
+        <w:t>hanya</w:t>
+      </w:r>
+      <w:proofErr w:type="spellEnd"/>
+      <w:r>
+        <w:rPr>
+          <w:rFonts w:ascii="Times New Roman" w:eastAsia="Times New Roman" w:hAnsi="Times New Roman" w:cs="Times New Roman"/>
+          <w:bCs/>
+          <w:sz w:val="24"/>
+          <w:szCs w:val="24"/>
+        </w:rPr>
+        <w:t xml:space="preserve"> </w:t>
+      </w:r>
+      <w:proofErr w:type="spellStart"/>
+      <w:r>
+        <w:rPr>
+          <w:rFonts w:ascii="Times New Roman" w:eastAsia="Times New Roman" w:hAnsi="Times New Roman" w:cs="Times New Roman"/>
+          <w:bCs/>
+          <w:sz w:val="24"/>
+          <w:szCs w:val="24"/>
+        </w:rPr>
+        <w:t>bisa</w:t>
+      </w:r>
+      <w:proofErr w:type="spellEnd"/>
+      <w:r>
+        <w:rPr>
+          <w:rFonts w:ascii="Times New Roman" w:eastAsia="Times New Roman" w:hAnsi="Times New Roman" w:cs="Times New Roman"/>
+          <w:bCs/>
+          <w:sz w:val="24"/>
+          <w:szCs w:val="24"/>
+        </w:rPr>
+        <w:t xml:space="preserve"> </w:t>
+      </w:r>
+      <w:proofErr w:type="spellStart"/>
+      <w:r>
+        <w:rPr>
+          <w:rFonts w:ascii="Times New Roman" w:eastAsia="Times New Roman" w:hAnsi="Times New Roman" w:cs="Times New Roman"/>
+          <w:bCs/>
+          <w:sz w:val="24"/>
+          <w:szCs w:val="24"/>
+        </w:rPr>
+        <w:t>menyimpan</w:t>
+      </w:r>
+      <w:proofErr w:type="spellEnd"/>
+      <w:r>
+        <w:rPr>
+          <w:rFonts w:ascii="Times New Roman" w:eastAsia="Times New Roman" w:hAnsi="Times New Roman" w:cs="Times New Roman"/>
+          <w:bCs/>
+          <w:sz w:val="24"/>
+          <w:szCs w:val="24"/>
+        </w:rPr>
+        <w:t xml:space="preserve"> body method (method </w:t>
+      </w:r>
+      <w:proofErr w:type="spellStart"/>
+      <w:r>
+        <w:rPr>
+          <w:rFonts w:ascii="Times New Roman" w:eastAsia="Times New Roman" w:hAnsi="Times New Roman" w:cs="Times New Roman"/>
+          <w:bCs/>
+          <w:sz w:val="24"/>
+          <w:szCs w:val="24"/>
+        </w:rPr>
+        <w:t>kosong</w:t>
+      </w:r>
+      <w:proofErr w:type="spellEnd"/>
+      <w:r>
+        <w:rPr>
+          <w:rFonts w:ascii="Times New Roman" w:eastAsia="Times New Roman" w:hAnsi="Times New Roman" w:cs="Times New Roman"/>
+          <w:bCs/>
+          <w:sz w:val="24"/>
+          <w:szCs w:val="24"/>
+        </w:rPr>
+        <w:t xml:space="preserve"> </w:t>
+      </w:r>
+      <w:proofErr w:type="spellStart"/>
+      <w:r>
+        <w:rPr>
+          <w:rFonts w:ascii="Times New Roman" w:eastAsia="Times New Roman" w:hAnsi="Times New Roman" w:cs="Times New Roman"/>
+          <w:bCs/>
+          <w:sz w:val="24"/>
+          <w:szCs w:val="24"/>
+        </w:rPr>
+        <w:t>tanpa</w:t>
+      </w:r>
+      <w:proofErr w:type="spellEnd"/>
+      <w:r>
+        <w:rPr>
+          <w:rFonts w:ascii="Times New Roman" w:eastAsia="Times New Roman" w:hAnsi="Times New Roman" w:cs="Times New Roman"/>
+          <w:bCs/>
+          <w:sz w:val="24"/>
+          <w:szCs w:val="24"/>
+        </w:rPr>
+        <w:t xml:space="preserve"> </w:t>
+      </w:r>
+      <w:proofErr w:type="spellStart"/>
+      <w:r>
+        <w:rPr>
+          <w:rFonts w:ascii="Times New Roman" w:eastAsia="Times New Roman" w:hAnsi="Times New Roman" w:cs="Times New Roman"/>
+          <w:bCs/>
+          <w:sz w:val="24"/>
+          <w:szCs w:val="24"/>
+        </w:rPr>
+        <w:t>isi</w:t>
+      </w:r>
+      <w:proofErr w:type="spellEnd"/>
+      <w:r>
+        <w:rPr>
+          <w:rFonts w:ascii="Times New Roman" w:eastAsia="Times New Roman" w:hAnsi="Times New Roman" w:cs="Times New Roman"/>
+          <w:bCs/>
+          <w:sz w:val="24"/>
+          <w:szCs w:val="24"/>
+        </w:rPr>
+        <w:t xml:space="preserve">) yang </w:t>
+      </w:r>
+      <w:proofErr w:type="spellStart"/>
+      <w:r>
+        <w:rPr>
+          <w:rFonts w:ascii="Times New Roman" w:eastAsia="Times New Roman" w:hAnsi="Times New Roman" w:cs="Times New Roman"/>
+          <w:bCs/>
+          <w:sz w:val="24"/>
+          <w:szCs w:val="24"/>
+        </w:rPr>
+        <w:t>sifatnya</w:t>
+      </w:r>
+      <w:proofErr w:type="spellEnd"/>
+      <w:r>
+        <w:rPr>
+          <w:rFonts w:ascii="Times New Roman" w:eastAsia="Times New Roman" w:hAnsi="Times New Roman" w:cs="Times New Roman"/>
+          <w:bCs/>
+          <w:sz w:val="24"/>
+          <w:szCs w:val="24"/>
+        </w:rPr>
+        <w:t xml:space="preserve"> </w:t>
+      </w:r>
+      <w:proofErr w:type="spellStart"/>
+      <w:r>
+        <w:rPr>
+          <w:rFonts w:ascii="Times New Roman" w:eastAsia="Times New Roman" w:hAnsi="Times New Roman" w:cs="Times New Roman"/>
+          <w:bCs/>
+          <w:sz w:val="24"/>
+          <w:szCs w:val="24"/>
+        </w:rPr>
+        <w:t>itu</w:t>
+      </w:r>
+      <w:proofErr w:type="spellEnd"/>
+      <w:r>
+        <w:rPr>
+          <w:rFonts w:ascii="Times New Roman" w:eastAsia="Times New Roman" w:hAnsi="Times New Roman" w:cs="Times New Roman"/>
+          <w:bCs/>
+          <w:sz w:val="24"/>
+          <w:szCs w:val="24"/>
+        </w:rPr>
+        <w:t xml:space="preserve"> </w:t>
+      </w:r>
+      <w:proofErr w:type="spellStart"/>
+      <w:r>
+        <w:rPr>
+          <w:rFonts w:ascii="Times New Roman" w:eastAsia="Times New Roman" w:hAnsi="Times New Roman" w:cs="Times New Roman"/>
+          <w:bCs/>
+          <w:sz w:val="24"/>
+          <w:szCs w:val="24"/>
+        </w:rPr>
+        <w:t>sebagai</w:t>
+      </w:r>
+      <w:proofErr w:type="spellEnd"/>
+      <w:r>
+        <w:rPr>
+          <w:rFonts w:ascii="Times New Roman" w:eastAsia="Times New Roman" w:hAnsi="Times New Roman" w:cs="Times New Roman"/>
+          <w:bCs/>
+          <w:sz w:val="24"/>
+          <w:szCs w:val="24"/>
+        </w:rPr>
+        <w:t xml:space="preserve"> </w:t>
+      </w:r>
+      <w:proofErr w:type="spellStart"/>
+      <w:r>
+        <w:rPr>
+          <w:rFonts w:ascii="Times New Roman" w:eastAsia="Times New Roman" w:hAnsi="Times New Roman" w:cs="Times New Roman"/>
+          <w:bCs/>
+          <w:sz w:val="24"/>
+          <w:szCs w:val="24"/>
+        </w:rPr>
+        <w:t>kontrak</w:t>
+      </w:r>
+      <w:proofErr w:type="spellEnd"/>
+      <w:r>
+        <w:rPr>
+          <w:rFonts w:ascii="Times New Roman" w:eastAsia="Times New Roman" w:hAnsi="Times New Roman" w:cs="Times New Roman"/>
+          <w:bCs/>
+          <w:sz w:val="24"/>
+          <w:szCs w:val="24"/>
+        </w:rPr>
+        <w:t xml:space="preserve"> </w:t>
+      </w:r>
+      <w:proofErr w:type="spellStart"/>
+      <w:r>
+        <w:rPr>
+          <w:rFonts w:ascii="Times New Roman" w:eastAsia="Times New Roman" w:hAnsi="Times New Roman" w:cs="Times New Roman"/>
+          <w:bCs/>
+          <w:sz w:val="24"/>
+          <w:szCs w:val="24"/>
+        </w:rPr>
+        <w:t>dimana</w:t>
+      </w:r>
+      <w:proofErr w:type="spellEnd"/>
+      <w:r>
+        <w:rPr>
+          <w:rFonts w:ascii="Times New Roman" w:eastAsia="Times New Roman" w:hAnsi="Times New Roman" w:cs="Times New Roman"/>
+          <w:bCs/>
+          <w:sz w:val="24"/>
+          <w:szCs w:val="24"/>
+        </w:rPr>
+        <w:t xml:space="preserve"> orang yang </w:t>
+      </w:r>
+      <w:proofErr w:type="spellStart"/>
+      <w:r>
+        <w:rPr>
+          <w:rFonts w:ascii="Times New Roman" w:eastAsia="Times New Roman" w:hAnsi="Times New Roman" w:cs="Times New Roman"/>
+          <w:bCs/>
+          <w:sz w:val="24"/>
+          <w:szCs w:val="24"/>
+        </w:rPr>
+        <w:t>membuat</w:t>
+      </w:r>
+      <w:proofErr w:type="spellEnd"/>
+      <w:r>
+        <w:rPr>
+          <w:rFonts w:ascii="Times New Roman" w:eastAsia="Times New Roman" w:hAnsi="Times New Roman" w:cs="Times New Roman"/>
+          <w:bCs/>
+          <w:sz w:val="24"/>
+          <w:szCs w:val="24"/>
+        </w:rPr>
+        <w:t xml:space="preserve"> </w:t>
+      </w:r>
+      <w:proofErr w:type="spellStart"/>
+      <w:r>
+        <w:rPr>
+          <w:rFonts w:ascii="Times New Roman" w:eastAsia="Times New Roman" w:hAnsi="Times New Roman" w:cs="Times New Roman"/>
+          <w:bCs/>
+          <w:sz w:val="24"/>
+          <w:szCs w:val="24"/>
+        </w:rPr>
+        <w:t>kontrak</w:t>
+      </w:r>
+      <w:proofErr w:type="spellEnd"/>
+      <w:r>
+        <w:rPr>
+          <w:rFonts w:ascii="Times New Roman" w:eastAsia="Times New Roman" w:hAnsi="Times New Roman" w:cs="Times New Roman"/>
+          <w:bCs/>
+          <w:sz w:val="24"/>
+          <w:szCs w:val="24"/>
+        </w:rPr>
+        <w:t xml:space="preserve"> </w:t>
+      </w:r>
+      <w:proofErr w:type="spellStart"/>
+      <w:r>
+        <w:rPr>
+          <w:rFonts w:ascii="Times New Roman" w:eastAsia="Times New Roman" w:hAnsi="Times New Roman" w:cs="Times New Roman"/>
+          <w:bCs/>
+          <w:sz w:val="24"/>
+          <w:szCs w:val="24"/>
+        </w:rPr>
+        <w:t>dengan</w:t>
+      </w:r>
+      <w:proofErr w:type="spellEnd"/>
+      <w:r>
+        <w:rPr>
+          <w:rFonts w:ascii="Times New Roman" w:eastAsia="Times New Roman" w:hAnsi="Times New Roman" w:cs="Times New Roman"/>
+          <w:bCs/>
+          <w:sz w:val="24"/>
+          <w:szCs w:val="24"/>
+        </w:rPr>
+        <w:t xml:space="preserve"> interface, </w:t>
+      </w:r>
+      <w:proofErr w:type="spellStart"/>
+      <w:r>
+        <w:rPr>
+          <w:rFonts w:ascii="Times New Roman" w:eastAsia="Times New Roman" w:hAnsi="Times New Roman" w:cs="Times New Roman"/>
+          <w:bCs/>
+          <w:sz w:val="24"/>
+          <w:szCs w:val="24"/>
+        </w:rPr>
+        <w:t>harus</w:t>
+      </w:r>
+      <w:proofErr w:type="spellEnd"/>
+      <w:r>
+        <w:rPr>
+          <w:rFonts w:ascii="Times New Roman" w:eastAsia="Times New Roman" w:hAnsi="Times New Roman" w:cs="Times New Roman"/>
+          <w:bCs/>
+          <w:sz w:val="24"/>
+          <w:szCs w:val="24"/>
+        </w:rPr>
+        <w:t xml:space="preserve"> </w:t>
+      </w:r>
+      <w:proofErr w:type="spellStart"/>
+      <w:r>
+        <w:rPr>
+          <w:rFonts w:ascii="Times New Roman" w:eastAsia="Times New Roman" w:hAnsi="Times New Roman" w:cs="Times New Roman"/>
+          <w:bCs/>
+          <w:sz w:val="24"/>
+          <w:szCs w:val="24"/>
+        </w:rPr>
+        <w:t>mengimplementasikan</w:t>
+      </w:r>
+      <w:proofErr w:type="spellEnd"/>
+      <w:r>
+        <w:rPr>
+          <w:rFonts w:ascii="Times New Roman" w:eastAsia="Times New Roman" w:hAnsi="Times New Roman" w:cs="Times New Roman"/>
+          <w:bCs/>
+          <w:sz w:val="24"/>
+          <w:szCs w:val="24"/>
+        </w:rPr>
+        <w:t xml:space="preserve"> method yang </w:t>
+      </w:r>
+      <w:proofErr w:type="spellStart"/>
+      <w:r>
+        <w:rPr>
+          <w:rFonts w:ascii="Times New Roman" w:eastAsia="Times New Roman" w:hAnsi="Times New Roman" w:cs="Times New Roman"/>
+          <w:bCs/>
+          <w:sz w:val="24"/>
+          <w:szCs w:val="24"/>
+        </w:rPr>
+        <w:t>terdapat</w:t>
+      </w:r>
+      <w:proofErr w:type="spellEnd"/>
+      <w:r>
+        <w:rPr>
+          <w:rFonts w:ascii="Times New Roman" w:eastAsia="Times New Roman" w:hAnsi="Times New Roman" w:cs="Times New Roman"/>
+          <w:bCs/>
+          <w:sz w:val="24"/>
+          <w:szCs w:val="24"/>
+        </w:rPr>
+        <w:t xml:space="preserve"> </w:t>
+      </w:r>
+      <w:proofErr w:type="spellStart"/>
+      <w:r>
+        <w:rPr>
+          <w:rFonts w:ascii="Times New Roman" w:eastAsia="Times New Roman" w:hAnsi="Times New Roman" w:cs="Times New Roman"/>
+          <w:bCs/>
+          <w:sz w:val="24"/>
+          <w:szCs w:val="24"/>
+        </w:rPr>
+        <w:t>dalam</w:t>
+      </w:r>
+      <w:proofErr w:type="spellEnd"/>
+      <w:r>
+        <w:rPr>
+          <w:rFonts w:ascii="Times New Roman" w:eastAsia="Times New Roman" w:hAnsi="Times New Roman" w:cs="Times New Roman"/>
+          <w:bCs/>
+          <w:sz w:val="24"/>
+          <w:szCs w:val="24"/>
+        </w:rPr>
+        <w:t xml:space="preserve"> interface </w:t>
+      </w:r>
+      <w:proofErr w:type="spellStart"/>
+      <w:r>
+        <w:rPr>
+          <w:rFonts w:ascii="Times New Roman" w:eastAsia="Times New Roman" w:hAnsi="Times New Roman" w:cs="Times New Roman"/>
+          <w:bCs/>
+          <w:sz w:val="24"/>
+          <w:szCs w:val="24"/>
+        </w:rPr>
+        <w:t>tersebut</w:t>
+      </w:r>
+      <w:proofErr w:type="spellEnd"/>
+      <w:r>
+        <w:rPr>
+          <w:rFonts w:ascii="Times New Roman" w:eastAsia="Times New Roman" w:hAnsi="Times New Roman" w:cs="Times New Roman"/>
+          <w:bCs/>
+          <w:sz w:val="24"/>
+          <w:szCs w:val="24"/>
+        </w:rPr>
+        <w:t xml:space="preserve">. </w:t>
       </w:r>
     </w:p>
     <w:p>
@@ -900,6 +3564,7 @@
           <w:szCs w:val="24"/>
         </w:rPr>
       </w:pPr>
+      <w:proofErr w:type="spellStart"/>
       <w:r>
         <w:rPr>
           <w:rFonts w:ascii="Times New Roman" w:eastAsia="Times New Roman" w:hAnsi="Times New Roman" w:cs="Times New Roman"/>
@@ -907,8 +3572,29 @@
           <w:sz w:val="24"/>
           <w:szCs w:val="24"/>
         </w:rPr>
-        <w:t>Modifikasi kode</w:t>
-      </w:r>
+        <w:t>Modifikasi</w:t>
+      </w:r>
+      <w:proofErr w:type="spellEnd"/>
+      <w:r>
+        <w:rPr>
+          <w:rFonts w:ascii="Times New Roman" w:eastAsia="Times New Roman" w:hAnsi="Times New Roman" w:cs="Times New Roman"/>
+          <w:b/>
+          <w:sz w:val="24"/>
+          <w:szCs w:val="24"/>
+        </w:rPr>
+        <w:t xml:space="preserve"> </w:t>
+      </w:r>
+      <w:proofErr w:type="spellStart"/>
+      <w:r>
+        <w:rPr>
+          <w:rFonts w:ascii="Times New Roman" w:eastAsia="Times New Roman" w:hAnsi="Times New Roman" w:cs="Times New Roman"/>
+          <w:b/>
+          <w:sz w:val="24"/>
+          <w:szCs w:val="24"/>
+        </w:rPr>
+        <w:t>kode</w:t>
+      </w:r>
+      <w:proofErr w:type="spellEnd"/>
     </w:p>
     <w:p>
       <w:pPr>
@@ -922,15 +3608,137 @@
           <w:szCs w:val="24"/>
         </w:rPr>
       </w:pPr>
-      <w:r>
-        <w:rPr>
-          <w:rFonts w:ascii="Times New Roman" w:eastAsia="Times New Roman" w:hAnsi="Times New Roman" w:cs="Times New Roman"/>
-          <w:bCs/>
-          <w:sz w:val="24"/>
-          <w:szCs w:val="24"/>
-        </w:rPr>
-        <w:t>Buat exception handling untuk mengetahui kata terakhir per baris apakah dapat dirubah</w:t>
-      </w:r>
+      <w:proofErr w:type="spellStart"/>
+      <w:r>
+        <w:rPr>
+          <w:rFonts w:ascii="Times New Roman" w:eastAsia="Times New Roman" w:hAnsi="Times New Roman" w:cs="Times New Roman"/>
+          <w:bCs/>
+          <w:sz w:val="24"/>
+          <w:szCs w:val="24"/>
+        </w:rPr>
+        <w:t>Buat</w:t>
+      </w:r>
+      <w:proofErr w:type="spellEnd"/>
+      <w:r>
+        <w:rPr>
+          <w:rFonts w:ascii="Times New Roman" w:eastAsia="Times New Roman" w:hAnsi="Times New Roman" w:cs="Times New Roman"/>
+          <w:bCs/>
+          <w:sz w:val="24"/>
+          <w:szCs w:val="24"/>
+        </w:rPr>
+        <w:t xml:space="preserve"> exception handling </w:t>
+      </w:r>
+      <w:proofErr w:type="spellStart"/>
+      <w:r>
+        <w:rPr>
+          <w:rFonts w:ascii="Times New Roman" w:eastAsia="Times New Roman" w:hAnsi="Times New Roman" w:cs="Times New Roman"/>
+          <w:bCs/>
+          <w:sz w:val="24"/>
+          <w:szCs w:val="24"/>
+        </w:rPr>
+        <w:t>untuk</w:t>
+      </w:r>
+      <w:proofErr w:type="spellEnd"/>
+      <w:r>
+        <w:rPr>
+          <w:rFonts w:ascii="Times New Roman" w:eastAsia="Times New Roman" w:hAnsi="Times New Roman" w:cs="Times New Roman"/>
+          <w:bCs/>
+          <w:sz w:val="24"/>
+          <w:szCs w:val="24"/>
+        </w:rPr>
+        <w:t xml:space="preserve"> </w:t>
+      </w:r>
+      <w:proofErr w:type="spellStart"/>
+      <w:r>
+        <w:rPr>
+          <w:rFonts w:ascii="Times New Roman" w:eastAsia="Times New Roman" w:hAnsi="Times New Roman" w:cs="Times New Roman"/>
+          <w:bCs/>
+          <w:sz w:val="24"/>
+          <w:szCs w:val="24"/>
+        </w:rPr>
+        <w:t>mengetahui</w:t>
+      </w:r>
+      <w:proofErr w:type="spellEnd"/>
+      <w:r>
+        <w:rPr>
+          <w:rFonts w:ascii="Times New Roman" w:eastAsia="Times New Roman" w:hAnsi="Times New Roman" w:cs="Times New Roman"/>
+          <w:bCs/>
+          <w:sz w:val="24"/>
+          <w:szCs w:val="24"/>
+        </w:rPr>
+        <w:t xml:space="preserve"> kata </w:t>
+      </w:r>
+      <w:proofErr w:type="spellStart"/>
+      <w:r>
+        <w:rPr>
+          <w:rFonts w:ascii="Times New Roman" w:eastAsia="Times New Roman" w:hAnsi="Times New Roman" w:cs="Times New Roman"/>
+          <w:bCs/>
+          <w:sz w:val="24"/>
+          <w:szCs w:val="24"/>
+        </w:rPr>
+        <w:t>terakhir</w:t>
+      </w:r>
+      <w:proofErr w:type="spellEnd"/>
+      <w:r>
+        <w:rPr>
+          <w:rFonts w:ascii="Times New Roman" w:eastAsia="Times New Roman" w:hAnsi="Times New Roman" w:cs="Times New Roman"/>
+          <w:bCs/>
+          <w:sz w:val="24"/>
+          <w:szCs w:val="24"/>
+        </w:rPr>
+        <w:t xml:space="preserve"> per baris </w:t>
+      </w:r>
+      <w:proofErr w:type="spellStart"/>
+      <w:r>
+        <w:rPr>
+          <w:rFonts w:ascii="Times New Roman" w:eastAsia="Times New Roman" w:hAnsi="Times New Roman" w:cs="Times New Roman"/>
+          <w:bCs/>
+          <w:sz w:val="24"/>
+          <w:szCs w:val="24"/>
+        </w:rPr>
+        <w:t>apakah</w:t>
+      </w:r>
+      <w:proofErr w:type="spellEnd"/>
+      <w:r>
+        <w:rPr>
+          <w:rFonts w:ascii="Times New Roman" w:eastAsia="Times New Roman" w:hAnsi="Times New Roman" w:cs="Times New Roman"/>
+          <w:bCs/>
+          <w:sz w:val="24"/>
+          <w:szCs w:val="24"/>
+        </w:rPr>
+        <w:t xml:space="preserve"> </w:t>
+      </w:r>
+      <w:proofErr w:type="spellStart"/>
+      <w:r>
+        <w:rPr>
+          <w:rFonts w:ascii="Times New Roman" w:eastAsia="Times New Roman" w:hAnsi="Times New Roman" w:cs="Times New Roman"/>
+          <w:bCs/>
+          <w:sz w:val="24"/>
+          <w:szCs w:val="24"/>
+        </w:rPr>
+        <w:t>dapat</w:t>
+      </w:r>
+      <w:proofErr w:type="spellEnd"/>
+      <w:r>
+        <w:rPr>
+          <w:rFonts w:ascii="Times New Roman" w:eastAsia="Times New Roman" w:hAnsi="Times New Roman" w:cs="Times New Roman"/>
+          <w:bCs/>
+          <w:sz w:val="24"/>
+          <w:szCs w:val="24"/>
+        </w:rPr>
+        <w:t xml:space="preserve"> </w:t>
+      </w:r>
+      <w:proofErr w:type="spellStart"/>
+      <w:r>
+        <w:rPr>
+          <w:rFonts w:ascii="Times New Roman" w:eastAsia="Times New Roman" w:hAnsi="Times New Roman" w:cs="Times New Roman"/>
+          <w:bCs/>
+          <w:sz w:val="24"/>
+          <w:szCs w:val="24"/>
+        </w:rPr>
+        <w:t>dirubah</w:t>
+      </w:r>
+      <w:proofErr w:type="spellEnd"/>
     </w:p>
     <w:p>
       <w:pPr>
@@ -944,14 +3752,145 @@
           <w:szCs w:val="24"/>
         </w:rPr>
       </w:pPr>
-      <w:r>
-        <w:rPr>
-          <w:rFonts w:ascii="Times New Roman" w:eastAsia="Times New Roman" w:hAnsi="Times New Roman" w:cs="Times New Roman"/>
-          <w:bCs/>
-          <w:sz w:val="24"/>
-          <w:szCs w:val="24"/>
-        </w:rPr>
-        <w:t>menjadi angka atau tidak. Tambahkan kode if/case yang mengkonversi kata-kata</w:t>
+      <w:proofErr w:type="spellStart"/>
+      <w:r>
+        <w:rPr>
+          <w:rFonts w:ascii="Times New Roman" w:eastAsia="Times New Roman" w:hAnsi="Times New Roman" w:cs="Times New Roman"/>
+          <w:bCs/>
+          <w:sz w:val="24"/>
+          <w:szCs w:val="24"/>
+        </w:rPr>
+        <w:t>menjadi</w:t>
+      </w:r>
+      <w:proofErr w:type="spellEnd"/>
+      <w:r>
+        <w:rPr>
+          <w:rFonts w:ascii="Times New Roman" w:eastAsia="Times New Roman" w:hAnsi="Times New Roman" w:cs="Times New Roman"/>
+          <w:bCs/>
+          <w:sz w:val="24"/>
+          <w:szCs w:val="24"/>
+        </w:rPr>
+        <w:t xml:space="preserve"> </w:t>
+      </w:r>
+      <w:proofErr w:type="spellStart"/>
+      <w:r>
+        <w:rPr>
+          <w:rFonts w:ascii="Times New Roman" w:eastAsia="Times New Roman" w:hAnsi="Times New Roman" w:cs="Times New Roman"/>
+          <w:bCs/>
+          <w:sz w:val="24"/>
+          <w:szCs w:val="24"/>
+        </w:rPr>
+        <w:t>angka</w:t>
+      </w:r>
+      <w:proofErr w:type="spellEnd"/>
+      <w:r>
+        <w:rPr>
+          <w:rFonts w:ascii="Times New Roman" w:eastAsia="Times New Roman" w:hAnsi="Times New Roman" w:cs="Times New Roman"/>
+          <w:bCs/>
+          <w:sz w:val="24"/>
+          <w:szCs w:val="24"/>
+        </w:rPr>
+        <w:t xml:space="preserve"> </w:t>
+      </w:r>
+      <w:proofErr w:type="spellStart"/>
+      <w:r>
+        <w:rPr>
+          <w:rFonts w:ascii="Times New Roman" w:eastAsia="Times New Roman" w:hAnsi="Times New Roman" w:cs="Times New Roman"/>
+          <w:bCs/>
+          <w:sz w:val="24"/>
+          <w:szCs w:val="24"/>
+        </w:rPr>
+        <w:t>atau</w:t>
+      </w:r>
+      <w:proofErr w:type="spellEnd"/>
+      <w:r>
+        <w:rPr>
+          <w:rFonts w:ascii="Times New Roman" w:eastAsia="Times New Roman" w:hAnsi="Times New Roman" w:cs="Times New Roman"/>
+          <w:bCs/>
+          <w:sz w:val="24"/>
+          <w:szCs w:val="24"/>
+        </w:rPr>
+        <w:t xml:space="preserve"> </w:t>
+      </w:r>
+      <w:proofErr w:type="spellStart"/>
+      <w:r>
+        <w:rPr>
+          <w:rFonts w:ascii="Times New Roman" w:eastAsia="Times New Roman" w:hAnsi="Times New Roman" w:cs="Times New Roman"/>
+          <w:bCs/>
+          <w:sz w:val="24"/>
+          <w:szCs w:val="24"/>
+        </w:rPr>
+        <w:t>tidak</w:t>
+      </w:r>
+      <w:proofErr w:type="spellEnd"/>
+      <w:r>
+        <w:rPr>
+          <w:rFonts w:ascii="Times New Roman" w:eastAsia="Times New Roman" w:hAnsi="Times New Roman" w:cs="Times New Roman"/>
+          <w:bCs/>
+          <w:sz w:val="24"/>
+          <w:szCs w:val="24"/>
+        </w:rPr>
+        <w:t xml:space="preserve">. </w:t>
+      </w:r>
+      <w:proofErr w:type="spellStart"/>
+      <w:r>
+        <w:rPr>
+          <w:rFonts w:ascii="Times New Roman" w:eastAsia="Times New Roman" w:hAnsi="Times New Roman" w:cs="Times New Roman"/>
+          <w:bCs/>
+          <w:sz w:val="24"/>
+          <w:szCs w:val="24"/>
+        </w:rPr>
+        <w:t>Tambahkan</w:t>
+      </w:r>
+      <w:proofErr w:type="spellEnd"/>
+      <w:r>
+        <w:rPr>
+          <w:rFonts w:ascii="Times New Roman" w:eastAsia="Times New Roman" w:hAnsi="Times New Roman" w:cs="Times New Roman"/>
+          <w:bCs/>
+          <w:sz w:val="24"/>
+          <w:szCs w:val="24"/>
+        </w:rPr>
+        <w:t xml:space="preserve"> </w:t>
+      </w:r>
+      <w:proofErr w:type="spellStart"/>
+      <w:r>
+        <w:rPr>
+          <w:rFonts w:ascii="Times New Roman" w:eastAsia="Times New Roman" w:hAnsi="Times New Roman" w:cs="Times New Roman"/>
+          <w:bCs/>
+          <w:sz w:val="24"/>
+          <w:szCs w:val="24"/>
+        </w:rPr>
+        <w:t>kode</w:t>
+      </w:r>
+      <w:proofErr w:type="spellEnd"/>
+      <w:r>
+        <w:rPr>
+          <w:rFonts w:ascii="Times New Roman" w:eastAsia="Times New Roman" w:hAnsi="Times New Roman" w:cs="Times New Roman"/>
+          <w:bCs/>
+          <w:sz w:val="24"/>
+          <w:szCs w:val="24"/>
+        </w:rPr>
+        <w:t xml:space="preserve"> if/case yang </w:t>
+      </w:r>
+      <w:proofErr w:type="spellStart"/>
+      <w:r>
+        <w:rPr>
+          <w:rFonts w:ascii="Times New Roman" w:eastAsia="Times New Roman" w:hAnsi="Times New Roman" w:cs="Times New Roman"/>
+          <w:bCs/>
+          <w:sz w:val="24"/>
+          <w:szCs w:val="24"/>
+        </w:rPr>
+        <w:t>mengkonversi</w:t>
+      </w:r>
+      <w:proofErr w:type="spellEnd"/>
+      <w:r>
+        <w:rPr>
+          <w:rFonts w:ascii="Times New Roman" w:eastAsia="Times New Roman" w:hAnsi="Times New Roman" w:cs="Times New Roman"/>
+          <w:bCs/>
+          <w:sz w:val="24"/>
+          <w:szCs w:val="24"/>
+        </w:rPr>
+        <w:t xml:space="preserve"> kata-kata</w:t>
       </w:r>
     </w:p>
     <w:p>
@@ -966,14 +3905,125 @@
           <w:szCs w:val="24"/>
         </w:rPr>
       </w:pPr>
-      <w:r>
-        <w:rPr>
-          <w:rFonts w:ascii="Times New Roman" w:eastAsia="Times New Roman" w:hAnsi="Times New Roman" w:cs="Times New Roman"/>
-          <w:bCs/>
-          <w:sz w:val="24"/>
-          <w:szCs w:val="24"/>
-        </w:rPr>
-        <w:t>menjadi angka (pertama=1, kedua=2, sampai sepuluh.</w:t>
+      <w:proofErr w:type="spellStart"/>
+      <w:r>
+        <w:rPr>
+          <w:rFonts w:ascii="Times New Roman" w:eastAsia="Times New Roman" w:hAnsi="Times New Roman" w:cs="Times New Roman"/>
+          <w:bCs/>
+          <w:sz w:val="24"/>
+          <w:szCs w:val="24"/>
+        </w:rPr>
+        <w:t>menjadi</w:t>
+      </w:r>
+      <w:proofErr w:type="spellEnd"/>
+      <w:r>
+        <w:rPr>
+          <w:rFonts w:ascii="Times New Roman" w:eastAsia="Times New Roman" w:hAnsi="Times New Roman" w:cs="Times New Roman"/>
+          <w:bCs/>
+          <w:sz w:val="24"/>
+          <w:szCs w:val="24"/>
+        </w:rPr>
+        <w:t xml:space="preserve"> </w:t>
+      </w:r>
+      <w:proofErr w:type="spellStart"/>
+      <w:r>
+        <w:rPr>
+          <w:rFonts w:ascii="Times New Roman" w:eastAsia="Times New Roman" w:hAnsi="Times New Roman" w:cs="Times New Roman"/>
+          <w:bCs/>
+          <w:sz w:val="24"/>
+          <w:szCs w:val="24"/>
+        </w:rPr>
+        <w:t>angka</w:t>
+      </w:r>
+      <w:proofErr w:type="spellEnd"/>
+      <w:r>
+        <w:rPr>
+          <w:rFonts w:ascii="Times New Roman" w:eastAsia="Times New Roman" w:hAnsi="Times New Roman" w:cs="Times New Roman"/>
+          <w:bCs/>
+          <w:sz w:val="24"/>
+          <w:szCs w:val="24"/>
+        </w:rPr>
+        <w:t xml:space="preserve"> (</w:t>
+      </w:r>
+      <w:proofErr w:type="spellStart"/>
+      <w:r>
+        <w:rPr>
+          <w:rFonts w:ascii="Times New Roman" w:eastAsia="Times New Roman" w:hAnsi="Times New Roman" w:cs="Times New Roman"/>
+          <w:bCs/>
+          <w:sz w:val="24"/>
+          <w:szCs w:val="24"/>
+        </w:rPr>
+        <w:t>pertama</w:t>
+      </w:r>
+      <w:proofErr w:type="spellEnd"/>
+      <w:r>
+        <w:rPr>
+          <w:rFonts w:ascii="Times New Roman" w:eastAsia="Times New Roman" w:hAnsi="Times New Roman" w:cs="Times New Roman"/>
+          <w:bCs/>
+          <w:sz w:val="24"/>
+          <w:szCs w:val="24"/>
+        </w:rPr>
+        <w:t xml:space="preserve">=1, </w:t>
+      </w:r>
+      <w:proofErr w:type="spellStart"/>
+      <w:r>
+        <w:rPr>
+          <w:rFonts w:ascii="Times New Roman" w:eastAsia="Times New Roman" w:hAnsi="Times New Roman" w:cs="Times New Roman"/>
+          <w:bCs/>
+          <w:sz w:val="24"/>
+          <w:szCs w:val="24"/>
+        </w:rPr>
+        <w:t>kedua</w:t>
+      </w:r>
+      <w:proofErr w:type="spellEnd"/>
+      <w:r>
+        <w:rPr>
+          <w:rFonts w:ascii="Times New Roman" w:eastAsia="Times New Roman" w:hAnsi="Times New Roman" w:cs="Times New Roman"/>
+          <w:bCs/>
+          <w:sz w:val="24"/>
+          <w:szCs w:val="24"/>
+        </w:rPr>
+        <w:t xml:space="preserve">=2, </w:t>
+      </w:r>
+      <w:proofErr w:type="spellStart"/>
+      <w:r>
+        <w:rPr>
+          <w:rFonts w:ascii="Times New Roman" w:eastAsia="Times New Roman" w:hAnsi="Times New Roman" w:cs="Times New Roman"/>
+          <w:bCs/>
+          <w:sz w:val="24"/>
+          <w:szCs w:val="24"/>
+        </w:rPr>
+        <w:t>sampai</w:t>
+      </w:r>
+      <w:proofErr w:type="spellEnd"/>
+      <w:r>
+        <w:rPr>
+          <w:rFonts w:ascii="Times New Roman" w:eastAsia="Times New Roman" w:hAnsi="Times New Roman" w:cs="Times New Roman"/>
+          <w:bCs/>
+          <w:sz w:val="24"/>
+          <w:szCs w:val="24"/>
+        </w:rPr>
+        <w:t xml:space="preserve"> </w:t>
+      </w:r>
+      <w:proofErr w:type="spellStart"/>
+      <w:r>
+        <w:rPr>
+          <w:rFonts w:ascii="Times New Roman" w:eastAsia="Times New Roman" w:hAnsi="Times New Roman" w:cs="Times New Roman"/>
+          <w:bCs/>
+          <w:sz w:val="24"/>
+          <w:szCs w:val="24"/>
+        </w:rPr>
+        <w:t>sepuluh</w:t>
+      </w:r>
+      <w:proofErr w:type="spellEnd"/>
+      <w:r>
+        <w:rPr>
+          <w:rFonts w:ascii="Times New Roman" w:eastAsia="Times New Roman" w:hAnsi="Times New Roman" w:cs="Times New Roman"/>
+          <w:bCs/>
+          <w:sz w:val="24"/>
+          <w:szCs w:val="24"/>
+        </w:rPr>
+        <w:t>.</w:t>
       </w:r>
     </w:p>
     <w:p>
@@ -988,6 +4038,7 @@
           <w:szCs w:val="24"/>
         </w:rPr>
       </w:pPr>
+      <w:proofErr w:type="spellStart"/>
       <w:r>
         <w:rPr>
           <w:rFonts w:ascii="Times New Roman" w:eastAsia="Times New Roman" w:hAnsi="Times New Roman" w:cs="Times New Roman"/>
@@ -997,6 +4048,7 @@
         </w:rPr>
         <w:t>Misalnya</w:t>
       </w:r>
+      <w:proofErr w:type="spellEnd"/>
     </w:p>
     <w:p>
       <w:pPr>
@@ -1010,15 +4062,37 @@
           <w:szCs w:val="24"/>
         </w:rPr>
       </w:pPr>
-      <w:r>
-        <w:rPr>
-          <w:rFonts w:ascii="Times New Roman" w:eastAsia="Times New Roman" w:hAnsi="Times New Roman" w:cs="Times New Roman"/>
-          <w:bCs/>
-          <w:sz w:val="24"/>
-          <w:szCs w:val="24"/>
-        </w:rPr>
-        <w:t>Contoh benar</w:t>
-      </w:r>
+      <w:proofErr w:type="spellStart"/>
+      <w:r>
+        <w:rPr>
+          <w:rFonts w:ascii="Times New Roman" w:eastAsia="Times New Roman" w:hAnsi="Times New Roman" w:cs="Times New Roman"/>
+          <w:bCs/>
+          <w:sz w:val="24"/>
+          <w:szCs w:val="24"/>
+        </w:rPr>
+        <w:t>Contoh</w:t>
+      </w:r>
+      <w:proofErr w:type="spellEnd"/>
+      <w:r>
+        <w:rPr>
+          <w:rFonts w:ascii="Times New Roman" w:eastAsia="Times New Roman" w:hAnsi="Times New Roman" w:cs="Times New Roman"/>
+          <w:bCs/>
+          <w:sz w:val="24"/>
+          <w:szCs w:val="24"/>
+        </w:rPr>
+        <w:t xml:space="preserve"> </w:t>
+      </w:r>
+      <w:proofErr w:type="spellStart"/>
+      <w:r>
+        <w:rPr>
+          <w:rFonts w:ascii="Times New Roman" w:eastAsia="Times New Roman" w:hAnsi="Times New Roman" w:cs="Times New Roman"/>
+          <w:bCs/>
+          <w:sz w:val="24"/>
+          <w:szCs w:val="24"/>
+        </w:rPr>
+        <w:t>benar</w:t>
+      </w:r>
+      <w:proofErr w:type="spellEnd"/>
     </w:p>
     <w:p>
       <w:pPr>
@@ -1039,7 +4113,107 @@
           <w:sz w:val="24"/>
           <w:szCs w:val="24"/>
         </w:rPr>
-        <w:t>Ini baris pertama maka tampilkan ini baris ke 1</w:t>
+        <w:t xml:space="preserve">Ini baris </w:t>
+      </w:r>
+      <w:proofErr w:type="spellStart"/>
+      <w:r>
+        <w:rPr>
+          <w:rFonts w:ascii="Times New Roman" w:eastAsia="Times New Roman" w:hAnsi="Times New Roman" w:cs="Times New Roman"/>
+          <w:bCs/>
+          <w:sz w:val="24"/>
+          <w:szCs w:val="24"/>
+        </w:rPr>
+        <w:t>pertama</w:t>
+      </w:r>
+      <w:proofErr w:type="spellEnd"/>
+      <w:r>
+        <w:rPr>
+          <w:rFonts w:ascii="Times New Roman" w:eastAsia="Times New Roman" w:hAnsi="Times New Roman" w:cs="Times New Roman"/>
+          <w:bCs/>
+          <w:sz w:val="24"/>
+          <w:szCs w:val="24"/>
+        </w:rPr>
+        <w:t xml:space="preserve"> </w:t>
+      </w:r>
+      <w:proofErr w:type="spellStart"/>
+      <w:r>
+        <w:rPr>
+          <w:rFonts w:ascii="Times New Roman" w:eastAsia="Times New Roman" w:hAnsi="Times New Roman" w:cs="Times New Roman"/>
+          <w:bCs/>
+          <w:sz w:val="24"/>
+          <w:szCs w:val="24"/>
+        </w:rPr>
+        <w:t>maka</w:t>
+      </w:r>
+      <w:proofErr w:type="spellEnd"/>
+      <w:r>
+        <w:rPr>
+          <w:rFonts w:ascii="Times New Roman" w:eastAsia="Times New Roman" w:hAnsi="Times New Roman" w:cs="Times New Roman"/>
+          <w:bCs/>
+          <w:sz w:val="24"/>
+          <w:szCs w:val="24"/>
+        </w:rPr>
+        <w:t xml:space="preserve"> </w:t>
+      </w:r>
+      <w:proofErr w:type="spellStart"/>
+      <w:r>
+        <w:rPr>
+          <w:rFonts w:ascii="Times New Roman" w:eastAsia="Times New Roman" w:hAnsi="Times New Roman" w:cs="Times New Roman"/>
+          <w:bCs/>
+          <w:sz w:val="24"/>
+          <w:szCs w:val="24"/>
+        </w:rPr>
+        <w:t>tampilkan</w:t>
+      </w:r>
+      <w:proofErr w:type="spellEnd"/>
+      <w:r>
+        <w:rPr>
+          <w:rFonts w:ascii="Times New Roman" w:eastAsia="Times New Roman" w:hAnsi="Times New Roman" w:cs="Times New Roman"/>
+          <w:bCs/>
+          <w:sz w:val="24"/>
+          <w:szCs w:val="24"/>
+        </w:rPr>
+        <w:t xml:space="preserve"> </w:t>
+      </w:r>
+      <w:proofErr w:type="spellStart"/>
+      <w:r>
+        <w:rPr>
+          <w:rFonts w:ascii="Times New Roman" w:eastAsia="Times New Roman" w:hAnsi="Times New Roman" w:cs="Times New Roman"/>
+          <w:bCs/>
+          <w:sz w:val="24"/>
+          <w:szCs w:val="24"/>
+        </w:rPr>
+        <w:t>ini</w:t>
+      </w:r>
+      <w:proofErr w:type="spellEnd"/>
+      <w:r>
+        <w:rPr>
+          <w:rFonts w:ascii="Times New Roman" w:eastAsia="Times New Roman" w:hAnsi="Times New Roman" w:cs="Times New Roman"/>
+          <w:bCs/>
+          <w:sz w:val="24"/>
+          <w:szCs w:val="24"/>
+        </w:rPr>
+        <w:t xml:space="preserve"> baris </w:t>
+      </w:r>
+      <w:proofErr w:type="spellStart"/>
+      <w:r>
+        <w:rPr>
+          <w:rFonts w:ascii="Times New Roman" w:eastAsia="Times New Roman" w:hAnsi="Times New Roman" w:cs="Times New Roman"/>
+          <w:bCs/>
+          <w:sz w:val="24"/>
+          <w:szCs w:val="24"/>
+        </w:rPr>
+        <w:t>ke</w:t>
+      </w:r>
+      <w:proofErr w:type="spellEnd"/>
+      <w:r>
+        <w:rPr>
+          <w:rFonts w:ascii="Times New Roman" w:eastAsia="Times New Roman" w:hAnsi="Times New Roman" w:cs="Times New Roman"/>
+          <w:bCs/>
+          <w:sz w:val="24"/>
+          <w:szCs w:val="24"/>
+        </w:rPr>
+        <w:t xml:space="preserve"> 1</w:t>
       </w:r>
     </w:p>
     <w:p>
@@ -1054,14 +4228,25 @@
           <w:szCs w:val="24"/>
         </w:rPr>
       </w:pPr>
-      <w:r>
-        <w:rPr>
-          <w:rFonts w:ascii="Times New Roman" w:eastAsia="Times New Roman" w:hAnsi="Times New Roman" w:cs="Times New Roman"/>
-          <w:bCs/>
-          <w:sz w:val="24"/>
-          <w:szCs w:val="24"/>
-        </w:rPr>
-        <w:t>Contoh salah</w:t>
+      <w:proofErr w:type="spellStart"/>
+      <w:r>
+        <w:rPr>
+          <w:rFonts w:ascii="Times New Roman" w:eastAsia="Times New Roman" w:hAnsi="Times New Roman" w:cs="Times New Roman"/>
+          <w:bCs/>
+          <w:sz w:val="24"/>
+          <w:szCs w:val="24"/>
+        </w:rPr>
+        <w:t>Contoh</w:t>
+      </w:r>
+      <w:proofErr w:type="spellEnd"/>
+      <w:r>
+        <w:rPr>
+          <w:rFonts w:ascii="Times New Roman" w:eastAsia="Times New Roman" w:hAnsi="Times New Roman" w:cs="Times New Roman"/>
+          <w:bCs/>
+          <w:sz w:val="24"/>
+          <w:szCs w:val="24"/>
+        </w:rPr>
+        <w:t xml:space="preserve"> salah</w:t>
       </w:r>
     </w:p>
     <w:p>
@@ -1083,7 +4268,167 @@
           <w:sz w:val="24"/>
           <w:szCs w:val="24"/>
         </w:rPr>
-        <w:t>Ini baris perdua maka tampil error kata tidak bisa dikonversi menjadi angka.</w:t>
+        <w:t xml:space="preserve">Ini baris </w:t>
+      </w:r>
+      <w:proofErr w:type="spellStart"/>
+      <w:r>
+        <w:rPr>
+          <w:rFonts w:ascii="Times New Roman" w:eastAsia="Times New Roman" w:hAnsi="Times New Roman" w:cs="Times New Roman"/>
+          <w:bCs/>
+          <w:sz w:val="24"/>
+          <w:szCs w:val="24"/>
+        </w:rPr>
+        <w:t>perdua</w:t>
+      </w:r>
+      <w:proofErr w:type="spellEnd"/>
+      <w:r>
+        <w:rPr>
+          <w:rFonts w:ascii="Times New Roman" w:eastAsia="Times New Roman" w:hAnsi="Times New Roman" w:cs="Times New Roman"/>
+          <w:bCs/>
+          <w:sz w:val="24"/>
+          <w:szCs w:val="24"/>
+        </w:rPr>
+        <w:t xml:space="preserve"> </w:t>
+      </w:r>
+      <w:proofErr w:type="spellStart"/>
+      <w:r>
+        <w:rPr>
+          <w:rFonts w:ascii="Times New Roman" w:eastAsia="Times New Roman" w:hAnsi="Times New Roman" w:cs="Times New Roman"/>
+          <w:bCs/>
+          <w:sz w:val="24"/>
+          <w:szCs w:val="24"/>
+        </w:rPr>
+        <w:t>maka</w:t>
+      </w:r>
+      <w:proofErr w:type="spellEnd"/>
+      <w:r>
+        <w:rPr>
+          <w:rFonts w:ascii="Times New Roman" w:eastAsia="Times New Roman" w:hAnsi="Times New Roman" w:cs="Times New Roman"/>
+          <w:bCs/>
+          <w:sz w:val="24"/>
+          <w:szCs w:val="24"/>
+        </w:rPr>
+        <w:t xml:space="preserve"> </w:t>
+      </w:r>
+      <w:proofErr w:type="spellStart"/>
+      <w:r>
+        <w:rPr>
+          <w:rFonts w:ascii="Times New Roman" w:eastAsia="Times New Roman" w:hAnsi="Times New Roman" w:cs="Times New Roman"/>
+          <w:bCs/>
+          <w:sz w:val="24"/>
+          <w:szCs w:val="24"/>
+        </w:rPr>
+        <w:t>tampil</w:t>
+      </w:r>
+      <w:proofErr w:type="spellEnd"/>
+      <w:r>
+        <w:rPr>
+          <w:rFonts w:ascii="Times New Roman" w:eastAsia="Times New Roman" w:hAnsi="Times New Roman" w:cs="Times New Roman"/>
+          <w:bCs/>
+          <w:sz w:val="24"/>
+          <w:szCs w:val="24"/>
+        </w:rPr>
+        <w:t xml:space="preserve"> error kata </w:t>
+      </w:r>
+      <w:proofErr w:type="spellStart"/>
+      <w:r>
+        <w:rPr>
+          <w:rFonts w:ascii="Times New Roman" w:eastAsia="Times New Roman" w:hAnsi="Times New Roman" w:cs="Times New Roman"/>
+          <w:bCs/>
+          <w:sz w:val="24"/>
+          <w:szCs w:val="24"/>
+        </w:rPr>
+        <w:t>tidak</w:t>
+      </w:r>
+      <w:proofErr w:type="spellEnd"/>
+      <w:r>
+        <w:rPr>
+          <w:rFonts w:ascii="Times New Roman" w:eastAsia="Times New Roman" w:hAnsi="Times New Roman" w:cs="Times New Roman"/>
+          <w:bCs/>
+          <w:sz w:val="24"/>
+          <w:szCs w:val="24"/>
+        </w:rPr>
+        <w:t xml:space="preserve"> </w:t>
+      </w:r>
+      <w:proofErr w:type="spellStart"/>
+      <w:r>
+        <w:rPr>
+          <w:rFonts w:ascii="Times New Roman" w:eastAsia="Times New Roman" w:hAnsi="Times New Roman" w:cs="Times New Roman"/>
+          <w:bCs/>
+          <w:sz w:val="24"/>
+          <w:szCs w:val="24"/>
+        </w:rPr>
+        <w:t>bisa</w:t>
+      </w:r>
+      <w:proofErr w:type="spellEnd"/>
+      <w:r>
+        <w:rPr>
+          <w:rFonts w:ascii="Times New Roman" w:eastAsia="Times New Roman" w:hAnsi="Times New Roman" w:cs="Times New Roman"/>
+          <w:bCs/>
+          <w:sz w:val="24"/>
+          <w:szCs w:val="24"/>
+        </w:rPr>
+        <w:t xml:space="preserve"> </w:t>
+      </w:r>
+      <w:proofErr w:type="spellStart"/>
+      <w:r>
+        <w:rPr>
+          <w:rFonts w:ascii="Times New Roman" w:eastAsia="Times New Roman" w:hAnsi="Times New Roman" w:cs="Times New Roman"/>
+          <w:bCs/>
+          <w:sz w:val="24"/>
+          <w:szCs w:val="24"/>
+        </w:rPr>
+        <w:t>dikonversi</w:t>
+      </w:r>
+      <w:proofErr w:type="spellEnd"/>
+      <w:r>
+        <w:rPr>
+          <w:rFonts w:ascii="Times New Roman" w:eastAsia="Times New Roman" w:hAnsi="Times New Roman" w:cs="Times New Roman"/>
+          <w:bCs/>
+          <w:sz w:val="24"/>
+          <w:szCs w:val="24"/>
+        </w:rPr>
+        <w:t xml:space="preserve"> </w:t>
+      </w:r>
+      <w:proofErr w:type="spellStart"/>
+      <w:r>
+        <w:rPr>
+          <w:rFonts w:ascii="Times New Roman" w:eastAsia="Times New Roman" w:hAnsi="Times New Roman" w:cs="Times New Roman"/>
+          <w:bCs/>
+          <w:sz w:val="24"/>
+          <w:szCs w:val="24"/>
+        </w:rPr>
+        <w:t>menjadi</w:t>
+      </w:r>
+      <w:proofErr w:type="spellEnd"/>
+      <w:r>
+        <w:rPr>
+          <w:rFonts w:ascii="Times New Roman" w:eastAsia="Times New Roman" w:hAnsi="Times New Roman" w:cs="Times New Roman"/>
+          <w:bCs/>
+          <w:sz w:val="24"/>
+          <w:szCs w:val="24"/>
+        </w:rPr>
+        <w:t xml:space="preserve"> </w:t>
+      </w:r>
+      <w:proofErr w:type="spellStart"/>
+      <w:r>
+        <w:rPr>
+          <w:rFonts w:ascii="Times New Roman" w:eastAsia="Times New Roman" w:hAnsi="Times New Roman" w:cs="Times New Roman"/>
+          <w:bCs/>
+          <w:sz w:val="24"/>
+          <w:szCs w:val="24"/>
+        </w:rPr>
+        <w:t>angka</w:t>
+      </w:r>
+      <w:proofErr w:type="spellEnd"/>
+      <w:r>
+        <w:rPr>
+          <w:rFonts w:ascii="Times New Roman" w:eastAsia="Times New Roman" w:hAnsi="Times New Roman" w:cs="Times New Roman"/>
+          <w:bCs/>
+          <w:sz w:val="24"/>
+          <w:szCs w:val="24"/>
+        </w:rPr>
+        <w:t>.</w:t>
       </w:r>
     </w:p>
     <w:p>
@@ -1109,6 +4454,7 @@
           <w:szCs w:val="24"/>
         </w:rPr>
       </w:pPr>
+      <w:proofErr w:type="spellStart"/>
       <w:r>
         <w:rPr>
           <w:rFonts w:ascii="Times New Roman" w:eastAsia="Times New Roman" w:hAnsi="Times New Roman" w:cs="Times New Roman"/>
@@ -1118,6 +4464,7 @@
         </w:rPr>
         <w:t>Screenshoot</w:t>
       </w:r>
+      <w:proofErr w:type="spellEnd"/>
     </w:p>
     <w:p>
       <w:pPr>
@@ -1135,9 +4482,11 @@
         <w:rPr>
           <w:rFonts w:ascii="Times New Roman" w:eastAsia="Times New Roman" w:hAnsi="Times New Roman" w:cs="Times New Roman"/>
           <w:bCs/>
-          <w:sz w:val="24"/>
-          <w:szCs w:val="24"/>
-        </w:rPr>
+          <w:noProof/>
+          <w:sz w:val="24"/>
+          <w:szCs w:val="24"/>
+        </w:rPr>
+        <w:lastRenderedPageBreak/>
         <w:drawing>
           <wp:inline distT="0" distB="0" distL="0" distR="0" wp14:anchorId="21A87F4C" wp14:editId="4BB575E2">
             <wp:extent cx="5731510" cy="2043430"/>
@@ -1154,7 +4503,7 @@
                     <pic:cNvPicPr/>
                   </pic:nvPicPr>
                   <pic:blipFill>
-                    <a:blip r:embed="rId8"/>
+                    <a:blip r:embed="rId10"/>
                     <a:stretch>
                       <a:fillRect/>
                     </a:stretch>
@@ -1208,7 +4557,117 @@
           <w:szCs w:val="24"/>
           <w:lang w:eastAsia="ko-KR"/>
         </w:rPr>
-        <w:t>Code buatan saya ada di github saya:</w:t>
+        <w:t xml:space="preserve">Code </w:t>
+      </w:r>
+      <w:proofErr w:type="spellStart"/>
+      <w:r>
+        <w:rPr>
+          <w:rFonts w:ascii="Times New Roman" w:hAnsi="Times New Roman" w:cs="Times New Roman" w:hint="eastAsia"/>
+          <w:bCs/>
+          <w:sz w:val="24"/>
+          <w:szCs w:val="24"/>
+          <w:lang w:eastAsia="ko-KR"/>
+        </w:rPr>
+        <w:t>buatan</w:t>
+      </w:r>
+      <w:proofErr w:type="spellEnd"/>
+      <w:r>
+        <w:rPr>
+          <w:rFonts w:ascii="Times New Roman" w:hAnsi="Times New Roman" w:cs="Times New Roman" w:hint="eastAsia"/>
+          <w:bCs/>
+          <w:sz w:val="24"/>
+          <w:szCs w:val="24"/>
+          <w:lang w:eastAsia="ko-KR"/>
+        </w:rPr>
+        <w:t xml:space="preserve"> </w:t>
+      </w:r>
+      <w:proofErr w:type="spellStart"/>
+      <w:r>
+        <w:rPr>
+          <w:rFonts w:ascii="Times New Roman" w:hAnsi="Times New Roman" w:cs="Times New Roman" w:hint="eastAsia"/>
+          <w:bCs/>
+          <w:sz w:val="24"/>
+          <w:szCs w:val="24"/>
+          <w:lang w:eastAsia="ko-KR"/>
+        </w:rPr>
+        <w:t>saya</w:t>
+      </w:r>
+      <w:proofErr w:type="spellEnd"/>
+      <w:r>
+        <w:rPr>
+          <w:rFonts w:ascii="Times New Roman" w:hAnsi="Times New Roman" w:cs="Times New Roman" w:hint="eastAsia"/>
+          <w:bCs/>
+          <w:sz w:val="24"/>
+          <w:szCs w:val="24"/>
+          <w:lang w:eastAsia="ko-KR"/>
+        </w:rPr>
+        <w:t xml:space="preserve"> </w:t>
+      </w:r>
+      <w:proofErr w:type="spellStart"/>
+      <w:r>
+        <w:rPr>
+          <w:rFonts w:ascii="Times New Roman" w:hAnsi="Times New Roman" w:cs="Times New Roman" w:hint="eastAsia"/>
+          <w:bCs/>
+          <w:sz w:val="24"/>
+          <w:szCs w:val="24"/>
+          <w:lang w:eastAsia="ko-KR"/>
+        </w:rPr>
+        <w:t>ada</w:t>
+      </w:r>
+      <w:proofErr w:type="spellEnd"/>
+      <w:r>
+        <w:rPr>
+          <w:rFonts w:ascii="Times New Roman" w:hAnsi="Times New Roman" w:cs="Times New Roman" w:hint="eastAsia"/>
+          <w:bCs/>
+          <w:sz w:val="24"/>
+          <w:szCs w:val="24"/>
+          <w:lang w:eastAsia="ko-KR"/>
+        </w:rPr>
+        <w:t xml:space="preserve"> di </w:t>
+      </w:r>
+      <w:proofErr w:type="spellStart"/>
+      <w:r>
+        <w:rPr>
+          <w:rFonts w:ascii="Times New Roman" w:hAnsi="Times New Roman" w:cs="Times New Roman" w:hint="eastAsia"/>
+          <w:bCs/>
+          <w:sz w:val="24"/>
+          <w:szCs w:val="24"/>
+          <w:lang w:eastAsia="ko-KR"/>
+        </w:rPr>
+        <w:t>github</w:t>
+      </w:r>
+      <w:proofErr w:type="spellEnd"/>
+      <w:r>
+        <w:rPr>
+          <w:rFonts w:ascii="Times New Roman" w:hAnsi="Times New Roman" w:cs="Times New Roman" w:hint="eastAsia"/>
+          <w:bCs/>
+          <w:sz w:val="24"/>
+          <w:szCs w:val="24"/>
+          <w:lang w:eastAsia="ko-KR"/>
+        </w:rPr>
+        <w:t xml:space="preserve"> </w:t>
+      </w:r>
+      <w:proofErr w:type="spellStart"/>
+      <w:r>
+        <w:rPr>
+          <w:rFonts w:ascii="Times New Roman" w:hAnsi="Times New Roman" w:cs="Times New Roman" w:hint="eastAsia"/>
+          <w:bCs/>
+          <w:sz w:val="24"/>
+          <w:szCs w:val="24"/>
+          <w:lang w:eastAsia="ko-KR"/>
+        </w:rPr>
+        <w:t>saya</w:t>
+      </w:r>
+      <w:proofErr w:type="spellEnd"/>
+      <w:r>
+        <w:rPr>
+          <w:rFonts w:ascii="Times New Roman" w:hAnsi="Times New Roman" w:cs="Times New Roman" w:hint="eastAsia"/>
+          <w:bCs/>
+          <w:sz w:val="24"/>
+          <w:szCs w:val="24"/>
+          <w:lang w:eastAsia="ko-KR"/>
+        </w:rPr>
+        <w:t>:</w:t>
       </w:r>
     </w:p>
     <w:p>
@@ -1223,7 +4682,7 @@
           <w:lang w:eastAsia="ko-KR"/>
         </w:rPr>
       </w:pPr>
-      <w:hyperlink r:id="rId9" w:history="1">
+      <w:hyperlink r:id="rId11" w:history="1">
         <w:r>
           <w:rPr>
             <w:rStyle w:val="Hyperlink"/>
@@ -1252,22 +4711,22 @@
         <w:pStyle w:val="ListParagraph"/>
         <w:spacing w:line="240" w:lineRule="auto"/>
         <w:rPr>
-          <w:rFonts w:ascii="Times New Roman" w:hAnsi="Times New Roman" w:cs="Times New Roman" w:hint="eastAsia"/>
-          <w:bCs/>
-          <w:sz w:val="24"/>
-          <w:szCs w:val="24"/>
-          <w:lang w:eastAsia="ko-KR"/>
-        </w:rPr>
-      </w:pPr>
-      <w:r>
-        <w:rPr>
-          <w:rFonts w:ascii="Times New Roman" w:hAnsi="Times New Roman" w:cs="Times New Roman"/>
-          <w:bCs/>
-          <w:sz w:val="24"/>
-          <w:szCs w:val="24"/>
-          <w:lang w:eastAsia="ko-KR"/>
-        </w:rPr>
-        <w:lastRenderedPageBreak/>
+          <w:rFonts w:ascii="Times New Roman" w:hAnsi="Times New Roman" w:cs="Times New Roman"/>
+          <w:bCs/>
+          <w:sz w:val="24"/>
+          <w:szCs w:val="24"/>
+          <w:lang w:eastAsia="ko-KR"/>
+        </w:rPr>
+      </w:pPr>
+      <w:r>
+        <w:rPr>
+          <w:rFonts w:ascii="Times New Roman" w:hAnsi="Times New Roman" w:cs="Times New Roman"/>
+          <w:bCs/>
+          <w:noProof/>
+          <w:sz w:val="24"/>
+          <w:szCs w:val="24"/>
+          <w:lang w:eastAsia="ko-KR"/>
+        </w:rPr>
         <w:drawing>
           <wp:inline distT="0" distB="0" distL="0" distR="0" wp14:anchorId="058407E7" wp14:editId="21099FD7">
             <wp:extent cx="5731510" cy="3219450"/>
@@ -1284,7 +4743,7 @@
                     <pic:cNvPicPr/>
                   </pic:nvPicPr>
                   <pic:blipFill>
-                    <a:blip r:embed="rId10"/>
+                    <a:blip r:embed="rId12"/>
                     <a:stretch>
                       <a:fillRect/>
                     </a:stretch>
@@ -1334,10 +4793,12 @@
         <w:rPr>
           <w:rFonts w:ascii="Times New Roman" w:hAnsi="Times New Roman" w:cs="Times New Roman"/>
           <w:b/>
-          <w:sz w:val="24"/>
-          <w:szCs w:val="24"/>
-          <w:lang w:eastAsia="ko-KR"/>
-        </w:rPr>
+          <w:noProof/>
+          <w:sz w:val="24"/>
+          <w:szCs w:val="24"/>
+          <w:lang w:eastAsia="ko-KR"/>
+        </w:rPr>
+        <w:lastRenderedPageBreak/>
         <w:drawing>
           <wp:inline distT="0" distB="0" distL="0" distR="0" wp14:anchorId="43781992" wp14:editId="22BF3399">
             <wp:extent cx="5731510" cy="3526790"/>
@@ -1354,7 +4815,7 @@
                     <pic:cNvPicPr/>
                   </pic:nvPicPr>
                   <pic:blipFill>
-                    <a:blip r:embed="rId11"/>
+                    <a:blip r:embed="rId13"/>
                     <a:stretch>
                       <a:fillRect/>
                     </a:stretch>
@@ -1386,6 +4847,7 @@
           <w:szCs w:val="24"/>
         </w:rPr>
       </w:pPr>
+      <w:proofErr w:type="spellStart"/>
       <w:r>
         <w:rPr>
           <w:rFonts w:ascii="Times New Roman" w:eastAsia="Times New Roman" w:hAnsi="Times New Roman" w:cs="Times New Roman"/>
@@ -1395,6 +4857,7 @@
         </w:rPr>
         <w:t>Penjelasan</w:t>
       </w:r>
+      <w:proofErr w:type="spellEnd"/>
       <w:r>
         <w:rPr>
           <w:rFonts w:ascii="Times New Roman" w:eastAsia="Times New Roman" w:hAnsi="Times New Roman" w:cs="Times New Roman"/>
@@ -1402,8 +4865,19 @@
           <w:sz w:val="24"/>
           <w:szCs w:val="24"/>
         </w:rPr>
-        <w:t xml:space="preserve"> dan jawaban</w:t>
-      </w:r>
+        <w:t xml:space="preserve"> dan </w:t>
+      </w:r>
+      <w:proofErr w:type="spellStart"/>
+      <w:r>
+        <w:rPr>
+          <w:rFonts w:ascii="Times New Roman" w:eastAsia="Times New Roman" w:hAnsi="Times New Roman" w:cs="Times New Roman"/>
+          <w:b/>
+          <w:sz w:val="24"/>
+          <w:szCs w:val="24"/>
+        </w:rPr>
+        <w:t>jawaban</w:t>
+      </w:r>
+      <w:proofErr w:type="spellEnd"/>
     </w:p>
     <w:p>
       <w:pPr>
@@ -1426,8 +4900,218 @@
           <w:szCs w:val="24"/>
           <w:lang w:eastAsia="ko-KR"/>
         </w:rPr>
-        <w:t>Kita masih dapat menggunakan array dari soal sebelumnya untuk melanjutka di soal ini</w:t>
-      </w:r>
+        <w:t xml:space="preserve">Kita </w:t>
+      </w:r>
+      <w:proofErr w:type="spellStart"/>
+      <w:r>
+        <w:rPr>
+          <w:rFonts w:ascii="Times New Roman" w:hAnsi="Times New Roman" w:cs="Times New Roman" w:hint="eastAsia"/>
+          <w:bCs/>
+          <w:sz w:val="24"/>
+          <w:szCs w:val="24"/>
+          <w:lang w:eastAsia="ko-KR"/>
+        </w:rPr>
+        <w:t>masih</w:t>
+      </w:r>
+      <w:proofErr w:type="spellEnd"/>
+      <w:r>
+        <w:rPr>
+          <w:rFonts w:ascii="Times New Roman" w:hAnsi="Times New Roman" w:cs="Times New Roman" w:hint="eastAsia"/>
+          <w:bCs/>
+          <w:sz w:val="24"/>
+          <w:szCs w:val="24"/>
+          <w:lang w:eastAsia="ko-KR"/>
+        </w:rPr>
+        <w:t xml:space="preserve"> </w:t>
+      </w:r>
+      <w:proofErr w:type="spellStart"/>
+      <w:r>
+        <w:rPr>
+          <w:rFonts w:ascii="Times New Roman" w:hAnsi="Times New Roman" w:cs="Times New Roman" w:hint="eastAsia"/>
+          <w:bCs/>
+          <w:sz w:val="24"/>
+          <w:szCs w:val="24"/>
+          <w:lang w:eastAsia="ko-KR"/>
+        </w:rPr>
+        <w:t>dapat</w:t>
+      </w:r>
+      <w:proofErr w:type="spellEnd"/>
+      <w:r>
+        <w:rPr>
+          <w:rFonts w:ascii="Times New Roman" w:hAnsi="Times New Roman" w:cs="Times New Roman" w:hint="eastAsia"/>
+          <w:bCs/>
+          <w:sz w:val="24"/>
+          <w:szCs w:val="24"/>
+          <w:lang w:eastAsia="ko-KR"/>
+        </w:rPr>
+        <w:t xml:space="preserve"> </w:t>
+      </w:r>
+      <w:proofErr w:type="spellStart"/>
+      <w:r>
+        <w:rPr>
+          <w:rFonts w:ascii="Times New Roman" w:hAnsi="Times New Roman" w:cs="Times New Roman" w:hint="eastAsia"/>
+          <w:bCs/>
+          <w:sz w:val="24"/>
+          <w:szCs w:val="24"/>
+          <w:lang w:eastAsia="ko-KR"/>
+        </w:rPr>
+        <w:t>menggunakan</w:t>
+      </w:r>
+      <w:proofErr w:type="spellEnd"/>
+      <w:r>
+        <w:rPr>
+          <w:rFonts w:ascii="Times New Roman" w:hAnsi="Times New Roman" w:cs="Times New Roman" w:hint="eastAsia"/>
+          <w:bCs/>
+          <w:sz w:val="24"/>
+          <w:szCs w:val="24"/>
+          <w:lang w:eastAsia="ko-KR"/>
+        </w:rPr>
+        <w:t xml:space="preserve"> array </w:t>
+      </w:r>
+      <w:proofErr w:type="spellStart"/>
+      <w:r>
+        <w:rPr>
+          <w:rFonts w:ascii="Times New Roman" w:hAnsi="Times New Roman" w:cs="Times New Roman" w:hint="eastAsia"/>
+          <w:bCs/>
+          <w:sz w:val="24"/>
+          <w:szCs w:val="24"/>
+          <w:lang w:eastAsia="ko-KR"/>
+        </w:rPr>
+        <w:t>dari</w:t>
+      </w:r>
+      <w:proofErr w:type="spellEnd"/>
+      <w:r>
+        <w:rPr>
+          <w:rFonts w:ascii="Times New Roman" w:hAnsi="Times New Roman" w:cs="Times New Roman" w:hint="eastAsia"/>
+          <w:bCs/>
+          <w:sz w:val="24"/>
+          <w:szCs w:val="24"/>
+          <w:lang w:eastAsia="ko-KR"/>
+        </w:rPr>
+        <w:t xml:space="preserve"> </w:t>
+      </w:r>
+      <w:proofErr w:type="spellStart"/>
+      <w:r>
+        <w:rPr>
+          <w:rFonts w:ascii="Times New Roman" w:hAnsi="Times New Roman" w:cs="Times New Roman" w:hint="eastAsia"/>
+          <w:bCs/>
+          <w:sz w:val="24"/>
+          <w:szCs w:val="24"/>
+          <w:lang w:eastAsia="ko-KR"/>
+        </w:rPr>
+        <w:t>soal</w:t>
+      </w:r>
+      <w:proofErr w:type="spellEnd"/>
+      <w:r>
+        <w:rPr>
+          <w:rFonts w:ascii="Times New Roman" w:hAnsi="Times New Roman" w:cs="Times New Roman" w:hint="eastAsia"/>
+          <w:bCs/>
+          <w:sz w:val="24"/>
+          <w:szCs w:val="24"/>
+          <w:lang w:eastAsia="ko-KR"/>
+        </w:rPr>
+        <w:t xml:space="preserve"> </w:t>
+      </w:r>
+      <w:proofErr w:type="spellStart"/>
+      <w:r>
+        <w:rPr>
+          <w:rFonts w:ascii="Times New Roman" w:hAnsi="Times New Roman" w:cs="Times New Roman" w:hint="eastAsia"/>
+          <w:bCs/>
+          <w:sz w:val="24"/>
+          <w:szCs w:val="24"/>
+          <w:lang w:eastAsia="ko-KR"/>
+        </w:rPr>
+        <w:t>sebelumnya</w:t>
+      </w:r>
+      <w:proofErr w:type="spellEnd"/>
+      <w:r>
+        <w:rPr>
+          <w:rFonts w:ascii="Times New Roman" w:hAnsi="Times New Roman" w:cs="Times New Roman" w:hint="eastAsia"/>
+          <w:bCs/>
+          <w:sz w:val="24"/>
+          <w:szCs w:val="24"/>
+          <w:lang w:eastAsia="ko-KR"/>
+        </w:rPr>
+        <w:t xml:space="preserve"> </w:t>
+      </w:r>
+      <w:proofErr w:type="spellStart"/>
+      <w:r>
+        <w:rPr>
+          <w:rFonts w:ascii="Times New Roman" w:hAnsi="Times New Roman" w:cs="Times New Roman" w:hint="eastAsia"/>
+          <w:bCs/>
+          <w:sz w:val="24"/>
+          <w:szCs w:val="24"/>
+          <w:lang w:eastAsia="ko-KR"/>
+        </w:rPr>
+        <w:t>untuk</w:t>
+      </w:r>
+      <w:proofErr w:type="spellEnd"/>
+      <w:r>
+        <w:rPr>
+          <w:rFonts w:ascii="Times New Roman" w:hAnsi="Times New Roman" w:cs="Times New Roman" w:hint="eastAsia"/>
+          <w:bCs/>
+          <w:sz w:val="24"/>
+          <w:szCs w:val="24"/>
+          <w:lang w:eastAsia="ko-KR"/>
+        </w:rPr>
+        <w:t xml:space="preserve"> </w:t>
+      </w:r>
+      <w:proofErr w:type="spellStart"/>
+      <w:r>
+        <w:rPr>
+          <w:rFonts w:ascii="Times New Roman" w:hAnsi="Times New Roman" w:cs="Times New Roman" w:hint="eastAsia"/>
+          <w:bCs/>
+          <w:sz w:val="24"/>
+          <w:szCs w:val="24"/>
+          <w:lang w:eastAsia="ko-KR"/>
+        </w:rPr>
+        <w:t>melanjutka</w:t>
+      </w:r>
+      <w:proofErr w:type="spellEnd"/>
+      <w:r>
+        <w:rPr>
+          <w:rFonts w:ascii="Times New Roman" w:hAnsi="Times New Roman" w:cs="Times New Roman" w:hint="eastAsia"/>
+          <w:bCs/>
+          <w:sz w:val="24"/>
+          <w:szCs w:val="24"/>
+          <w:lang w:eastAsia="ko-KR"/>
+        </w:rPr>
+        <w:t xml:space="preserve"> di </w:t>
+      </w:r>
+      <w:proofErr w:type="spellStart"/>
+      <w:r>
+        <w:rPr>
+          <w:rFonts w:ascii="Times New Roman" w:hAnsi="Times New Roman" w:cs="Times New Roman" w:hint="eastAsia"/>
+          <w:bCs/>
+          <w:sz w:val="24"/>
+          <w:szCs w:val="24"/>
+          <w:lang w:eastAsia="ko-KR"/>
+        </w:rPr>
+        <w:t>soal</w:t>
+      </w:r>
+      <w:proofErr w:type="spellEnd"/>
+      <w:r>
+        <w:rPr>
+          <w:rFonts w:ascii="Times New Roman" w:hAnsi="Times New Roman" w:cs="Times New Roman" w:hint="eastAsia"/>
+          <w:bCs/>
+          <w:sz w:val="24"/>
+          <w:szCs w:val="24"/>
+          <w:lang w:eastAsia="ko-KR"/>
+        </w:rPr>
+        <w:t xml:space="preserve"> </w:t>
+      </w:r>
+      <w:proofErr w:type="spellStart"/>
+      <w:r>
+        <w:rPr>
+          <w:rFonts w:ascii="Times New Roman" w:hAnsi="Times New Roman" w:cs="Times New Roman" w:hint="eastAsia"/>
+          <w:bCs/>
+          <w:sz w:val="24"/>
+          <w:szCs w:val="24"/>
+          <w:lang w:eastAsia="ko-KR"/>
+        </w:rPr>
+        <w:t>ini</w:t>
+      </w:r>
+      <w:proofErr w:type="spellEnd"/>
       <w:r>
         <w:rPr>
           <w:rFonts w:ascii="Times New Roman" w:eastAsia="Times New Roman" w:hAnsi="Times New Roman" w:cs="Times New Roman"/>
@@ -1445,28 +5129,1945 @@
           <w:szCs w:val="24"/>
           <w:lang w:eastAsia="ko-KR"/>
         </w:rPr>
-        <w:t xml:space="preserve"> Setelah mendapatkan semua baris dari data.txt ke dalam array, kita ambil kailmat terakhir dari String tersebut dengan menggunakan split yang separatornya kita isi dengan spasi. Maka String </w:t>
-      </w:r>
-      <w:r>
-        <w:rPr>
-          <w:rFonts w:ascii="Times New Roman" w:hAnsi="Times New Roman" w:cs="Times New Roman"/>
-          <w:bCs/>
-          <w:sz w:val="24"/>
-          <w:szCs w:val="24"/>
-          <w:lang w:eastAsia="ko-KR"/>
-        </w:rPr>
-        <w:t xml:space="preserve">akan dipisah ke dalam elemen array perkata. Setelah itu, ktia ambil kalimat terakhir dengan mengambil Panjang teks dikurangi dengan 1 (indeks paling terakhir), setelah itu kita melakukan pengecekan apakah kata terakhir tersebut dapat diubah menjadi angka atau tidak  dengan menggunakan method yang telah kita buat sebelumnya. Setelah itu, kalimat akan di proses dan jangan lupa untuk simpan method tersebut di dalam block try agar ketika terjadi error, maka catch dapat </w:t>
-      </w:r>
-      <w:r>
-        <w:rPr>
-          <w:rFonts w:ascii="Times New Roman" w:hAnsi="Times New Roman" w:cs="Times New Roman"/>
-          <w:bCs/>
-          <w:sz w:val="24"/>
-          <w:szCs w:val="24"/>
-          <w:lang w:eastAsia="ko-KR"/>
-        </w:rPr>
-        <w:lastRenderedPageBreak/>
-        <w:t>menangkap error tersebut dan pesan error dapat ditampilkan. Tapi kalau gak error, yaa nanti angka bakalan keluar di terminal karena System.out.println berjalan dengan baik.</w:t>
+        <w:t xml:space="preserve"> </w:t>
+      </w:r>
+      <w:proofErr w:type="spellStart"/>
+      <w:r>
+        <w:rPr>
+          <w:rFonts w:ascii="Times New Roman" w:hAnsi="Times New Roman" w:cs="Times New Roman" w:hint="eastAsia"/>
+          <w:bCs/>
+          <w:sz w:val="24"/>
+          <w:szCs w:val="24"/>
+          <w:lang w:eastAsia="ko-KR"/>
+        </w:rPr>
+        <w:t>Setelah</w:t>
+      </w:r>
+      <w:proofErr w:type="spellEnd"/>
+      <w:r>
+        <w:rPr>
+          <w:rFonts w:ascii="Times New Roman" w:hAnsi="Times New Roman" w:cs="Times New Roman" w:hint="eastAsia"/>
+          <w:bCs/>
+          <w:sz w:val="24"/>
+          <w:szCs w:val="24"/>
+          <w:lang w:eastAsia="ko-KR"/>
+        </w:rPr>
+        <w:t xml:space="preserve"> </w:t>
+      </w:r>
+      <w:proofErr w:type="spellStart"/>
+      <w:r>
+        <w:rPr>
+          <w:rFonts w:ascii="Times New Roman" w:hAnsi="Times New Roman" w:cs="Times New Roman" w:hint="eastAsia"/>
+          <w:bCs/>
+          <w:sz w:val="24"/>
+          <w:szCs w:val="24"/>
+          <w:lang w:eastAsia="ko-KR"/>
+        </w:rPr>
+        <w:t>mendapatkan</w:t>
+      </w:r>
+      <w:proofErr w:type="spellEnd"/>
+      <w:r>
+        <w:rPr>
+          <w:rFonts w:ascii="Times New Roman" w:hAnsi="Times New Roman" w:cs="Times New Roman" w:hint="eastAsia"/>
+          <w:bCs/>
+          <w:sz w:val="24"/>
+          <w:szCs w:val="24"/>
+          <w:lang w:eastAsia="ko-KR"/>
+        </w:rPr>
+        <w:t xml:space="preserve"> </w:t>
+      </w:r>
+      <w:proofErr w:type="spellStart"/>
+      <w:r>
+        <w:rPr>
+          <w:rFonts w:ascii="Times New Roman" w:hAnsi="Times New Roman" w:cs="Times New Roman" w:hint="eastAsia"/>
+          <w:bCs/>
+          <w:sz w:val="24"/>
+          <w:szCs w:val="24"/>
+          <w:lang w:eastAsia="ko-KR"/>
+        </w:rPr>
+        <w:t>semua</w:t>
+      </w:r>
+      <w:proofErr w:type="spellEnd"/>
+      <w:r>
+        <w:rPr>
+          <w:rFonts w:ascii="Times New Roman" w:hAnsi="Times New Roman" w:cs="Times New Roman" w:hint="eastAsia"/>
+          <w:bCs/>
+          <w:sz w:val="24"/>
+          <w:szCs w:val="24"/>
+          <w:lang w:eastAsia="ko-KR"/>
+        </w:rPr>
+        <w:t xml:space="preserve"> baris </w:t>
+      </w:r>
+      <w:proofErr w:type="spellStart"/>
+      <w:r>
+        <w:rPr>
+          <w:rFonts w:ascii="Times New Roman" w:hAnsi="Times New Roman" w:cs="Times New Roman" w:hint="eastAsia"/>
+          <w:bCs/>
+          <w:sz w:val="24"/>
+          <w:szCs w:val="24"/>
+          <w:lang w:eastAsia="ko-KR"/>
+        </w:rPr>
+        <w:t>dari</w:t>
+      </w:r>
+      <w:proofErr w:type="spellEnd"/>
+      <w:r>
+        <w:rPr>
+          <w:rFonts w:ascii="Times New Roman" w:hAnsi="Times New Roman" w:cs="Times New Roman" w:hint="eastAsia"/>
+          <w:bCs/>
+          <w:sz w:val="24"/>
+          <w:szCs w:val="24"/>
+          <w:lang w:eastAsia="ko-KR"/>
+        </w:rPr>
+        <w:t xml:space="preserve"> data.txt </w:t>
+      </w:r>
+      <w:proofErr w:type="spellStart"/>
+      <w:r>
+        <w:rPr>
+          <w:rFonts w:ascii="Times New Roman" w:hAnsi="Times New Roman" w:cs="Times New Roman" w:hint="eastAsia"/>
+          <w:bCs/>
+          <w:sz w:val="24"/>
+          <w:szCs w:val="24"/>
+          <w:lang w:eastAsia="ko-KR"/>
+        </w:rPr>
+        <w:t>ke</w:t>
+      </w:r>
+      <w:proofErr w:type="spellEnd"/>
+      <w:r>
+        <w:rPr>
+          <w:rFonts w:ascii="Times New Roman" w:hAnsi="Times New Roman" w:cs="Times New Roman" w:hint="eastAsia"/>
+          <w:bCs/>
+          <w:sz w:val="24"/>
+          <w:szCs w:val="24"/>
+          <w:lang w:eastAsia="ko-KR"/>
+        </w:rPr>
+        <w:t xml:space="preserve"> </w:t>
+      </w:r>
+      <w:proofErr w:type="spellStart"/>
+      <w:r>
+        <w:rPr>
+          <w:rFonts w:ascii="Times New Roman" w:hAnsi="Times New Roman" w:cs="Times New Roman" w:hint="eastAsia"/>
+          <w:bCs/>
+          <w:sz w:val="24"/>
+          <w:szCs w:val="24"/>
+          <w:lang w:eastAsia="ko-KR"/>
+        </w:rPr>
+        <w:t>dalam</w:t>
+      </w:r>
+      <w:proofErr w:type="spellEnd"/>
+      <w:r>
+        <w:rPr>
+          <w:rFonts w:ascii="Times New Roman" w:hAnsi="Times New Roman" w:cs="Times New Roman" w:hint="eastAsia"/>
+          <w:bCs/>
+          <w:sz w:val="24"/>
+          <w:szCs w:val="24"/>
+          <w:lang w:eastAsia="ko-KR"/>
+        </w:rPr>
+        <w:t xml:space="preserve"> array, </w:t>
+      </w:r>
+      <w:proofErr w:type="spellStart"/>
+      <w:r>
+        <w:rPr>
+          <w:rFonts w:ascii="Times New Roman" w:hAnsi="Times New Roman" w:cs="Times New Roman" w:hint="eastAsia"/>
+          <w:bCs/>
+          <w:sz w:val="24"/>
+          <w:szCs w:val="24"/>
+          <w:lang w:eastAsia="ko-KR"/>
+        </w:rPr>
+        <w:t>kita</w:t>
+      </w:r>
+      <w:proofErr w:type="spellEnd"/>
+      <w:r>
+        <w:rPr>
+          <w:rFonts w:ascii="Times New Roman" w:hAnsi="Times New Roman" w:cs="Times New Roman" w:hint="eastAsia"/>
+          <w:bCs/>
+          <w:sz w:val="24"/>
+          <w:szCs w:val="24"/>
+          <w:lang w:eastAsia="ko-KR"/>
+        </w:rPr>
+        <w:t xml:space="preserve"> </w:t>
+      </w:r>
+      <w:proofErr w:type="spellStart"/>
+      <w:r>
+        <w:rPr>
+          <w:rFonts w:ascii="Times New Roman" w:hAnsi="Times New Roman" w:cs="Times New Roman" w:hint="eastAsia"/>
+          <w:bCs/>
+          <w:sz w:val="24"/>
+          <w:szCs w:val="24"/>
+          <w:lang w:eastAsia="ko-KR"/>
+        </w:rPr>
+        <w:t>ambil</w:t>
+      </w:r>
+      <w:proofErr w:type="spellEnd"/>
+      <w:r>
+        <w:rPr>
+          <w:rFonts w:ascii="Times New Roman" w:hAnsi="Times New Roman" w:cs="Times New Roman" w:hint="eastAsia"/>
+          <w:bCs/>
+          <w:sz w:val="24"/>
+          <w:szCs w:val="24"/>
+          <w:lang w:eastAsia="ko-KR"/>
+        </w:rPr>
+        <w:t xml:space="preserve"> </w:t>
+      </w:r>
+      <w:proofErr w:type="spellStart"/>
+      <w:r>
+        <w:rPr>
+          <w:rFonts w:ascii="Times New Roman" w:hAnsi="Times New Roman" w:cs="Times New Roman" w:hint="eastAsia"/>
+          <w:bCs/>
+          <w:sz w:val="24"/>
+          <w:szCs w:val="24"/>
+          <w:lang w:eastAsia="ko-KR"/>
+        </w:rPr>
+        <w:t>kailmat</w:t>
+      </w:r>
+      <w:proofErr w:type="spellEnd"/>
+      <w:r>
+        <w:rPr>
+          <w:rFonts w:ascii="Times New Roman" w:hAnsi="Times New Roman" w:cs="Times New Roman" w:hint="eastAsia"/>
+          <w:bCs/>
+          <w:sz w:val="24"/>
+          <w:szCs w:val="24"/>
+          <w:lang w:eastAsia="ko-KR"/>
+        </w:rPr>
+        <w:t xml:space="preserve"> </w:t>
+      </w:r>
+      <w:proofErr w:type="spellStart"/>
+      <w:r>
+        <w:rPr>
+          <w:rFonts w:ascii="Times New Roman" w:hAnsi="Times New Roman" w:cs="Times New Roman" w:hint="eastAsia"/>
+          <w:bCs/>
+          <w:sz w:val="24"/>
+          <w:szCs w:val="24"/>
+          <w:lang w:eastAsia="ko-KR"/>
+        </w:rPr>
+        <w:t>terakhir</w:t>
+      </w:r>
+      <w:proofErr w:type="spellEnd"/>
+      <w:r>
+        <w:rPr>
+          <w:rFonts w:ascii="Times New Roman" w:hAnsi="Times New Roman" w:cs="Times New Roman" w:hint="eastAsia"/>
+          <w:bCs/>
+          <w:sz w:val="24"/>
+          <w:szCs w:val="24"/>
+          <w:lang w:eastAsia="ko-KR"/>
+        </w:rPr>
+        <w:t xml:space="preserve"> </w:t>
+      </w:r>
+      <w:proofErr w:type="spellStart"/>
+      <w:r>
+        <w:rPr>
+          <w:rFonts w:ascii="Times New Roman" w:hAnsi="Times New Roman" w:cs="Times New Roman" w:hint="eastAsia"/>
+          <w:bCs/>
+          <w:sz w:val="24"/>
+          <w:szCs w:val="24"/>
+          <w:lang w:eastAsia="ko-KR"/>
+        </w:rPr>
+        <w:t>dari</w:t>
+      </w:r>
+      <w:proofErr w:type="spellEnd"/>
+      <w:r>
+        <w:rPr>
+          <w:rFonts w:ascii="Times New Roman" w:hAnsi="Times New Roman" w:cs="Times New Roman" w:hint="eastAsia"/>
+          <w:bCs/>
+          <w:sz w:val="24"/>
+          <w:szCs w:val="24"/>
+          <w:lang w:eastAsia="ko-KR"/>
+        </w:rPr>
+        <w:t xml:space="preserve"> String </w:t>
+      </w:r>
+      <w:proofErr w:type="spellStart"/>
+      <w:r>
+        <w:rPr>
+          <w:rFonts w:ascii="Times New Roman" w:hAnsi="Times New Roman" w:cs="Times New Roman" w:hint="eastAsia"/>
+          <w:bCs/>
+          <w:sz w:val="24"/>
+          <w:szCs w:val="24"/>
+          <w:lang w:eastAsia="ko-KR"/>
+        </w:rPr>
+        <w:t>tersebut</w:t>
+      </w:r>
+      <w:proofErr w:type="spellEnd"/>
+      <w:r>
+        <w:rPr>
+          <w:rFonts w:ascii="Times New Roman" w:hAnsi="Times New Roman" w:cs="Times New Roman" w:hint="eastAsia"/>
+          <w:bCs/>
+          <w:sz w:val="24"/>
+          <w:szCs w:val="24"/>
+          <w:lang w:eastAsia="ko-KR"/>
+        </w:rPr>
+        <w:t xml:space="preserve"> </w:t>
+      </w:r>
+      <w:proofErr w:type="spellStart"/>
+      <w:r>
+        <w:rPr>
+          <w:rFonts w:ascii="Times New Roman" w:hAnsi="Times New Roman" w:cs="Times New Roman" w:hint="eastAsia"/>
+          <w:bCs/>
+          <w:sz w:val="24"/>
+          <w:szCs w:val="24"/>
+          <w:lang w:eastAsia="ko-KR"/>
+        </w:rPr>
+        <w:t>dengan</w:t>
+      </w:r>
+      <w:proofErr w:type="spellEnd"/>
+      <w:r>
+        <w:rPr>
+          <w:rFonts w:ascii="Times New Roman" w:hAnsi="Times New Roman" w:cs="Times New Roman" w:hint="eastAsia"/>
+          <w:bCs/>
+          <w:sz w:val="24"/>
+          <w:szCs w:val="24"/>
+          <w:lang w:eastAsia="ko-KR"/>
+        </w:rPr>
+        <w:t xml:space="preserve"> </w:t>
+      </w:r>
+      <w:proofErr w:type="spellStart"/>
+      <w:r>
+        <w:rPr>
+          <w:rFonts w:ascii="Times New Roman" w:hAnsi="Times New Roman" w:cs="Times New Roman" w:hint="eastAsia"/>
+          <w:bCs/>
+          <w:sz w:val="24"/>
+          <w:szCs w:val="24"/>
+          <w:lang w:eastAsia="ko-KR"/>
+        </w:rPr>
+        <w:t>menggunakan</w:t>
+      </w:r>
+      <w:proofErr w:type="spellEnd"/>
+      <w:r>
+        <w:rPr>
+          <w:rFonts w:ascii="Times New Roman" w:hAnsi="Times New Roman" w:cs="Times New Roman" w:hint="eastAsia"/>
+          <w:bCs/>
+          <w:sz w:val="24"/>
+          <w:szCs w:val="24"/>
+          <w:lang w:eastAsia="ko-KR"/>
+        </w:rPr>
+        <w:t xml:space="preserve"> split yang </w:t>
+      </w:r>
+      <w:proofErr w:type="spellStart"/>
+      <w:r>
+        <w:rPr>
+          <w:rFonts w:ascii="Times New Roman" w:hAnsi="Times New Roman" w:cs="Times New Roman" w:hint="eastAsia"/>
+          <w:bCs/>
+          <w:sz w:val="24"/>
+          <w:szCs w:val="24"/>
+          <w:lang w:eastAsia="ko-KR"/>
+        </w:rPr>
+        <w:t>separatornya</w:t>
+      </w:r>
+      <w:proofErr w:type="spellEnd"/>
+      <w:r>
+        <w:rPr>
+          <w:rFonts w:ascii="Times New Roman" w:hAnsi="Times New Roman" w:cs="Times New Roman" w:hint="eastAsia"/>
+          <w:bCs/>
+          <w:sz w:val="24"/>
+          <w:szCs w:val="24"/>
+          <w:lang w:eastAsia="ko-KR"/>
+        </w:rPr>
+        <w:t xml:space="preserve"> </w:t>
+      </w:r>
+      <w:proofErr w:type="spellStart"/>
+      <w:r>
+        <w:rPr>
+          <w:rFonts w:ascii="Times New Roman" w:hAnsi="Times New Roman" w:cs="Times New Roman" w:hint="eastAsia"/>
+          <w:bCs/>
+          <w:sz w:val="24"/>
+          <w:szCs w:val="24"/>
+          <w:lang w:eastAsia="ko-KR"/>
+        </w:rPr>
+        <w:t>kita</w:t>
+      </w:r>
+      <w:proofErr w:type="spellEnd"/>
+      <w:r>
+        <w:rPr>
+          <w:rFonts w:ascii="Times New Roman" w:hAnsi="Times New Roman" w:cs="Times New Roman" w:hint="eastAsia"/>
+          <w:bCs/>
+          <w:sz w:val="24"/>
+          <w:szCs w:val="24"/>
+          <w:lang w:eastAsia="ko-KR"/>
+        </w:rPr>
+        <w:t xml:space="preserve"> </w:t>
+      </w:r>
+      <w:proofErr w:type="spellStart"/>
+      <w:r>
+        <w:rPr>
+          <w:rFonts w:ascii="Times New Roman" w:hAnsi="Times New Roman" w:cs="Times New Roman" w:hint="eastAsia"/>
+          <w:bCs/>
+          <w:sz w:val="24"/>
+          <w:szCs w:val="24"/>
+          <w:lang w:eastAsia="ko-KR"/>
+        </w:rPr>
+        <w:t>isi</w:t>
+      </w:r>
+      <w:proofErr w:type="spellEnd"/>
+      <w:r>
+        <w:rPr>
+          <w:rFonts w:ascii="Times New Roman" w:hAnsi="Times New Roman" w:cs="Times New Roman" w:hint="eastAsia"/>
+          <w:bCs/>
+          <w:sz w:val="24"/>
+          <w:szCs w:val="24"/>
+          <w:lang w:eastAsia="ko-KR"/>
+        </w:rPr>
+        <w:t xml:space="preserve"> </w:t>
+      </w:r>
+      <w:proofErr w:type="spellStart"/>
+      <w:r>
+        <w:rPr>
+          <w:rFonts w:ascii="Times New Roman" w:hAnsi="Times New Roman" w:cs="Times New Roman" w:hint="eastAsia"/>
+          <w:bCs/>
+          <w:sz w:val="24"/>
+          <w:szCs w:val="24"/>
+          <w:lang w:eastAsia="ko-KR"/>
+        </w:rPr>
+        <w:t>dengan</w:t>
+      </w:r>
+      <w:proofErr w:type="spellEnd"/>
+      <w:r>
+        <w:rPr>
+          <w:rFonts w:ascii="Times New Roman" w:hAnsi="Times New Roman" w:cs="Times New Roman" w:hint="eastAsia"/>
+          <w:bCs/>
+          <w:sz w:val="24"/>
+          <w:szCs w:val="24"/>
+          <w:lang w:eastAsia="ko-KR"/>
+        </w:rPr>
+        <w:t xml:space="preserve"> </w:t>
+      </w:r>
+      <w:proofErr w:type="spellStart"/>
+      <w:r>
+        <w:rPr>
+          <w:rFonts w:ascii="Times New Roman" w:hAnsi="Times New Roman" w:cs="Times New Roman" w:hint="eastAsia"/>
+          <w:bCs/>
+          <w:sz w:val="24"/>
+          <w:szCs w:val="24"/>
+          <w:lang w:eastAsia="ko-KR"/>
+        </w:rPr>
+        <w:t>spasi</w:t>
+      </w:r>
+      <w:proofErr w:type="spellEnd"/>
+      <w:r>
+        <w:rPr>
+          <w:rFonts w:ascii="Times New Roman" w:hAnsi="Times New Roman" w:cs="Times New Roman" w:hint="eastAsia"/>
+          <w:bCs/>
+          <w:sz w:val="24"/>
+          <w:szCs w:val="24"/>
+          <w:lang w:eastAsia="ko-KR"/>
+        </w:rPr>
+        <w:t xml:space="preserve">. Maka String </w:t>
+      </w:r>
+      <w:proofErr w:type="spellStart"/>
+      <w:r>
+        <w:rPr>
+          <w:rFonts w:ascii="Times New Roman" w:hAnsi="Times New Roman" w:cs="Times New Roman"/>
+          <w:bCs/>
+          <w:sz w:val="24"/>
+          <w:szCs w:val="24"/>
+          <w:lang w:eastAsia="ko-KR"/>
+        </w:rPr>
+        <w:t>akan</w:t>
+      </w:r>
+      <w:proofErr w:type="spellEnd"/>
+      <w:r>
+        <w:rPr>
+          <w:rFonts w:ascii="Times New Roman" w:hAnsi="Times New Roman" w:cs="Times New Roman"/>
+          <w:bCs/>
+          <w:sz w:val="24"/>
+          <w:szCs w:val="24"/>
+          <w:lang w:eastAsia="ko-KR"/>
+        </w:rPr>
+        <w:t xml:space="preserve"> </w:t>
+      </w:r>
+      <w:proofErr w:type="spellStart"/>
+      <w:r>
+        <w:rPr>
+          <w:rFonts w:ascii="Times New Roman" w:hAnsi="Times New Roman" w:cs="Times New Roman"/>
+          <w:bCs/>
+          <w:sz w:val="24"/>
+          <w:szCs w:val="24"/>
+          <w:lang w:eastAsia="ko-KR"/>
+        </w:rPr>
+        <w:t>dipisah</w:t>
+      </w:r>
+      <w:proofErr w:type="spellEnd"/>
+      <w:r>
+        <w:rPr>
+          <w:rFonts w:ascii="Times New Roman" w:hAnsi="Times New Roman" w:cs="Times New Roman"/>
+          <w:bCs/>
+          <w:sz w:val="24"/>
+          <w:szCs w:val="24"/>
+          <w:lang w:eastAsia="ko-KR"/>
+        </w:rPr>
+        <w:t xml:space="preserve"> </w:t>
+      </w:r>
+      <w:proofErr w:type="spellStart"/>
+      <w:r>
+        <w:rPr>
+          <w:rFonts w:ascii="Times New Roman" w:hAnsi="Times New Roman" w:cs="Times New Roman"/>
+          <w:bCs/>
+          <w:sz w:val="24"/>
+          <w:szCs w:val="24"/>
+          <w:lang w:eastAsia="ko-KR"/>
+        </w:rPr>
+        <w:t>ke</w:t>
+      </w:r>
+      <w:proofErr w:type="spellEnd"/>
+      <w:r>
+        <w:rPr>
+          <w:rFonts w:ascii="Times New Roman" w:hAnsi="Times New Roman" w:cs="Times New Roman"/>
+          <w:bCs/>
+          <w:sz w:val="24"/>
+          <w:szCs w:val="24"/>
+          <w:lang w:eastAsia="ko-KR"/>
+        </w:rPr>
+        <w:t xml:space="preserve"> </w:t>
+      </w:r>
+      <w:proofErr w:type="spellStart"/>
+      <w:r>
+        <w:rPr>
+          <w:rFonts w:ascii="Times New Roman" w:hAnsi="Times New Roman" w:cs="Times New Roman"/>
+          <w:bCs/>
+          <w:sz w:val="24"/>
+          <w:szCs w:val="24"/>
+          <w:lang w:eastAsia="ko-KR"/>
+        </w:rPr>
+        <w:t>dalam</w:t>
+      </w:r>
+      <w:proofErr w:type="spellEnd"/>
+      <w:r>
+        <w:rPr>
+          <w:rFonts w:ascii="Times New Roman" w:hAnsi="Times New Roman" w:cs="Times New Roman"/>
+          <w:bCs/>
+          <w:sz w:val="24"/>
+          <w:szCs w:val="24"/>
+          <w:lang w:eastAsia="ko-KR"/>
+        </w:rPr>
+        <w:t xml:space="preserve"> </w:t>
+      </w:r>
+      <w:proofErr w:type="spellStart"/>
+      <w:r>
+        <w:rPr>
+          <w:rFonts w:ascii="Times New Roman" w:hAnsi="Times New Roman" w:cs="Times New Roman"/>
+          <w:bCs/>
+          <w:sz w:val="24"/>
+          <w:szCs w:val="24"/>
+          <w:lang w:eastAsia="ko-KR"/>
+        </w:rPr>
+        <w:t>elemen</w:t>
+      </w:r>
+      <w:proofErr w:type="spellEnd"/>
+      <w:r>
+        <w:rPr>
+          <w:rFonts w:ascii="Times New Roman" w:hAnsi="Times New Roman" w:cs="Times New Roman"/>
+          <w:bCs/>
+          <w:sz w:val="24"/>
+          <w:szCs w:val="24"/>
+          <w:lang w:eastAsia="ko-KR"/>
+        </w:rPr>
+        <w:t xml:space="preserve"> array </w:t>
+      </w:r>
+      <w:proofErr w:type="spellStart"/>
+      <w:r>
+        <w:rPr>
+          <w:rFonts w:ascii="Times New Roman" w:hAnsi="Times New Roman" w:cs="Times New Roman"/>
+          <w:bCs/>
+          <w:sz w:val="24"/>
+          <w:szCs w:val="24"/>
+          <w:lang w:eastAsia="ko-KR"/>
+        </w:rPr>
+        <w:t>perkata</w:t>
+      </w:r>
+      <w:proofErr w:type="spellEnd"/>
+      <w:r>
+        <w:rPr>
+          <w:rFonts w:ascii="Times New Roman" w:hAnsi="Times New Roman" w:cs="Times New Roman"/>
+          <w:bCs/>
+          <w:sz w:val="24"/>
+          <w:szCs w:val="24"/>
+          <w:lang w:eastAsia="ko-KR"/>
+        </w:rPr>
+        <w:t xml:space="preserve">. </w:t>
+      </w:r>
+      <w:proofErr w:type="spellStart"/>
+      <w:r>
+        <w:rPr>
+          <w:rFonts w:ascii="Times New Roman" w:hAnsi="Times New Roman" w:cs="Times New Roman"/>
+          <w:bCs/>
+          <w:sz w:val="24"/>
+          <w:szCs w:val="24"/>
+          <w:lang w:eastAsia="ko-KR"/>
+        </w:rPr>
+        <w:t>Setelah</w:t>
+      </w:r>
+      <w:proofErr w:type="spellEnd"/>
+      <w:r>
+        <w:rPr>
+          <w:rFonts w:ascii="Times New Roman" w:hAnsi="Times New Roman" w:cs="Times New Roman"/>
+          <w:bCs/>
+          <w:sz w:val="24"/>
+          <w:szCs w:val="24"/>
+          <w:lang w:eastAsia="ko-KR"/>
+        </w:rPr>
+        <w:t xml:space="preserve"> </w:t>
+      </w:r>
+      <w:proofErr w:type="spellStart"/>
+      <w:r>
+        <w:rPr>
+          <w:rFonts w:ascii="Times New Roman" w:hAnsi="Times New Roman" w:cs="Times New Roman"/>
+          <w:bCs/>
+          <w:sz w:val="24"/>
+          <w:szCs w:val="24"/>
+          <w:lang w:eastAsia="ko-KR"/>
+        </w:rPr>
+        <w:t>itu</w:t>
+      </w:r>
+      <w:proofErr w:type="spellEnd"/>
+      <w:r>
+        <w:rPr>
+          <w:rFonts w:ascii="Times New Roman" w:hAnsi="Times New Roman" w:cs="Times New Roman"/>
+          <w:bCs/>
+          <w:sz w:val="24"/>
+          <w:szCs w:val="24"/>
+          <w:lang w:eastAsia="ko-KR"/>
+        </w:rPr>
+        <w:t xml:space="preserve">, </w:t>
+      </w:r>
+      <w:proofErr w:type="spellStart"/>
+      <w:r>
+        <w:rPr>
+          <w:rFonts w:ascii="Times New Roman" w:hAnsi="Times New Roman" w:cs="Times New Roman"/>
+          <w:bCs/>
+          <w:sz w:val="24"/>
+          <w:szCs w:val="24"/>
+          <w:lang w:eastAsia="ko-KR"/>
+        </w:rPr>
+        <w:t>ktia</w:t>
+      </w:r>
+      <w:proofErr w:type="spellEnd"/>
+      <w:r>
+        <w:rPr>
+          <w:rFonts w:ascii="Times New Roman" w:hAnsi="Times New Roman" w:cs="Times New Roman"/>
+          <w:bCs/>
+          <w:sz w:val="24"/>
+          <w:szCs w:val="24"/>
+          <w:lang w:eastAsia="ko-KR"/>
+        </w:rPr>
+        <w:t xml:space="preserve"> </w:t>
+      </w:r>
+      <w:proofErr w:type="spellStart"/>
+      <w:r>
+        <w:rPr>
+          <w:rFonts w:ascii="Times New Roman" w:hAnsi="Times New Roman" w:cs="Times New Roman"/>
+          <w:bCs/>
+          <w:sz w:val="24"/>
+          <w:szCs w:val="24"/>
+          <w:lang w:eastAsia="ko-KR"/>
+        </w:rPr>
+        <w:t>ambil</w:t>
+      </w:r>
+      <w:proofErr w:type="spellEnd"/>
+      <w:r>
+        <w:rPr>
+          <w:rFonts w:ascii="Times New Roman" w:hAnsi="Times New Roman" w:cs="Times New Roman"/>
+          <w:bCs/>
+          <w:sz w:val="24"/>
+          <w:szCs w:val="24"/>
+          <w:lang w:eastAsia="ko-KR"/>
+        </w:rPr>
+        <w:t xml:space="preserve"> </w:t>
+      </w:r>
+      <w:proofErr w:type="spellStart"/>
+      <w:r>
+        <w:rPr>
+          <w:rFonts w:ascii="Times New Roman" w:hAnsi="Times New Roman" w:cs="Times New Roman"/>
+          <w:bCs/>
+          <w:sz w:val="24"/>
+          <w:szCs w:val="24"/>
+          <w:lang w:eastAsia="ko-KR"/>
+        </w:rPr>
+        <w:t>kalimat</w:t>
+      </w:r>
+      <w:proofErr w:type="spellEnd"/>
+      <w:r>
+        <w:rPr>
+          <w:rFonts w:ascii="Times New Roman" w:hAnsi="Times New Roman" w:cs="Times New Roman"/>
+          <w:bCs/>
+          <w:sz w:val="24"/>
+          <w:szCs w:val="24"/>
+          <w:lang w:eastAsia="ko-KR"/>
+        </w:rPr>
+        <w:t xml:space="preserve"> </w:t>
+      </w:r>
+      <w:proofErr w:type="spellStart"/>
+      <w:r>
+        <w:rPr>
+          <w:rFonts w:ascii="Times New Roman" w:hAnsi="Times New Roman" w:cs="Times New Roman"/>
+          <w:bCs/>
+          <w:sz w:val="24"/>
+          <w:szCs w:val="24"/>
+          <w:lang w:eastAsia="ko-KR"/>
+        </w:rPr>
+        <w:t>terakhir</w:t>
+      </w:r>
+      <w:proofErr w:type="spellEnd"/>
+      <w:r>
+        <w:rPr>
+          <w:rFonts w:ascii="Times New Roman" w:hAnsi="Times New Roman" w:cs="Times New Roman"/>
+          <w:bCs/>
+          <w:sz w:val="24"/>
+          <w:szCs w:val="24"/>
+          <w:lang w:eastAsia="ko-KR"/>
+        </w:rPr>
+        <w:t xml:space="preserve"> </w:t>
+      </w:r>
+      <w:proofErr w:type="spellStart"/>
+      <w:r>
+        <w:rPr>
+          <w:rFonts w:ascii="Times New Roman" w:hAnsi="Times New Roman" w:cs="Times New Roman"/>
+          <w:bCs/>
+          <w:sz w:val="24"/>
+          <w:szCs w:val="24"/>
+          <w:lang w:eastAsia="ko-KR"/>
+        </w:rPr>
+        <w:t>dengan</w:t>
+      </w:r>
+      <w:proofErr w:type="spellEnd"/>
+      <w:r>
+        <w:rPr>
+          <w:rFonts w:ascii="Times New Roman" w:hAnsi="Times New Roman" w:cs="Times New Roman"/>
+          <w:bCs/>
+          <w:sz w:val="24"/>
+          <w:szCs w:val="24"/>
+          <w:lang w:eastAsia="ko-KR"/>
+        </w:rPr>
+        <w:t xml:space="preserve"> </w:t>
+      </w:r>
+      <w:proofErr w:type="spellStart"/>
+      <w:r>
+        <w:rPr>
+          <w:rFonts w:ascii="Times New Roman" w:hAnsi="Times New Roman" w:cs="Times New Roman"/>
+          <w:bCs/>
+          <w:sz w:val="24"/>
+          <w:szCs w:val="24"/>
+          <w:lang w:eastAsia="ko-KR"/>
+        </w:rPr>
+        <w:t>mengambil</w:t>
+      </w:r>
+      <w:proofErr w:type="spellEnd"/>
+      <w:r>
+        <w:rPr>
+          <w:rFonts w:ascii="Times New Roman" w:hAnsi="Times New Roman" w:cs="Times New Roman"/>
+          <w:bCs/>
+          <w:sz w:val="24"/>
+          <w:szCs w:val="24"/>
+          <w:lang w:eastAsia="ko-KR"/>
+        </w:rPr>
+        <w:t xml:space="preserve"> Panjang </w:t>
+      </w:r>
+      <w:proofErr w:type="spellStart"/>
+      <w:r>
+        <w:rPr>
+          <w:rFonts w:ascii="Times New Roman" w:hAnsi="Times New Roman" w:cs="Times New Roman"/>
+          <w:bCs/>
+          <w:sz w:val="24"/>
+          <w:szCs w:val="24"/>
+          <w:lang w:eastAsia="ko-KR"/>
+        </w:rPr>
+        <w:t>teks</w:t>
+      </w:r>
+      <w:proofErr w:type="spellEnd"/>
+      <w:r>
+        <w:rPr>
+          <w:rFonts w:ascii="Times New Roman" w:hAnsi="Times New Roman" w:cs="Times New Roman"/>
+          <w:bCs/>
+          <w:sz w:val="24"/>
+          <w:szCs w:val="24"/>
+          <w:lang w:eastAsia="ko-KR"/>
+        </w:rPr>
+        <w:t xml:space="preserve"> </w:t>
+      </w:r>
+      <w:proofErr w:type="spellStart"/>
+      <w:r>
+        <w:rPr>
+          <w:rFonts w:ascii="Times New Roman" w:hAnsi="Times New Roman" w:cs="Times New Roman"/>
+          <w:bCs/>
+          <w:sz w:val="24"/>
+          <w:szCs w:val="24"/>
+          <w:lang w:eastAsia="ko-KR"/>
+        </w:rPr>
+        <w:t>dikurangi</w:t>
+      </w:r>
+      <w:proofErr w:type="spellEnd"/>
+      <w:r>
+        <w:rPr>
+          <w:rFonts w:ascii="Times New Roman" w:hAnsi="Times New Roman" w:cs="Times New Roman"/>
+          <w:bCs/>
+          <w:sz w:val="24"/>
+          <w:szCs w:val="24"/>
+          <w:lang w:eastAsia="ko-KR"/>
+        </w:rPr>
+        <w:t xml:space="preserve"> </w:t>
+      </w:r>
+      <w:proofErr w:type="spellStart"/>
+      <w:r>
+        <w:rPr>
+          <w:rFonts w:ascii="Times New Roman" w:hAnsi="Times New Roman" w:cs="Times New Roman"/>
+          <w:bCs/>
+          <w:sz w:val="24"/>
+          <w:szCs w:val="24"/>
+          <w:lang w:eastAsia="ko-KR"/>
+        </w:rPr>
+        <w:t>dengan</w:t>
+      </w:r>
+      <w:proofErr w:type="spellEnd"/>
+      <w:r>
+        <w:rPr>
+          <w:rFonts w:ascii="Times New Roman" w:hAnsi="Times New Roman" w:cs="Times New Roman"/>
+          <w:bCs/>
+          <w:sz w:val="24"/>
+          <w:szCs w:val="24"/>
+          <w:lang w:eastAsia="ko-KR"/>
+        </w:rPr>
+        <w:t xml:space="preserve"> 1 (</w:t>
+      </w:r>
+      <w:proofErr w:type="spellStart"/>
+      <w:r>
+        <w:rPr>
+          <w:rFonts w:ascii="Times New Roman" w:hAnsi="Times New Roman" w:cs="Times New Roman"/>
+          <w:bCs/>
+          <w:sz w:val="24"/>
+          <w:szCs w:val="24"/>
+          <w:lang w:eastAsia="ko-KR"/>
+        </w:rPr>
+        <w:t>indeks</w:t>
+      </w:r>
+      <w:proofErr w:type="spellEnd"/>
+      <w:r>
+        <w:rPr>
+          <w:rFonts w:ascii="Times New Roman" w:hAnsi="Times New Roman" w:cs="Times New Roman"/>
+          <w:bCs/>
+          <w:sz w:val="24"/>
+          <w:szCs w:val="24"/>
+          <w:lang w:eastAsia="ko-KR"/>
+        </w:rPr>
+        <w:t xml:space="preserve"> paling </w:t>
+      </w:r>
+      <w:proofErr w:type="spellStart"/>
+      <w:r>
+        <w:rPr>
+          <w:rFonts w:ascii="Times New Roman" w:hAnsi="Times New Roman" w:cs="Times New Roman"/>
+          <w:bCs/>
+          <w:sz w:val="24"/>
+          <w:szCs w:val="24"/>
+          <w:lang w:eastAsia="ko-KR"/>
+        </w:rPr>
+        <w:t>terakhir</w:t>
+      </w:r>
+      <w:proofErr w:type="spellEnd"/>
+      <w:r>
+        <w:rPr>
+          <w:rFonts w:ascii="Times New Roman" w:hAnsi="Times New Roman" w:cs="Times New Roman"/>
+          <w:bCs/>
+          <w:sz w:val="24"/>
+          <w:szCs w:val="24"/>
+          <w:lang w:eastAsia="ko-KR"/>
+        </w:rPr>
+        <w:t xml:space="preserve">), </w:t>
+      </w:r>
+      <w:proofErr w:type="spellStart"/>
+      <w:r>
+        <w:rPr>
+          <w:rFonts w:ascii="Times New Roman" w:hAnsi="Times New Roman" w:cs="Times New Roman"/>
+          <w:bCs/>
+          <w:sz w:val="24"/>
+          <w:szCs w:val="24"/>
+          <w:lang w:eastAsia="ko-KR"/>
+        </w:rPr>
+        <w:t>setelah</w:t>
+      </w:r>
+      <w:proofErr w:type="spellEnd"/>
+      <w:r>
+        <w:rPr>
+          <w:rFonts w:ascii="Times New Roman" w:hAnsi="Times New Roman" w:cs="Times New Roman"/>
+          <w:bCs/>
+          <w:sz w:val="24"/>
+          <w:szCs w:val="24"/>
+          <w:lang w:eastAsia="ko-KR"/>
+        </w:rPr>
+        <w:t xml:space="preserve"> </w:t>
+      </w:r>
+      <w:proofErr w:type="spellStart"/>
+      <w:r>
+        <w:rPr>
+          <w:rFonts w:ascii="Times New Roman" w:hAnsi="Times New Roman" w:cs="Times New Roman"/>
+          <w:bCs/>
+          <w:sz w:val="24"/>
+          <w:szCs w:val="24"/>
+          <w:lang w:eastAsia="ko-KR"/>
+        </w:rPr>
+        <w:t>itu</w:t>
+      </w:r>
+      <w:proofErr w:type="spellEnd"/>
+      <w:r>
+        <w:rPr>
+          <w:rFonts w:ascii="Times New Roman" w:hAnsi="Times New Roman" w:cs="Times New Roman"/>
+          <w:bCs/>
+          <w:sz w:val="24"/>
+          <w:szCs w:val="24"/>
+          <w:lang w:eastAsia="ko-KR"/>
+        </w:rPr>
+        <w:t xml:space="preserve"> </w:t>
+      </w:r>
+      <w:proofErr w:type="spellStart"/>
+      <w:r>
+        <w:rPr>
+          <w:rFonts w:ascii="Times New Roman" w:hAnsi="Times New Roman" w:cs="Times New Roman"/>
+          <w:bCs/>
+          <w:sz w:val="24"/>
+          <w:szCs w:val="24"/>
+          <w:lang w:eastAsia="ko-KR"/>
+        </w:rPr>
+        <w:t>kita</w:t>
+      </w:r>
+      <w:proofErr w:type="spellEnd"/>
+      <w:r>
+        <w:rPr>
+          <w:rFonts w:ascii="Times New Roman" w:hAnsi="Times New Roman" w:cs="Times New Roman"/>
+          <w:bCs/>
+          <w:sz w:val="24"/>
+          <w:szCs w:val="24"/>
+          <w:lang w:eastAsia="ko-KR"/>
+        </w:rPr>
+        <w:t xml:space="preserve"> </w:t>
+      </w:r>
+      <w:proofErr w:type="spellStart"/>
+      <w:r>
+        <w:rPr>
+          <w:rFonts w:ascii="Times New Roman" w:hAnsi="Times New Roman" w:cs="Times New Roman"/>
+          <w:bCs/>
+          <w:sz w:val="24"/>
+          <w:szCs w:val="24"/>
+          <w:lang w:eastAsia="ko-KR"/>
+        </w:rPr>
+        <w:t>melakukan</w:t>
+      </w:r>
+      <w:proofErr w:type="spellEnd"/>
+      <w:r>
+        <w:rPr>
+          <w:rFonts w:ascii="Times New Roman" w:hAnsi="Times New Roman" w:cs="Times New Roman"/>
+          <w:bCs/>
+          <w:sz w:val="24"/>
+          <w:szCs w:val="24"/>
+          <w:lang w:eastAsia="ko-KR"/>
+        </w:rPr>
+        <w:t xml:space="preserve"> </w:t>
+      </w:r>
+      <w:proofErr w:type="spellStart"/>
+      <w:r>
+        <w:rPr>
+          <w:rFonts w:ascii="Times New Roman" w:hAnsi="Times New Roman" w:cs="Times New Roman"/>
+          <w:bCs/>
+          <w:sz w:val="24"/>
+          <w:szCs w:val="24"/>
+          <w:lang w:eastAsia="ko-KR"/>
+        </w:rPr>
+        <w:t>pengecekan</w:t>
+      </w:r>
+      <w:proofErr w:type="spellEnd"/>
+      <w:r>
+        <w:rPr>
+          <w:rFonts w:ascii="Times New Roman" w:hAnsi="Times New Roman" w:cs="Times New Roman"/>
+          <w:bCs/>
+          <w:sz w:val="24"/>
+          <w:szCs w:val="24"/>
+          <w:lang w:eastAsia="ko-KR"/>
+        </w:rPr>
+        <w:t xml:space="preserve"> </w:t>
+      </w:r>
+      <w:proofErr w:type="spellStart"/>
+      <w:r>
+        <w:rPr>
+          <w:rFonts w:ascii="Times New Roman" w:hAnsi="Times New Roman" w:cs="Times New Roman"/>
+          <w:bCs/>
+          <w:sz w:val="24"/>
+          <w:szCs w:val="24"/>
+          <w:lang w:eastAsia="ko-KR"/>
+        </w:rPr>
+        <w:t>apakah</w:t>
+      </w:r>
+      <w:proofErr w:type="spellEnd"/>
+      <w:r>
+        <w:rPr>
+          <w:rFonts w:ascii="Times New Roman" w:hAnsi="Times New Roman" w:cs="Times New Roman"/>
+          <w:bCs/>
+          <w:sz w:val="24"/>
+          <w:szCs w:val="24"/>
+          <w:lang w:eastAsia="ko-KR"/>
+        </w:rPr>
+        <w:t xml:space="preserve"> kata </w:t>
+      </w:r>
+      <w:proofErr w:type="spellStart"/>
+      <w:r>
+        <w:rPr>
+          <w:rFonts w:ascii="Times New Roman" w:hAnsi="Times New Roman" w:cs="Times New Roman"/>
+          <w:bCs/>
+          <w:sz w:val="24"/>
+          <w:szCs w:val="24"/>
+          <w:lang w:eastAsia="ko-KR"/>
+        </w:rPr>
+        <w:t>terakhir</w:t>
+      </w:r>
+      <w:proofErr w:type="spellEnd"/>
+      <w:r>
+        <w:rPr>
+          <w:rFonts w:ascii="Times New Roman" w:hAnsi="Times New Roman" w:cs="Times New Roman"/>
+          <w:bCs/>
+          <w:sz w:val="24"/>
+          <w:szCs w:val="24"/>
+          <w:lang w:eastAsia="ko-KR"/>
+        </w:rPr>
+        <w:t xml:space="preserve"> </w:t>
+      </w:r>
+      <w:proofErr w:type="spellStart"/>
+      <w:r>
+        <w:rPr>
+          <w:rFonts w:ascii="Times New Roman" w:hAnsi="Times New Roman" w:cs="Times New Roman"/>
+          <w:bCs/>
+          <w:sz w:val="24"/>
+          <w:szCs w:val="24"/>
+          <w:lang w:eastAsia="ko-KR"/>
+        </w:rPr>
+        <w:t>tersebut</w:t>
+      </w:r>
+      <w:proofErr w:type="spellEnd"/>
+      <w:r>
+        <w:rPr>
+          <w:rFonts w:ascii="Times New Roman" w:hAnsi="Times New Roman" w:cs="Times New Roman"/>
+          <w:bCs/>
+          <w:sz w:val="24"/>
+          <w:szCs w:val="24"/>
+          <w:lang w:eastAsia="ko-KR"/>
+        </w:rPr>
+        <w:t xml:space="preserve"> </w:t>
+      </w:r>
+      <w:proofErr w:type="spellStart"/>
+      <w:r>
+        <w:rPr>
+          <w:rFonts w:ascii="Times New Roman" w:hAnsi="Times New Roman" w:cs="Times New Roman"/>
+          <w:bCs/>
+          <w:sz w:val="24"/>
+          <w:szCs w:val="24"/>
+          <w:lang w:eastAsia="ko-KR"/>
+        </w:rPr>
+        <w:t>dapat</w:t>
+      </w:r>
+      <w:proofErr w:type="spellEnd"/>
+      <w:r>
+        <w:rPr>
+          <w:rFonts w:ascii="Times New Roman" w:hAnsi="Times New Roman" w:cs="Times New Roman"/>
+          <w:bCs/>
+          <w:sz w:val="24"/>
+          <w:szCs w:val="24"/>
+          <w:lang w:eastAsia="ko-KR"/>
+        </w:rPr>
+        <w:t xml:space="preserve"> </w:t>
+      </w:r>
+      <w:proofErr w:type="spellStart"/>
+      <w:r>
+        <w:rPr>
+          <w:rFonts w:ascii="Times New Roman" w:hAnsi="Times New Roman" w:cs="Times New Roman"/>
+          <w:bCs/>
+          <w:sz w:val="24"/>
+          <w:szCs w:val="24"/>
+          <w:lang w:eastAsia="ko-KR"/>
+        </w:rPr>
+        <w:t>diubah</w:t>
+      </w:r>
+      <w:proofErr w:type="spellEnd"/>
+      <w:r>
+        <w:rPr>
+          <w:rFonts w:ascii="Times New Roman" w:hAnsi="Times New Roman" w:cs="Times New Roman"/>
+          <w:bCs/>
+          <w:sz w:val="24"/>
+          <w:szCs w:val="24"/>
+          <w:lang w:eastAsia="ko-KR"/>
+        </w:rPr>
+        <w:t xml:space="preserve"> </w:t>
+      </w:r>
+      <w:proofErr w:type="spellStart"/>
+      <w:r>
+        <w:rPr>
+          <w:rFonts w:ascii="Times New Roman" w:hAnsi="Times New Roman" w:cs="Times New Roman"/>
+          <w:bCs/>
+          <w:sz w:val="24"/>
+          <w:szCs w:val="24"/>
+          <w:lang w:eastAsia="ko-KR"/>
+        </w:rPr>
+        <w:t>menjadi</w:t>
+      </w:r>
+      <w:proofErr w:type="spellEnd"/>
+      <w:r>
+        <w:rPr>
+          <w:rFonts w:ascii="Times New Roman" w:hAnsi="Times New Roman" w:cs="Times New Roman"/>
+          <w:bCs/>
+          <w:sz w:val="24"/>
+          <w:szCs w:val="24"/>
+          <w:lang w:eastAsia="ko-KR"/>
+        </w:rPr>
+        <w:t xml:space="preserve"> </w:t>
+      </w:r>
+      <w:proofErr w:type="spellStart"/>
+      <w:r>
+        <w:rPr>
+          <w:rFonts w:ascii="Times New Roman" w:hAnsi="Times New Roman" w:cs="Times New Roman"/>
+          <w:bCs/>
+          <w:sz w:val="24"/>
+          <w:szCs w:val="24"/>
+          <w:lang w:eastAsia="ko-KR"/>
+        </w:rPr>
+        <w:t>angka</w:t>
+      </w:r>
+      <w:proofErr w:type="spellEnd"/>
+      <w:r>
+        <w:rPr>
+          <w:rFonts w:ascii="Times New Roman" w:hAnsi="Times New Roman" w:cs="Times New Roman"/>
+          <w:bCs/>
+          <w:sz w:val="24"/>
+          <w:szCs w:val="24"/>
+          <w:lang w:eastAsia="ko-KR"/>
+        </w:rPr>
+        <w:t xml:space="preserve"> </w:t>
+      </w:r>
+      <w:proofErr w:type="spellStart"/>
+      <w:r>
+        <w:rPr>
+          <w:rFonts w:ascii="Times New Roman" w:hAnsi="Times New Roman" w:cs="Times New Roman"/>
+          <w:bCs/>
+          <w:sz w:val="24"/>
+          <w:szCs w:val="24"/>
+          <w:lang w:eastAsia="ko-KR"/>
+        </w:rPr>
+        <w:t>atau</w:t>
+      </w:r>
+      <w:proofErr w:type="spellEnd"/>
+      <w:r>
+        <w:rPr>
+          <w:rFonts w:ascii="Times New Roman" w:hAnsi="Times New Roman" w:cs="Times New Roman"/>
+          <w:bCs/>
+          <w:sz w:val="24"/>
+          <w:szCs w:val="24"/>
+          <w:lang w:eastAsia="ko-KR"/>
+        </w:rPr>
+        <w:t xml:space="preserve"> </w:t>
+      </w:r>
+      <w:proofErr w:type="spellStart"/>
+      <w:proofErr w:type="gramStart"/>
+      <w:r>
+        <w:rPr>
+          <w:rFonts w:ascii="Times New Roman" w:hAnsi="Times New Roman" w:cs="Times New Roman"/>
+          <w:bCs/>
+          <w:sz w:val="24"/>
+          <w:szCs w:val="24"/>
+          <w:lang w:eastAsia="ko-KR"/>
+        </w:rPr>
+        <w:t>tidak</w:t>
+      </w:r>
+      <w:proofErr w:type="spellEnd"/>
+      <w:r>
+        <w:rPr>
+          <w:rFonts w:ascii="Times New Roman" w:hAnsi="Times New Roman" w:cs="Times New Roman"/>
+          <w:bCs/>
+          <w:sz w:val="24"/>
+          <w:szCs w:val="24"/>
+          <w:lang w:eastAsia="ko-KR"/>
+        </w:rPr>
+        <w:t xml:space="preserve">  </w:t>
+      </w:r>
+      <w:proofErr w:type="spellStart"/>
+      <w:r>
+        <w:rPr>
+          <w:rFonts w:ascii="Times New Roman" w:hAnsi="Times New Roman" w:cs="Times New Roman"/>
+          <w:bCs/>
+          <w:sz w:val="24"/>
+          <w:szCs w:val="24"/>
+          <w:lang w:eastAsia="ko-KR"/>
+        </w:rPr>
+        <w:t>dengan</w:t>
+      </w:r>
+      <w:proofErr w:type="spellEnd"/>
+      <w:proofErr w:type="gramEnd"/>
+      <w:r>
+        <w:rPr>
+          <w:rFonts w:ascii="Times New Roman" w:hAnsi="Times New Roman" w:cs="Times New Roman"/>
+          <w:bCs/>
+          <w:sz w:val="24"/>
+          <w:szCs w:val="24"/>
+          <w:lang w:eastAsia="ko-KR"/>
+        </w:rPr>
+        <w:t xml:space="preserve"> </w:t>
+      </w:r>
+      <w:proofErr w:type="spellStart"/>
+      <w:r>
+        <w:rPr>
+          <w:rFonts w:ascii="Times New Roman" w:hAnsi="Times New Roman" w:cs="Times New Roman"/>
+          <w:bCs/>
+          <w:sz w:val="24"/>
+          <w:szCs w:val="24"/>
+          <w:lang w:eastAsia="ko-KR"/>
+        </w:rPr>
+        <w:t>menggunakan</w:t>
+      </w:r>
+      <w:proofErr w:type="spellEnd"/>
+      <w:r>
+        <w:rPr>
+          <w:rFonts w:ascii="Times New Roman" w:hAnsi="Times New Roman" w:cs="Times New Roman"/>
+          <w:bCs/>
+          <w:sz w:val="24"/>
+          <w:szCs w:val="24"/>
+          <w:lang w:eastAsia="ko-KR"/>
+        </w:rPr>
+        <w:t xml:space="preserve"> method yang </w:t>
+      </w:r>
+      <w:proofErr w:type="spellStart"/>
+      <w:r>
+        <w:rPr>
+          <w:rFonts w:ascii="Times New Roman" w:hAnsi="Times New Roman" w:cs="Times New Roman"/>
+          <w:bCs/>
+          <w:sz w:val="24"/>
+          <w:szCs w:val="24"/>
+          <w:lang w:eastAsia="ko-KR"/>
+        </w:rPr>
+        <w:t>telah</w:t>
+      </w:r>
+      <w:proofErr w:type="spellEnd"/>
+      <w:r>
+        <w:rPr>
+          <w:rFonts w:ascii="Times New Roman" w:hAnsi="Times New Roman" w:cs="Times New Roman"/>
+          <w:bCs/>
+          <w:sz w:val="24"/>
+          <w:szCs w:val="24"/>
+          <w:lang w:eastAsia="ko-KR"/>
+        </w:rPr>
+        <w:t xml:space="preserve"> </w:t>
+      </w:r>
+      <w:proofErr w:type="spellStart"/>
+      <w:r>
+        <w:rPr>
+          <w:rFonts w:ascii="Times New Roman" w:hAnsi="Times New Roman" w:cs="Times New Roman"/>
+          <w:bCs/>
+          <w:sz w:val="24"/>
+          <w:szCs w:val="24"/>
+          <w:lang w:eastAsia="ko-KR"/>
+        </w:rPr>
+        <w:t>kita</w:t>
+      </w:r>
+      <w:proofErr w:type="spellEnd"/>
+      <w:r>
+        <w:rPr>
+          <w:rFonts w:ascii="Times New Roman" w:hAnsi="Times New Roman" w:cs="Times New Roman"/>
+          <w:bCs/>
+          <w:sz w:val="24"/>
+          <w:szCs w:val="24"/>
+          <w:lang w:eastAsia="ko-KR"/>
+        </w:rPr>
+        <w:t xml:space="preserve"> </w:t>
+      </w:r>
+      <w:proofErr w:type="spellStart"/>
+      <w:r>
+        <w:rPr>
+          <w:rFonts w:ascii="Times New Roman" w:hAnsi="Times New Roman" w:cs="Times New Roman"/>
+          <w:bCs/>
+          <w:sz w:val="24"/>
+          <w:szCs w:val="24"/>
+          <w:lang w:eastAsia="ko-KR"/>
+        </w:rPr>
+        <w:t>buat</w:t>
+      </w:r>
+      <w:proofErr w:type="spellEnd"/>
+      <w:r>
+        <w:rPr>
+          <w:rFonts w:ascii="Times New Roman" w:hAnsi="Times New Roman" w:cs="Times New Roman"/>
+          <w:bCs/>
+          <w:sz w:val="24"/>
+          <w:szCs w:val="24"/>
+          <w:lang w:eastAsia="ko-KR"/>
+        </w:rPr>
+        <w:t xml:space="preserve"> </w:t>
+      </w:r>
+      <w:proofErr w:type="spellStart"/>
+      <w:r>
+        <w:rPr>
+          <w:rFonts w:ascii="Times New Roman" w:hAnsi="Times New Roman" w:cs="Times New Roman"/>
+          <w:bCs/>
+          <w:sz w:val="24"/>
+          <w:szCs w:val="24"/>
+          <w:lang w:eastAsia="ko-KR"/>
+        </w:rPr>
+        <w:t>sebelumnya</w:t>
+      </w:r>
+      <w:proofErr w:type="spellEnd"/>
+      <w:r>
+        <w:rPr>
+          <w:rFonts w:ascii="Times New Roman" w:hAnsi="Times New Roman" w:cs="Times New Roman"/>
+          <w:bCs/>
+          <w:sz w:val="24"/>
+          <w:szCs w:val="24"/>
+          <w:lang w:eastAsia="ko-KR"/>
+        </w:rPr>
+        <w:t xml:space="preserve">. </w:t>
+      </w:r>
+      <w:proofErr w:type="spellStart"/>
+      <w:r>
+        <w:rPr>
+          <w:rFonts w:ascii="Times New Roman" w:hAnsi="Times New Roman" w:cs="Times New Roman"/>
+          <w:bCs/>
+          <w:sz w:val="24"/>
+          <w:szCs w:val="24"/>
+          <w:lang w:eastAsia="ko-KR"/>
+        </w:rPr>
+        <w:t>Setelah</w:t>
+      </w:r>
+      <w:proofErr w:type="spellEnd"/>
+      <w:r>
+        <w:rPr>
+          <w:rFonts w:ascii="Times New Roman" w:hAnsi="Times New Roman" w:cs="Times New Roman"/>
+          <w:bCs/>
+          <w:sz w:val="24"/>
+          <w:szCs w:val="24"/>
+          <w:lang w:eastAsia="ko-KR"/>
+        </w:rPr>
+        <w:t xml:space="preserve"> </w:t>
+      </w:r>
+      <w:proofErr w:type="spellStart"/>
+      <w:r>
+        <w:rPr>
+          <w:rFonts w:ascii="Times New Roman" w:hAnsi="Times New Roman" w:cs="Times New Roman"/>
+          <w:bCs/>
+          <w:sz w:val="24"/>
+          <w:szCs w:val="24"/>
+          <w:lang w:eastAsia="ko-KR"/>
+        </w:rPr>
+        <w:t>itu</w:t>
+      </w:r>
+      <w:proofErr w:type="spellEnd"/>
+      <w:r>
+        <w:rPr>
+          <w:rFonts w:ascii="Times New Roman" w:hAnsi="Times New Roman" w:cs="Times New Roman"/>
+          <w:bCs/>
+          <w:sz w:val="24"/>
+          <w:szCs w:val="24"/>
+          <w:lang w:eastAsia="ko-KR"/>
+        </w:rPr>
+        <w:t xml:space="preserve">, </w:t>
+      </w:r>
+      <w:proofErr w:type="spellStart"/>
+      <w:r>
+        <w:rPr>
+          <w:rFonts w:ascii="Times New Roman" w:hAnsi="Times New Roman" w:cs="Times New Roman"/>
+          <w:bCs/>
+          <w:sz w:val="24"/>
+          <w:szCs w:val="24"/>
+          <w:lang w:eastAsia="ko-KR"/>
+        </w:rPr>
+        <w:t>kalimat</w:t>
+      </w:r>
+      <w:proofErr w:type="spellEnd"/>
+      <w:r>
+        <w:rPr>
+          <w:rFonts w:ascii="Times New Roman" w:hAnsi="Times New Roman" w:cs="Times New Roman"/>
+          <w:bCs/>
+          <w:sz w:val="24"/>
+          <w:szCs w:val="24"/>
+          <w:lang w:eastAsia="ko-KR"/>
+        </w:rPr>
+        <w:t xml:space="preserve"> </w:t>
+      </w:r>
+      <w:proofErr w:type="spellStart"/>
+      <w:r>
+        <w:rPr>
+          <w:rFonts w:ascii="Times New Roman" w:hAnsi="Times New Roman" w:cs="Times New Roman"/>
+          <w:bCs/>
+          <w:sz w:val="24"/>
+          <w:szCs w:val="24"/>
+          <w:lang w:eastAsia="ko-KR"/>
+        </w:rPr>
+        <w:t>akan</w:t>
+      </w:r>
+      <w:proofErr w:type="spellEnd"/>
+      <w:r>
+        <w:rPr>
+          <w:rFonts w:ascii="Times New Roman" w:hAnsi="Times New Roman" w:cs="Times New Roman"/>
+          <w:bCs/>
+          <w:sz w:val="24"/>
+          <w:szCs w:val="24"/>
+          <w:lang w:eastAsia="ko-KR"/>
+        </w:rPr>
+        <w:t xml:space="preserve"> di proses dan </w:t>
+      </w:r>
+      <w:proofErr w:type="spellStart"/>
+      <w:r>
+        <w:rPr>
+          <w:rFonts w:ascii="Times New Roman" w:hAnsi="Times New Roman" w:cs="Times New Roman"/>
+          <w:bCs/>
+          <w:sz w:val="24"/>
+          <w:szCs w:val="24"/>
+          <w:lang w:eastAsia="ko-KR"/>
+        </w:rPr>
+        <w:t>jangan</w:t>
+      </w:r>
+      <w:proofErr w:type="spellEnd"/>
+      <w:r>
+        <w:rPr>
+          <w:rFonts w:ascii="Times New Roman" w:hAnsi="Times New Roman" w:cs="Times New Roman"/>
+          <w:bCs/>
+          <w:sz w:val="24"/>
+          <w:szCs w:val="24"/>
+          <w:lang w:eastAsia="ko-KR"/>
+        </w:rPr>
+        <w:t xml:space="preserve"> </w:t>
+      </w:r>
+      <w:proofErr w:type="spellStart"/>
+      <w:r>
+        <w:rPr>
+          <w:rFonts w:ascii="Times New Roman" w:hAnsi="Times New Roman" w:cs="Times New Roman"/>
+          <w:bCs/>
+          <w:sz w:val="24"/>
+          <w:szCs w:val="24"/>
+          <w:lang w:eastAsia="ko-KR"/>
+        </w:rPr>
+        <w:t>lupa</w:t>
+      </w:r>
+      <w:proofErr w:type="spellEnd"/>
+      <w:r>
+        <w:rPr>
+          <w:rFonts w:ascii="Times New Roman" w:hAnsi="Times New Roman" w:cs="Times New Roman"/>
+          <w:bCs/>
+          <w:sz w:val="24"/>
+          <w:szCs w:val="24"/>
+          <w:lang w:eastAsia="ko-KR"/>
+        </w:rPr>
+        <w:t xml:space="preserve"> </w:t>
+      </w:r>
+      <w:proofErr w:type="spellStart"/>
+      <w:r>
+        <w:rPr>
+          <w:rFonts w:ascii="Times New Roman" w:hAnsi="Times New Roman" w:cs="Times New Roman"/>
+          <w:bCs/>
+          <w:sz w:val="24"/>
+          <w:szCs w:val="24"/>
+          <w:lang w:eastAsia="ko-KR"/>
+        </w:rPr>
+        <w:t>untuk</w:t>
+      </w:r>
+      <w:proofErr w:type="spellEnd"/>
+      <w:r>
+        <w:rPr>
+          <w:rFonts w:ascii="Times New Roman" w:hAnsi="Times New Roman" w:cs="Times New Roman"/>
+          <w:bCs/>
+          <w:sz w:val="24"/>
+          <w:szCs w:val="24"/>
+          <w:lang w:eastAsia="ko-KR"/>
+        </w:rPr>
+        <w:t xml:space="preserve"> </w:t>
+      </w:r>
+      <w:proofErr w:type="spellStart"/>
+      <w:r>
+        <w:rPr>
+          <w:rFonts w:ascii="Times New Roman" w:hAnsi="Times New Roman" w:cs="Times New Roman"/>
+          <w:bCs/>
+          <w:sz w:val="24"/>
+          <w:szCs w:val="24"/>
+          <w:lang w:eastAsia="ko-KR"/>
+        </w:rPr>
+        <w:t>simpan</w:t>
+      </w:r>
+      <w:proofErr w:type="spellEnd"/>
+      <w:r>
+        <w:rPr>
+          <w:rFonts w:ascii="Times New Roman" w:hAnsi="Times New Roman" w:cs="Times New Roman"/>
+          <w:bCs/>
+          <w:sz w:val="24"/>
+          <w:szCs w:val="24"/>
+          <w:lang w:eastAsia="ko-KR"/>
+        </w:rPr>
+        <w:t xml:space="preserve"> method </w:t>
+      </w:r>
+      <w:proofErr w:type="spellStart"/>
+      <w:r>
+        <w:rPr>
+          <w:rFonts w:ascii="Times New Roman" w:hAnsi="Times New Roman" w:cs="Times New Roman"/>
+          <w:bCs/>
+          <w:sz w:val="24"/>
+          <w:szCs w:val="24"/>
+          <w:lang w:eastAsia="ko-KR"/>
+        </w:rPr>
+        <w:t>tersebut</w:t>
+      </w:r>
+      <w:proofErr w:type="spellEnd"/>
+      <w:r>
+        <w:rPr>
+          <w:rFonts w:ascii="Times New Roman" w:hAnsi="Times New Roman" w:cs="Times New Roman"/>
+          <w:bCs/>
+          <w:sz w:val="24"/>
+          <w:szCs w:val="24"/>
+          <w:lang w:eastAsia="ko-KR"/>
+        </w:rPr>
+        <w:t xml:space="preserve"> di </w:t>
+      </w:r>
+      <w:proofErr w:type="spellStart"/>
+      <w:r>
+        <w:rPr>
+          <w:rFonts w:ascii="Times New Roman" w:hAnsi="Times New Roman" w:cs="Times New Roman"/>
+          <w:bCs/>
+          <w:sz w:val="24"/>
+          <w:szCs w:val="24"/>
+          <w:lang w:eastAsia="ko-KR"/>
+        </w:rPr>
+        <w:t>dalam</w:t>
+      </w:r>
+      <w:proofErr w:type="spellEnd"/>
+      <w:r>
+        <w:rPr>
+          <w:rFonts w:ascii="Times New Roman" w:hAnsi="Times New Roman" w:cs="Times New Roman"/>
+          <w:bCs/>
+          <w:sz w:val="24"/>
+          <w:szCs w:val="24"/>
+          <w:lang w:eastAsia="ko-KR"/>
+        </w:rPr>
+        <w:t xml:space="preserve"> block try agar </w:t>
+      </w:r>
+      <w:proofErr w:type="spellStart"/>
+      <w:r>
+        <w:rPr>
+          <w:rFonts w:ascii="Times New Roman" w:hAnsi="Times New Roman" w:cs="Times New Roman"/>
+          <w:bCs/>
+          <w:sz w:val="24"/>
+          <w:szCs w:val="24"/>
+          <w:lang w:eastAsia="ko-KR"/>
+        </w:rPr>
+        <w:t>ketika</w:t>
+      </w:r>
+      <w:proofErr w:type="spellEnd"/>
+      <w:r>
+        <w:rPr>
+          <w:rFonts w:ascii="Times New Roman" w:hAnsi="Times New Roman" w:cs="Times New Roman"/>
+          <w:bCs/>
+          <w:sz w:val="24"/>
+          <w:szCs w:val="24"/>
+          <w:lang w:eastAsia="ko-KR"/>
+        </w:rPr>
+        <w:t xml:space="preserve"> </w:t>
+      </w:r>
+      <w:proofErr w:type="spellStart"/>
+      <w:r>
+        <w:rPr>
+          <w:rFonts w:ascii="Times New Roman" w:hAnsi="Times New Roman" w:cs="Times New Roman"/>
+          <w:bCs/>
+          <w:sz w:val="24"/>
+          <w:szCs w:val="24"/>
+          <w:lang w:eastAsia="ko-KR"/>
+        </w:rPr>
+        <w:t>terjadi</w:t>
+      </w:r>
+      <w:proofErr w:type="spellEnd"/>
+      <w:r>
+        <w:rPr>
+          <w:rFonts w:ascii="Times New Roman" w:hAnsi="Times New Roman" w:cs="Times New Roman"/>
+          <w:bCs/>
+          <w:sz w:val="24"/>
+          <w:szCs w:val="24"/>
+          <w:lang w:eastAsia="ko-KR"/>
+        </w:rPr>
+        <w:t xml:space="preserve"> error, </w:t>
+      </w:r>
+      <w:proofErr w:type="spellStart"/>
+      <w:r>
+        <w:rPr>
+          <w:rFonts w:ascii="Times New Roman" w:hAnsi="Times New Roman" w:cs="Times New Roman"/>
+          <w:bCs/>
+          <w:sz w:val="24"/>
+          <w:szCs w:val="24"/>
+          <w:lang w:eastAsia="ko-KR"/>
+        </w:rPr>
+        <w:t>maka</w:t>
+      </w:r>
+      <w:proofErr w:type="spellEnd"/>
+      <w:r>
+        <w:rPr>
+          <w:rFonts w:ascii="Times New Roman" w:hAnsi="Times New Roman" w:cs="Times New Roman"/>
+          <w:bCs/>
+          <w:sz w:val="24"/>
+          <w:szCs w:val="24"/>
+          <w:lang w:eastAsia="ko-KR"/>
+        </w:rPr>
+        <w:t xml:space="preserve"> catch </w:t>
+      </w:r>
+      <w:proofErr w:type="spellStart"/>
+      <w:r>
+        <w:rPr>
+          <w:rFonts w:ascii="Times New Roman" w:hAnsi="Times New Roman" w:cs="Times New Roman"/>
+          <w:bCs/>
+          <w:sz w:val="24"/>
+          <w:szCs w:val="24"/>
+          <w:lang w:eastAsia="ko-KR"/>
+        </w:rPr>
+        <w:t>dapat</w:t>
+      </w:r>
+      <w:proofErr w:type="spellEnd"/>
+      <w:r>
+        <w:rPr>
+          <w:rFonts w:ascii="Times New Roman" w:hAnsi="Times New Roman" w:cs="Times New Roman"/>
+          <w:bCs/>
+          <w:sz w:val="24"/>
+          <w:szCs w:val="24"/>
+          <w:lang w:eastAsia="ko-KR"/>
+        </w:rPr>
+        <w:t xml:space="preserve"> </w:t>
+      </w:r>
+      <w:proofErr w:type="spellStart"/>
+      <w:r>
+        <w:rPr>
+          <w:rFonts w:ascii="Times New Roman" w:hAnsi="Times New Roman" w:cs="Times New Roman"/>
+          <w:bCs/>
+          <w:sz w:val="24"/>
+          <w:szCs w:val="24"/>
+          <w:lang w:eastAsia="ko-KR"/>
+        </w:rPr>
+        <w:t>menangkap</w:t>
+      </w:r>
+      <w:proofErr w:type="spellEnd"/>
+      <w:r>
+        <w:rPr>
+          <w:rFonts w:ascii="Times New Roman" w:hAnsi="Times New Roman" w:cs="Times New Roman"/>
+          <w:bCs/>
+          <w:sz w:val="24"/>
+          <w:szCs w:val="24"/>
+          <w:lang w:eastAsia="ko-KR"/>
+        </w:rPr>
+        <w:t xml:space="preserve"> error </w:t>
+      </w:r>
+      <w:proofErr w:type="spellStart"/>
+      <w:r>
+        <w:rPr>
+          <w:rFonts w:ascii="Times New Roman" w:hAnsi="Times New Roman" w:cs="Times New Roman"/>
+          <w:bCs/>
+          <w:sz w:val="24"/>
+          <w:szCs w:val="24"/>
+          <w:lang w:eastAsia="ko-KR"/>
+        </w:rPr>
+        <w:t>tersebut</w:t>
+      </w:r>
+      <w:proofErr w:type="spellEnd"/>
+      <w:r>
+        <w:rPr>
+          <w:rFonts w:ascii="Times New Roman" w:hAnsi="Times New Roman" w:cs="Times New Roman"/>
+          <w:bCs/>
+          <w:sz w:val="24"/>
+          <w:szCs w:val="24"/>
+          <w:lang w:eastAsia="ko-KR"/>
+        </w:rPr>
+        <w:t xml:space="preserve"> dan </w:t>
+      </w:r>
+      <w:proofErr w:type="spellStart"/>
+      <w:r>
+        <w:rPr>
+          <w:rFonts w:ascii="Times New Roman" w:hAnsi="Times New Roman" w:cs="Times New Roman"/>
+          <w:bCs/>
+          <w:sz w:val="24"/>
+          <w:szCs w:val="24"/>
+          <w:lang w:eastAsia="ko-KR"/>
+        </w:rPr>
+        <w:t>pesan</w:t>
+      </w:r>
+      <w:proofErr w:type="spellEnd"/>
+      <w:r>
+        <w:rPr>
+          <w:rFonts w:ascii="Times New Roman" w:hAnsi="Times New Roman" w:cs="Times New Roman"/>
+          <w:bCs/>
+          <w:sz w:val="24"/>
+          <w:szCs w:val="24"/>
+          <w:lang w:eastAsia="ko-KR"/>
+        </w:rPr>
+        <w:t xml:space="preserve"> error </w:t>
+      </w:r>
+      <w:proofErr w:type="spellStart"/>
+      <w:r>
+        <w:rPr>
+          <w:rFonts w:ascii="Times New Roman" w:hAnsi="Times New Roman" w:cs="Times New Roman"/>
+          <w:bCs/>
+          <w:sz w:val="24"/>
+          <w:szCs w:val="24"/>
+          <w:lang w:eastAsia="ko-KR"/>
+        </w:rPr>
+        <w:t>dapat</w:t>
+      </w:r>
+      <w:proofErr w:type="spellEnd"/>
+      <w:r>
+        <w:rPr>
+          <w:rFonts w:ascii="Times New Roman" w:hAnsi="Times New Roman" w:cs="Times New Roman"/>
+          <w:bCs/>
+          <w:sz w:val="24"/>
+          <w:szCs w:val="24"/>
+          <w:lang w:eastAsia="ko-KR"/>
+        </w:rPr>
+        <w:t xml:space="preserve"> </w:t>
+      </w:r>
+      <w:proofErr w:type="spellStart"/>
+      <w:r>
+        <w:rPr>
+          <w:rFonts w:ascii="Times New Roman" w:hAnsi="Times New Roman" w:cs="Times New Roman"/>
+          <w:bCs/>
+          <w:sz w:val="24"/>
+          <w:szCs w:val="24"/>
+          <w:lang w:eastAsia="ko-KR"/>
+        </w:rPr>
+        <w:t>ditampilkan</w:t>
+      </w:r>
+      <w:proofErr w:type="spellEnd"/>
+      <w:r>
+        <w:rPr>
+          <w:rFonts w:ascii="Times New Roman" w:hAnsi="Times New Roman" w:cs="Times New Roman"/>
+          <w:bCs/>
+          <w:sz w:val="24"/>
+          <w:szCs w:val="24"/>
+          <w:lang w:eastAsia="ko-KR"/>
+        </w:rPr>
+        <w:t xml:space="preserve">. Tapi </w:t>
+      </w:r>
+      <w:proofErr w:type="spellStart"/>
+      <w:r>
+        <w:rPr>
+          <w:rFonts w:ascii="Times New Roman" w:hAnsi="Times New Roman" w:cs="Times New Roman"/>
+          <w:bCs/>
+          <w:sz w:val="24"/>
+          <w:szCs w:val="24"/>
+          <w:lang w:eastAsia="ko-KR"/>
+        </w:rPr>
+        <w:t>kalau</w:t>
+      </w:r>
+      <w:proofErr w:type="spellEnd"/>
+      <w:r>
+        <w:rPr>
+          <w:rFonts w:ascii="Times New Roman" w:hAnsi="Times New Roman" w:cs="Times New Roman"/>
+          <w:bCs/>
+          <w:sz w:val="24"/>
+          <w:szCs w:val="24"/>
+          <w:lang w:eastAsia="ko-KR"/>
+        </w:rPr>
+        <w:t xml:space="preserve"> gak error, </w:t>
+      </w:r>
+      <w:proofErr w:type="spellStart"/>
+      <w:r>
+        <w:rPr>
+          <w:rFonts w:ascii="Times New Roman" w:hAnsi="Times New Roman" w:cs="Times New Roman"/>
+          <w:bCs/>
+          <w:sz w:val="24"/>
+          <w:szCs w:val="24"/>
+          <w:lang w:eastAsia="ko-KR"/>
+        </w:rPr>
+        <w:t>yaa</w:t>
+      </w:r>
+      <w:proofErr w:type="spellEnd"/>
+      <w:r>
+        <w:rPr>
+          <w:rFonts w:ascii="Times New Roman" w:hAnsi="Times New Roman" w:cs="Times New Roman"/>
+          <w:bCs/>
+          <w:sz w:val="24"/>
+          <w:szCs w:val="24"/>
+          <w:lang w:eastAsia="ko-KR"/>
+        </w:rPr>
+        <w:t xml:space="preserve"> </w:t>
+      </w:r>
+      <w:proofErr w:type="spellStart"/>
+      <w:r>
+        <w:rPr>
+          <w:rFonts w:ascii="Times New Roman" w:hAnsi="Times New Roman" w:cs="Times New Roman"/>
+          <w:bCs/>
+          <w:sz w:val="24"/>
+          <w:szCs w:val="24"/>
+          <w:lang w:eastAsia="ko-KR"/>
+        </w:rPr>
+        <w:t>nanti</w:t>
+      </w:r>
+      <w:proofErr w:type="spellEnd"/>
+      <w:r>
+        <w:rPr>
+          <w:rFonts w:ascii="Times New Roman" w:hAnsi="Times New Roman" w:cs="Times New Roman"/>
+          <w:bCs/>
+          <w:sz w:val="24"/>
+          <w:szCs w:val="24"/>
+          <w:lang w:eastAsia="ko-KR"/>
+        </w:rPr>
+        <w:t xml:space="preserve"> </w:t>
+      </w:r>
+      <w:proofErr w:type="spellStart"/>
+      <w:r>
+        <w:rPr>
+          <w:rFonts w:ascii="Times New Roman" w:hAnsi="Times New Roman" w:cs="Times New Roman"/>
+          <w:bCs/>
+          <w:sz w:val="24"/>
+          <w:szCs w:val="24"/>
+          <w:lang w:eastAsia="ko-KR"/>
+        </w:rPr>
+        <w:t>angka</w:t>
+      </w:r>
+      <w:proofErr w:type="spellEnd"/>
+      <w:r>
+        <w:rPr>
+          <w:rFonts w:ascii="Times New Roman" w:hAnsi="Times New Roman" w:cs="Times New Roman"/>
+          <w:bCs/>
+          <w:sz w:val="24"/>
+          <w:szCs w:val="24"/>
+          <w:lang w:eastAsia="ko-KR"/>
+        </w:rPr>
+        <w:t xml:space="preserve"> </w:t>
+      </w:r>
+      <w:proofErr w:type="spellStart"/>
+      <w:r>
+        <w:rPr>
+          <w:rFonts w:ascii="Times New Roman" w:hAnsi="Times New Roman" w:cs="Times New Roman"/>
+          <w:bCs/>
+          <w:sz w:val="24"/>
+          <w:szCs w:val="24"/>
+          <w:lang w:eastAsia="ko-KR"/>
+        </w:rPr>
+        <w:t>bakalan</w:t>
+      </w:r>
+      <w:proofErr w:type="spellEnd"/>
+      <w:r>
+        <w:rPr>
+          <w:rFonts w:ascii="Times New Roman" w:hAnsi="Times New Roman" w:cs="Times New Roman"/>
+          <w:bCs/>
+          <w:sz w:val="24"/>
+          <w:szCs w:val="24"/>
+          <w:lang w:eastAsia="ko-KR"/>
+        </w:rPr>
+        <w:t xml:space="preserve"> </w:t>
+      </w:r>
+      <w:proofErr w:type="spellStart"/>
+      <w:r>
+        <w:rPr>
+          <w:rFonts w:ascii="Times New Roman" w:hAnsi="Times New Roman" w:cs="Times New Roman"/>
+          <w:bCs/>
+          <w:sz w:val="24"/>
+          <w:szCs w:val="24"/>
+          <w:lang w:eastAsia="ko-KR"/>
+        </w:rPr>
+        <w:t>keluar</w:t>
+      </w:r>
+      <w:proofErr w:type="spellEnd"/>
+      <w:r>
+        <w:rPr>
+          <w:rFonts w:ascii="Times New Roman" w:hAnsi="Times New Roman" w:cs="Times New Roman"/>
+          <w:bCs/>
+          <w:sz w:val="24"/>
+          <w:szCs w:val="24"/>
+          <w:lang w:eastAsia="ko-KR"/>
+        </w:rPr>
+        <w:t xml:space="preserve"> di terminal </w:t>
+      </w:r>
+      <w:proofErr w:type="spellStart"/>
+      <w:r>
+        <w:rPr>
+          <w:rFonts w:ascii="Times New Roman" w:hAnsi="Times New Roman" w:cs="Times New Roman"/>
+          <w:bCs/>
+          <w:sz w:val="24"/>
+          <w:szCs w:val="24"/>
+          <w:lang w:eastAsia="ko-KR"/>
+        </w:rPr>
+        <w:t>karena</w:t>
+      </w:r>
+      <w:proofErr w:type="spellEnd"/>
+      <w:r>
+        <w:rPr>
+          <w:rFonts w:ascii="Times New Roman" w:hAnsi="Times New Roman" w:cs="Times New Roman"/>
+          <w:bCs/>
+          <w:sz w:val="24"/>
+          <w:szCs w:val="24"/>
+          <w:lang w:eastAsia="ko-KR"/>
+        </w:rPr>
+        <w:t xml:space="preserve"> </w:t>
+      </w:r>
+      <w:proofErr w:type="spellStart"/>
+      <w:r>
+        <w:rPr>
+          <w:rFonts w:ascii="Times New Roman" w:hAnsi="Times New Roman" w:cs="Times New Roman"/>
+          <w:bCs/>
+          <w:sz w:val="24"/>
+          <w:szCs w:val="24"/>
+          <w:lang w:eastAsia="ko-KR"/>
+        </w:rPr>
+        <w:t>System.out.println</w:t>
+      </w:r>
+      <w:proofErr w:type="spellEnd"/>
+      <w:r>
+        <w:rPr>
+          <w:rFonts w:ascii="Times New Roman" w:hAnsi="Times New Roman" w:cs="Times New Roman"/>
+          <w:bCs/>
+          <w:sz w:val="24"/>
+          <w:szCs w:val="24"/>
+          <w:lang w:eastAsia="ko-KR"/>
+        </w:rPr>
+        <w:t xml:space="preserve"> </w:t>
+      </w:r>
+      <w:proofErr w:type="spellStart"/>
+      <w:r>
+        <w:rPr>
+          <w:rFonts w:ascii="Times New Roman" w:hAnsi="Times New Roman" w:cs="Times New Roman"/>
+          <w:bCs/>
+          <w:sz w:val="24"/>
+          <w:szCs w:val="24"/>
+          <w:lang w:eastAsia="ko-KR"/>
+        </w:rPr>
+        <w:t>berjalan</w:t>
+      </w:r>
+      <w:proofErr w:type="spellEnd"/>
+      <w:r>
+        <w:rPr>
+          <w:rFonts w:ascii="Times New Roman" w:hAnsi="Times New Roman" w:cs="Times New Roman"/>
+          <w:bCs/>
+          <w:sz w:val="24"/>
+          <w:szCs w:val="24"/>
+          <w:lang w:eastAsia="ko-KR"/>
+        </w:rPr>
+        <w:t xml:space="preserve"> </w:t>
+      </w:r>
+      <w:proofErr w:type="spellStart"/>
+      <w:r>
+        <w:rPr>
+          <w:rFonts w:ascii="Times New Roman" w:hAnsi="Times New Roman" w:cs="Times New Roman"/>
+          <w:bCs/>
+          <w:sz w:val="24"/>
+          <w:szCs w:val="24"/>
+          <w:lang w:eastAsia="ko-KR"/>
+        </w:rPr>
+        <w:t>dengan</w:t>
+      </w:r>
+      <w:proofErr w:type="spellEnd"/>
+      <w:r>
+        <w:rPr>
+          <w:rFonts w:ascii="Times New Roman" w:hAnsi="Times New Roman" w:cs="Times New Roman"/>
+          <w:bCs/>
+          <w:sz w:val="24"/>
+          <w:szCs w:val="24"/>
+          <w:lang w:eastAsia="ko-KR"/>
+        </w:rPr>
+        <w:t xml:space="preserve"> </w:t>
+      </w:r>
+      <w:proofErr w:type="spellStart"/>
+      <w:r>
+        <w:rPr>
+          <w:rFonts w:ascii="Times New Roman" w:hAnsi="Times New Roman" w:cs="Times New Roman"/>
+          <w:bCs/>
+          <w:sz w:val="24"/>
+          <w:szCs w:val="24"/>
+          <w:lang w:eastAsia="ko-KR"/>
+        </w:rPr>
+        <w:t>baik</w:t>
+      </w:r>
+      <w:proofErr w:type="spellEnd"/>
+      <w:r>
+        <w:rPr>
+          <w:rFonts w:ascii="Times New Roman" w:hAnsi="Times New Roman" w:cs="Times New Roman"/>
+          <w:bCs/>
+          <w:sz w:val="24"/>
+          <w:szCs w:val="24"/>
+          <w:lang w:eastAsia="ko-KR"/>
+        </w:rPr>
+        <w:t>.</w:t>
       </w:r>
     </w:p>
     <w:p>
@@ -1474,7 +7075,7 @@
         <w:spacing w:line="240" w:lineRule="auto"/>
         <w:jc w:val="both"/>
         <w:rPr>
-          <w:rFonts w:ascii="Times New Roman" w:hAnsi="Times New Roman" w:cs="Times New Roman" w:hint="eastAsia"/>
+          <w:rFonts w:ascii="Times New Roman" w:hAnsi="Times New Roman" w:cs="Times New Roman"/>
           <w:b/>
           <w:noProof/>
           <w:sz w:val="24"/>
